--- a/prime-hospitality/docs/handover/BACKUP_RECOVERY.docx
+++ b/prime-hospitality/docs/handover/BACKUP_RECOVERY.docx
@@ -1,13 +1,13 @@
 
 <file path=word/document.xml><?xml version="1.0" encoding="utf-8"?>
-<w:document xmlns:w="http://schemas.openxmlformats.org/wordprocessingml/2006/main" xmlns:m="http://schemas.openxmlformats.org/officeDocument/2006/math" xmlns:r="http://schemas.openxmlformats.org/officeDocument/2006/relationships" xmlns:o="urn:schemas-microsoft-com:office:office" xmlns:v="urn:schemas-microsoft-com:vml" xmlns:w10="urn:schemas-microsoft-com:office:word" xmlns:a="http://schemas.openxmlformats.org/drawingml/2006/main" xmlns:pic="http://schemas.openxmlformats.org/drawingml/2006/picture" xmlns:wp="http://schemas.openxmlformats.org/drawingml/2006/wordprocessingDrawing">
+<w:document xmlns:wpc="http://schemas.microsoft.com/office/word/2010/wordprocessingCanvas" xmlns:mc="http://schemas.openxmlformats.org/markup-compatibility/2006" xmlns:o="urn:schemas-microsoft-com:office:office" xmlns:r="http://schemas.openxmlformats.org/officeDocument/2006/relationships" xmlns:m="http://schemas.openxmlformats.org/officeDocument/2006/math" xmlns:v="urn:schemas-microsoft-com:vml" xmlns:wp14="http://schemas.microsoft.com/office/word/2010/wordprocessingDrawing" xmlns:wp="http://schemas.openxmlformats.org/drawingml/2006/wordprocessingDrawing" xmlns:w10="urn:schemas-microsoft-com:office:word" xmlns:w="http://schemas.openxmlformats.org/wordprocessingml/2006/main" xmlns:w14="http://schemas.microsoft.com/office/word/2010/wordml" xmlns:w15="http://schemas.microsoft.com/office/word/2012/wordml" xmlns:wpg="http://schemas.microsoft.com/office/word/2010/wordprocessingGroup" xmlns:wpi="http://schemas.microsoft.com/office/word/2010/wordprocessingInk" xmlns:wne="http://schemas.microsoft.com/office/word/2006/wordml" xmlns:wps="http://schemas.microsoft.com/office/word/2010/wordprocessingShape" mc:Ignorable="w14 w15 wp14">
   <w:body>
     <w:p>
       <w:pPr>
         <w:pStyle w:val="Title"/>
       </w:pPr>
       <w:r>
-        <w:t xml:space="preserve">JobsAddis — Backup &amp; Recovery Procedures</w:t>
+        <w:t>JobsAddis — Backup &amp; Recovery Procedures</w:t>
       </w:r>
     </w:p>
     <w:p>
@@ -15,7 +15,7 @@
         <w:pStyle w:val="Author"/>
       </w:pPr>
       <w:r>
-        <w:t xml:space="preserve">Prepared for Prime Hospitality Business Group P.L.C.</w:t>
+        <w:t>Prepared for Prime Hospitality Business Group P.L.C.</w:t>
       </w:r>
     </w:p>
     <w:p>
@@ -23,133 +23,759 @@
         <w:pStyle w:val="Date"/>
       </w:pPr>
       <w:r>
-        <w:t xml:space="preserve">28 July 2026</w:t>
+        <w:t>28 July 2026</w:t>
       </w:r>
     </w:p>
     <w:sdt>
       <w:sdtPr>
+        <w:rPr>
+          <w:rFonts w:asciiTheme="minorHAnsi" w:eastAsiaTheme="minorEastAsia" w:hAnsiTheme="minorHAnsi" w:cstheme="minorBidi"/>
+          <w:color w:val="auto"/>
+          <w:sz w:val="24"/>
+          <w:szCs w:val="24"/>
+        </w:rPr>
+        <w:id w:val="-1017921579"/>
         <w:docPartObj>
           <w:docPartGallery w:val="Table of Contents"/>
           <w:docPartUnique/>
         </w:docPartObj>
       </w:sdtPr>
+      <w:sdtEndPr/>
       <w:sdtContent>
         <w:p>
           <w:pPr>
             <w:pStyle w:val="TOCHeading"/>
           </w:pPr>
           <w:r>
-            <w:t xml:space="preserve">Table of Contents</w:t>
+            <w:t>Table of Contents</w:t>
           </w:r>
         </w:p>
         <w:p>
+          <w:pPr>
+            <w:pStyle w:val="TOC1"/>
+            <w:tabs>
+              <w:tab w:val="right" w:leader="dot" w:pos="9350"/>
+            </w:tabs>
+            <w:rPr>
+              <w:noProof/>
+            </w:rPr>
+          </w:pPr>
           <w:r>
-            <w:fldChar w:fldCharType="begin" w:dirty="true"/>
-            <w:instrText xml:space="preserve">TOC \o "1-2" \h \z \u</w:instrText>
+            <w:fldChar w:fldCharType="begin"/>
+          </w:r>
+          <w:r>
+            <w:instrText>TOC \o "1-2" \h \z \u</w:instrText>
+          </w:r>
+          <w:r>
             <w:fldChar w:fldCharType="separate"/>
+          </w:r>
+          <w:hyperlink w:anchor="_Toc236213869" w:history="1">
+            <w:r>
+              <w:rPr>
+                <w:rStyle w:val="Hyperlink"/>
+                <w:noProof/>
+              </w:rPr>
+              <w:t>Backup &amp; Recovery</w:t>
+            </w:r>
+            <w:r>
+              <w:rPr>
+                <w:noProof/>
+                <w:webHidden/>
+              </w:rPr>
+              <w:tab/>
+            </w:r>
+            <w:r>
+              <w:rPr>
+                <w:noProof/>
+                <w:webHidden/>
+              </w:rPr>
+              <w:fldChar w:fldCharType="begin"/>
+            </w:r>
+            <w:r>
+              <w:rPr>
+                <w:noProof/>
+                <w:webHidden/>
+              </w:rPr>
+              <w:instrText xml:space="preserve"> PAGEREF _Toc236213869 \h </w:instrText>
+            </w:r>
+            <w:r>
+              <w:rPr>
+                <w:noProof/>
+                <w:webHidden/>
+              </w:rPr>
+            </w:r>
+            <w:r>
+              <w:rPr>
+                <w:noProof/>
+                <w:webHidden/>
+              </w:rPr>
+              <w:fldChar w:fldCharType="separate"/>
+            </w:r>
+            <w:r>
+              <w:rPr>
+                <w:noProof/>
+                <w:webHidden/>
+              </w:rPr>
+              <w:t>1</w:t>
+            </w:r>
+            <w:r>
+              <w:rPr>
+                <w:noProof/>
+                <w:webHidden/>
+              </w:rPr>
+              <w:fldChar w:fldCharType="end"/>
+            </w:r>
+          </w:hyperlink>
+        </w:p>
+        <w:p>
+          <w:pPr>
+            <w:pStyle w:val="TOC2"/>
+            <w:tabs>
+              <w:tab w:val="right" w:leader="dot" w:pos="9350"/>
+            </w:tabs>
+            <w:rPr>
+              <w:noProof/>
+            </w:rPr>
+          </w:pPr>
+          <w:hyperlink w:anchor="_Toc236213870" w:history="1">
+            <w:r>
+              <w:rPr>
+                <w:rStyle w:val="Hyperlink"/>
+                <w:rFonts w:ascii="Segoe UI Symbol" w:hAnsi="Segoe UI Symbol" w:cs="Segoe UI Symbol"/>
+                <w:noProof/>
+              </w:rPr>
+              <w:t>⚠</w:t>
+            </w:r>
+            <w:r>
+              <w:rPr>
+                <w:rStyle w:val="Hyperlink"/>
+                <w:noProof/>
+              </w:rPr>
+              <w:t>Read this first: what the current plan does and does not give you</w:t>
+            </w:r>
+            <w:r>
+              <w:rPr>
+                <w:noProof/>
+                <w:webHidden/>
+              </w:rPr>
+              <w:tab/>
+            </w:r>
+            <w:r>
+              <w:rPr>
+                <w:noProof/>
+                <w:webHidden/>
+              </w:rPr>
+              <w:fldChar w:fldCharType="begin"/>
+            </w:r>
+            <w:r>
+              <w:rPr>
+                <w:noProof/>
+                <w:webHidden/>
+              </w:rPr>
+              <w:instrText xml:space="preserve"> PAGEREF _Toc236213870 \h </w:instrText>
+            </w:r>
+            <w:r>
+              <w:rPr>
+                <w:noProof/>
+                <w:webHidden/>
+              </w:rPr>
+            </w:r>
+            <w:r>
+              <w:rPr>
+                <w:noProof/>
+                <w:webHidden/>
+              </w:rPr>
+              <w:fldChar w:fldCharType="separate"/>
+            </w:r>
+            <w:r>
+              <w:rPr>
+                <w:noProof/>
+                <w:webHidden/>
+              </w:rPr>
+              <w:t>1</w:t>
+            </w:r>
+            <w:r>
+              <w:rPr>
+                <w:noProof/>
+                <w:webHidden/>
+              </w:rPr>
+              <w:fldChar w:fldCharType="end"/>
+            </w:r>
+          </w:hyperlink>
+        </w:p>
+        <w:p>
+          <w:pPr>
+            <w:pStyle w:val="TOC2"/>
+            <w:tabs>
+              <w:tab w:val="right" w:leader="dot" w:pos="9350"/>
+            </w:tabs>
+            <w:rPr>
+              <w:noProof/>
+            </w:rPr>
+          </w:pPr>
+          <w:hyperlink w:anchor="_Toc236213871" w:history="1">
+            <w:r>
+              <w:rPr>
+                <w:rStyle w:val="Hyperlink"/>
+                <w:noProof/>
+              </w:rPr>
+              <w:t>What gets backed up, and where</w:t>
+            </w:r>
+            <w:r>
+              <w:rPr>
+                <w:noProof/>
+                <w:webHidden/>
+              </w:rPr>
+              <w:tab/>
+            </w:r>
+            <w:r>
+              <w:rPr>
+                <w:noProof/>
+                <w:webHidden/>
+              </w:rPr>
+              <w:fldChar w:fldCharType="begin"/>
+            </w:r>
+            <w:r>
+              <w:rPr>
+                <w:noProof/>
+                <w:webHidden/>
+              </w:rPr>
+              <w:instrText xml:space="preserve"> PAGEREF _Toc236213871 \h </w:instrText>
+            </w:r>
+            <w:r>
+              <w:rPr>
+                <w:noProof/>
+                <w:webHidden/>
+              </w:rPr>
+            </w:r>
+            <w:r>
+              <w:rPr>
+                <w:noProof/>
+                <w:webHidden/>
+              </w:rPr>
+              <w:fldChar w:fldCharType="separate"/>
+            </w:r>
+            <w:r>
+              <w:rPr>
+                <w:noProof/>
+                <w:webHidden/>
+              </w:rPr>
+              <w:t>2</w:t>
+            </w:r>
+            <w:r>
+              <w:rPr>
+                <w:noProof/>
+                <w:webHidden/>
+              </w:rPr>
+              <w:fldChar w:fldCharType="end"/>
+            </w:r>
+          </w:hyperlink>
+        </w:p>
+        <w:p>
+          <w:pPr>
+            <w:pStyle w:val="TOC2"/>
+            <w:tabs>
+              <w:tab w:val="right" w:leader="dot" w:pos="9350"/>
+            </w:tabs>
+            <w:rPr>
+              <w:noProof/>
+            </w:rPr>
+          </w:pPr>
+          <w:hyperlink w:anchor="_Toc236213872" w:history="1">
+            <w:r>
+              <w:rPr>
+                <w:rStyle w:val="Hyperlink"/>
+                <w:noProof/>
+              </w:rPr>
+              <w:t>Automated nightly backup</w:t>
+            </w:r>
+            <w:r>
+              <w:rPr>
+                <w:noProof/>
+                <w:webHidden/>
+              </w:rPr>
+              <w:tab/>
+            </w:r>
+            <w:r>
+              <w:rPr>
+                <w:noProof/>
+                <w:webHidden/>
+              </w:rPr>
+              <w:fldChar w:fldCharType="begin"/>
+            </w:r>
+            <w:r>
+              <w:rPr>
+                <w:noProof/>
+                <w:webHidden/>
+              </w:rPr>
+              <w:instrText xml:space="preserve"> PAGEREF _Toc236213872 \h </w:instrText>
+            </w:r>
+            <w:r>
+              <w:rPr>
+                <w:noProof/>
+                <w:webHidden/>
+              </w:rPr>
+            </w:r>
+            <w:r>
+              <w:rPr>
+                <w:noProof/>
+                <w:webHidden/>
+              </w:rPr>
+              <w:fldChar w:fldCharType="separate"/>
+            </w:r>
+            <w:r>
+              <w:rPr>
+                <w:noProof/>
+                <w:webHidden/>
+              </w:rPr>
+              <w:t>2</w:t>
+            </w:r>
+            <w:r>
+              <w:rPr>
+                <w:noProof/>
+                <w:webHidden/>
+              </w:rPr>
+              <w:fldChar w:fldCharType="end"/>
+            </w:r>
+          </w:hyperlink>
+          <w:bookmarkStart w:id="0" w:name="_GoBack"/>
+          <w:bookmarkEnd w:id="0"/>
+        </w:p>
+        <w:p>
+          <w:pPr>
+            <w:pStyle w:val="TOC2"/>
+            <w:tabs>
+              <w:tab w:val="right" w:leader="dot" w:pos="9350"/>
+            </w:tabs>
+            <w:rPr>
+              <w:noProof/>
+            </w:rPr>
+          </w:pPr>
+          <w:hyperlink w:anchor="_Toc236213873" w:history="1">
+            <w:r>
+              <w:rPr>
+                <w:rStyle w:val="Hyperlink"/>
+                <w:noProof/>
+              </w:rPr>
+              <w:t>Manual export</w:t>
+            </w:r>
+            <w:r>
+              <w:rPr>
+                <w:noProof/>
+                <w:webHidden/>
+              </w:rPr>
+              <w:tab/>
+            </w:r>
+            <w:r>
+              <w:rPr>
+                <w:noProof/>
+                <w:webHidden/>
+              </w:rPr>
+              <w:fldChar w:fldCharType="begin"/>
+            </w:r>
+            <w:r>
+              <w:rPr>
+                <w:noProof/>
+                <w:webHidden/>
+              </w:rPr>
+              <w:instrText xml:space="preserve"> PAGEREF _Toc236213873 \h </w:instrText>
+            </w:r>
+            <w:r>
+              <w:rPr>
+                <w:noProof/>
+                <w:webHidden/>
+              </w:rPr>
+            </w:r>
+            <w:r>
+              <w:rPr>
+                <w:noProof/>
+                <w:webHidden/>
+              </w:rPr>
+              <w:fldChar w:fldCharType="separate"/>
+            </w:r>
+            <w:r>
+              <w:rPr>
+                <w:noProof/>
+                <w:webHidden/>
+              </w:rPr>
+              <w:t>3</w:t>
+            </w:r>
+            <w:r>
+              <w:rPr>
+                <w:noProof/>
+                <w:webHidden/>
+              </w:rPr>
+              <w:fldChar w:fldCharType="end"/>
+            </w:r>
+          </w:hyperlink>
+        </w:p>
+        <w:p>
+          <w:pPr>
+            <w:pStyle w:val="TOC2"/>
+            <w:tabs>
+              <w:tab w:val="right" w:leader="dot" w:pos="9350"/>
+            </w:tabs>
+            <w:rPr>
+              <w:noProof/>
+            </w:rPr>
+          </w:pPr>
+          <w:hyperlink w:anchor="_Toc236213874" w:history="1">
+            <w:r>
+              <w:rPr>
+                <w:rStyle w:val="Hyperlink"/>
+                <w:noProof/>
+              </w:rPr>
+              <w:t>Restoring</w:t>
+            </w:r>
+            <w:r>
+              <w:rPr>
+                <w:noProof/>
+                <w:webHidden/>
+              </w:rPr>
+              <w:tab/>
+            </w:r>
+            <w:r>
+              <w:rPr>
+                <w:noProof/>
+                <w:webHidden/>
+              </w:rPr>
+              <w:fldChar w:fldCharType="begin"/>
+            </w:r>
+            <w:r>
+              <w:rPr>
+                <w:noProof/>
+                <w:webHidden/>
+              </w:rPr>
+              <w:instrText xml:space="preserve"> PAGEREF _Toc236213874 \h </w:instrText>
+            </w:r>
+            <w:r>
+              <w:rPr>
+                <w:noProof/>
+                <w:webHidden/>
+              </w:rPr>
+            </w:r>
+            <w:r>
+              <w:rPr>
+                <w:noProof/>
+                <w:webHidden/>
+              </w:rPr>
+              <w:fldChar w:fldCharType="separate"/>
+            </w:r>
+            <w:r>
+              <w:rPr>
+                <w:noProof/>
+                <w:webHidden/>
+              </w:rPr>
+              <w:t>3</w:t>
+            </w:r>
+            <w:r>
+              <w:rPr>
+                <w:noProof/>
+                <w:webHidden/>
+              </w:rPr>
+              <w:fldChar w:fldCharType="end"/>
+            </w:r>
+          </w:hyperlink>
+        </w:p>
+        <w:p>
+          <w:pPr>
+            <w:pStyle w:val="TOC2"/>
+            <w:tabs>
+              <w:tab w:val="right" w:leader="dot" w:pos="9350"/>
+            </w:tabs>
+            <w:rPr>
+              <w:noProof/>
+            </w:rPr>
+          </w:pPr>
+          <w:hyperlink w:anchor="_Toc236213875" w:history="1">
+            <w:r>
+              <w:rPr>
+                <w:rStyle w:val="Hyperlink"/>
+                <w:noProof/>
+              </w:rPr>
+              <w:t>Credentials are not backed up</w:t>
+            </w:r>
+            <w:r>
+              <w:rPr>
+                <w:noProof/>
+                <w:webHidden/>
+              </w:rPr>
+              <w:tab/>
+            </w:r>
+            <w:r>
+              <w:rPr>
+                <w:noProof/>
+                <w:webHidden/>
+              </w:rPr>
+              <w:fldChar w:fldCharType="begin"/>
+            </w:r>
+            <w:r>
+              <w:rPr>
+                <w:noProof/>
+                <w:webHidden/>
+              </w:rPr>
+              <w:instrText xml:space="preserve"> PAGEREF _Toc236213875 \h </w:instrText>
+            </w:r>
+            <w:r>
+              <w:rPr>
+                <w:noProof/>
+                <w:webHidden/>
+              </w:rPr>
+            </w:r>
+            <w:r>
+              <w:rPr>
+                <w:noProof/>
+                <w:webHidden/>
+              </w:rPr>
+              <w:fldChar w:fldCharType="separate"/>
+            </w:r>
+            <w:r>
+              <w:rPr>
+                <w:noProof/>
+                <w:webHidden/>
+              </w:rPr>
+              <w:t>4</w:t>
+            </w:r>
+            <w:r>
+              <w:rPr>
+                <w:noProof/>
+                <w:webHidden/>
+              </w:rPr>
+              <w:fldChar w:fldCharType="end"/>
+            </w:r>
+          </w:hyperlink>
+        </w:p>
+        <w:p>
+          <w:pPr>
+            <w:pStyle w:val="TOC2"/>
+            <w:tabs>
+              <w:tab w:val="right" w:leader="dot" w:pos="9350"/>
+            </w:tabs>
+            <w:rPr>
+              <w:noProof/>
+            </w:rPr>
+          </w:pPr>
+          <w:hyperlink w:anchor="_Toc236213876" w:history="1">
+            <w:r>
+              <w:rPr>
+                <w:rStyle w:val="Hyperlink"/>
+                <w:noProof/>
+              </w:rPr>
+              <w:t>Data protection already in place</w:t>
+            </w:r>
+            <w:r>
+              <w:rPr>
+                <w:noProof/>
+                <w:webHidden/>
+              </w:rPr>
+              <w:tab/>
+            </w:r>
+            <w:r>
+              <w:rPr>
+                <w:noProof/>
+                <w:webHidden/>
+              </w:rPr>
+              <w:fldChar w:fldCharType="begin"/>
+            </w:r>
+            <w:r>
+              <w:rPr>
+                <w:noProof/>
+                <w:webHidden/>
+              </w:rPr>
+              <w:instrText xml:space="preserve"> PAGEREF _Toc236213876 \h </w:instrText>
+            </w:r>
+            <w:r>
+              <w:rPr>
+                <w:noProof/>
+                <w:webHidden/>
+              </w:rPr>
+            </w:r>
+            <w:r>
+              <w:rPr>
+                <w:noProof/>
+                <w:webHidden/>
+              </w:rPr>
+              <w:fldChar w:fldCharType="separate"/>
+            </w:r>
+            <w:r>
+              <w:rPr>
+                <w:noProof/>
+                <w:webHidden/>
+              </w:rPr>
+              <w:t>4</w:t>
+            </w:r>
+            <w:r>
+              <w:rPr>
+                <w:noProof/>
+                <w:webHidden/>
+              </w:rPr>
+              <w:fldChar w:fldCharType="end"/>
+            </w:r>
+          </w:hyperlink>
+        </w:p>
+        <w:p>
+          <w:pPr>
+            <w:pStyle w:val="TOC2"/>
+            <w:tabs>
+              <w:tab w:val="right" w:leader="dot" w:pos="9350"/>
+            </w:tabs>
+            <w:rPr>
+              <w:noProof/>
+            </w:rPr>
+          </w:pPr>
+          <w:hyperlink w:anchor="_Toc236213877" w:history="1">
+            <w:r>
+              <w:rPr>
+                <w:rStyle w:val="Hyperlink"/>
+                <w:noProof/>
+              </w:rPr>
+              <w:t>Recommended cadence</w:t>
+            </w:r>
+            <w:r>
+              <w:rPr>
+                <w:noProof/>
+                <w:webHidden/>
+              </w:rPr>
+              <w:tab/>
+            </w:r>
+            <w:r>
+              <w:rPr>
+                <w:noProof/>
+                <w:webHidden/>
+              </w:rPr>
+              <w:fldChar w:fldCharType="begin"/>
+            </w:r>
+            <w:r>
+              <w:rPr>
+                <w:noProof/>
+                <w:webHidden/>
+              </w:rPr>
+              <w:instrText xml:space="preserve"> PAGEREF _Toc236213877 \h </w:instrText>
+            </w:r>
+            <w:r>
+              <w:rPr>
+                <w:noProof/>
+                <w:webHidden/>
+              </w:rPr>
+            </w:r>
+            <w:r>
+              <w:rPr>
+                <w:noProof/>
+                <w:webHidden/>
+              </w:rPr>
+              <w:fldChar w:fldCharType="separate"/>
+            </w:r>
+            <w:r>
+              <w:rPr>
+                <w:noProof/>
+                <w:webHidden/>
+              </w:rPr>
+              <w:t>4</w:t>
+            </w:r>
+            <w:r>
+              <w:rPr>
+                <w:noProof/>
+                <w:webHidden/>
+              </w:rPr>
+              <w:fldChar w:fldCharType="end"/>
+            </w:r>
+          </w:hyperlink>
+        </w:p>
+        <w:p>
+          <w:r>
             <w:fldChar w:fldCharType="end"/>
           </w:r>
         </w:p>
       </w:sdtContent>
     </w:sdt>
-    <w:bookmarkStart w:id="22" w:name="backup--recovery"/>
     <w:p>
       <w:pPr>
         <w:pStyle w:val="Heading1"/>
       </w:pPr>
-      <w:r>
-        <w:t xml:space="preserve">Backup &amp; Recovery</w:t>
-      </w:r>
+      <w:bookmarkStart w:id="1" w:name="backup--recovery"/>
+      <w:bookmarkStart w:id="2" w:name="_Toc236213869"/>
+      <w:r>
+        <w:t>Backup &amp; Recovery</w:t>
+      </w:r>
+      <w:bookmarkEnd w:id="2"/>
     </w:p>
     <w:p>
       <w:pPr>
         <w:pStyle w:val="FirstParagraph"/>
       </w:pPr>
       <w:r>
-        <w:t xml:space="preserve">Delivered under Agreement §17.E (</w:t>
+        <w:t>Delivered under Agreement §17.E (</w:t>
       </w:r>
       <w:r>
         <w:rPr>
           <w:i/>
           <w:iCs/>
         </w:rPr>
-        <w:t xml:space="preserve">Backup functionality and data protection measures</w:t>
-      </w:r>
-      <w:r>
-        <w:t xml:space="preserve">)</w:t>
-      </w:r>
-      <w:r>
-        <w:t xml:space="preserve"> </w:t>
-      </w:r>
-      <w:r>
-        <w:t xml:space="preserve">and §17.F (</w:t>
+        <w:t>Backup functionality and data protection measures</w:t>
+      </w:r>
+      <w:r>
+        <w:t xml:space="preserve">) </w:t>
+      </w:r>
+      <w:r>
+        <w:t>and §17.F (</w:t>
       </w:r>
       <w:r>
         <w:rPr>
           <w:i/>
           <w:iCs/>
         </w:rPr>
-        <w:t xml:space="preserve">User guide and backup and recovery procedures</w:t>
-      </w:r>
-      <w:r>
-        <w:t xml:space="preserve">).</w:t>
-      </w:r>
-    </w:p>
-    <w:bookmarkStart w:id="9" w:name="X29a5fa83e9171d56e86441bee68aa0012359707"/>
+        <w:t>User guide and backup and recovery procedures</w:t>
+      </w:r>
+      <w:r>
+        <w:t>).</w:t>
+      </w:r>
+    </w:p>
     <w:p>
       <w:pPr>
         <w:pStyle w:val="Heading2"/>
       </w:pPr>
-      <w:r>
-        <w:t xml:space="preserve">⚠️ Read this first: what the current plan does and does not give you</w:t>
-      </w:r>
+      <w:bookmarkStart w:id="3" w:name="X29a5fa83e9171d56e86441bee68aa0012359707"/>
+      <w:bookmarkStart w:id="4" w:name="_Toc236213870"/>
+      <w:r>
+        <w:t>⚠</w:t>
+      </w:r>
+      <w:r>
+        <w:t>️</w:t>
+      </w:r>
+      <w:r>
+        <w:t xml:space="preserve"> Read this first: what the current plan does and does not give you</w:t>
+      </w:r>
+      <w:bookmarkEnd w:id="4"/>
     </w:p>
     <w:p>
       <w:pPr>
         <w:pStyle w:val="FirstParagraph"/>
       </w:pPr>
       <w:r>
-        <w:t xml:space="preserve">This project runs on the</w:t>
-      </w:r>
-      <w:r>
-        <w:t xml:space="preserve"> </w:t>
+        <w:t xml:space="preserve">This project runs on the </w:t>
       </w:r>
       <w:r>
         <w:rPr>
           <w:b/>
           <w:bCs/>
         </w:rPr>
-        <w:t xml:space="preserve">Supabase Free plan</w:t>
-      </w:r>
-      <w:r>
-        <w:t xml:space="preserve">, which includes</w:t>
-      </w:r>
-      <w:r>
-        <w:t xml:space="preserve"> </w:t>
+        <w:t>Supabase Free plan</w:t>
+      </w:r>
+      <w:r>
+        <w:t xml:space="preserve">, which includes </w:t>
       </w:r>
       <w:r>
         <w:rPr>
           <w:b/>
           <w:bCs/>
         </w:rPr>
-        <w:t xml:space="preserve">no automated database</w:t>
-      </w:r>
-      <w:r>
-        <w:rPr>
-          <w:b/>
-          <w:bCs/>
-        </w:rPr>
-        <w:t xml:space="preserve"> </w:t>
-      </w:r>
-      <w:r>
-        <w:rPr>
-          <w:b/>
-          <w:bCs/>
-        </w:rPr>
-        <w:t xml:space="preserve">backups and no Point-in-Time Recovery</w:t>
-      </w:r>
-      <w:r>
-        <w:t xml:space="preserve">. There is no platform snapshot to restore from.</w:t>
+        <w:t>no automated database backups and no Point-in-Time Recovery</w:t>
+      </w:r>
+      <w:r>
+        <w:t>. There i</w:t>
+      </w:r>
+      <w:r>
+        <w:t>s no platform snapshot to restore from.</w:t>
       </w:r>
     </w:p>
     <w:p>
@@ -157,7 +783,7 @@
         <w:pStyle w:val="BodyText"/>
       </w:pPr>
       <w:r>
-        <w:t xml:space="preserve">That means:</w:t>
+        <w:t>That means:</w:t>
       </w:r>
     </w:p>
     <w:p>
@@ -165,35 +791,18 @@
         <w:pStyle w:val="Compact"/>
         <w:numPr>
           <w:ilvl w:val="0"/>
-          <w:numId w:val="1001"/>
+          <w:numId w:val="2"/>
         </w:numPr>
       </w:pPr>
       <w:r>
-        <w:t xml:space="preserve">If the database is lost, corrupted, or someone deletes the wrong record,</w:t>
-      </w:r>
-      <w:r>
-        <w:t xml:space="preserve"> </w:t>
+        <w:t xml:space="preserve">If the database is lost, corrupted, or someone deletes the wrong record, </w:t>
       </w:r>
       <w:r>
         <w:rPr>
           <w:b/>
           <w:bCs/>
         </w:rPr>
-        <w:t xml:space="preserve">Supabase</w:t>
-      </w:r>
-      <w:r>
-        <w:rPr>
-          <w:b/>
-          <w:bCs/>
-        </w:rPr>
-        <w:t xml:space="preserve"> </w:t>
-      </w:r>
-      <w:r>
-        <w:rPr>
-          <w:b/>
-          <w:bCs/>
-        </w:rPr>
-        <w:t xml:space="preserve">cannot recover it for you.</w:t>
+        <w:t>Supabase cannot recover it for you.</w:t>
       </w:r>
     </w:p>
     <w:p>
@@ -201,11 +810,11 @@
         <w:pStyle w:val="Compact"/>
         <w:numPr>
           <w:ilvl w:val="0"/>
-          <w:numId w:val="1001"/>
+          <w:numId w:val="2"/>
         </w:numPr>
       </w:pPr>
       <w:r>
-        <w:t xml:space="preserve">The only recoverable copy is the off-platform backup described below.</w:t>
+        <w:t>The only recoverable copy is the off-platform backup described below.</w:t>
       </w:r>
     </w:p>
     <w:p>
@@ -213,171 +822,172 @@
         <w:pStyle w:val="Compact"/>
         <w:numPr>
           <w:ilvl w:val="0"/>
-          <w:numId w:val="1001"/>
+          <w:numId w:val="2"/>
         </w:numPr>
       </w:pPr>
       <w:r>
-        <w:t xml:space="preserve">Free projects are also</w:t>
-      </w:r>
-      <w:r>
-        <w:t xml:space="preserve"> </w:t>
+        <w:t xml:space="preserve">Free projects are also </w:t>
       </w:r>
       <w:r>
         <w:rPr>
           <w:b/>
           <w:bCs/>
         </w:rPr>
-        <w:t xml:space="preserve">paused after 7 days without activity</w:t>
-      </w:r>
-      <w:r>
-        <w:t xml:space="preserve">, which takes the app</w:t>
-      </w:r>
-      <w:r>
-        <w:t xml:space="preserve"> </w:t>
-      </w:r>
-      <w:r>
-        <w:t xml:space="preserve">offline until someone resumes them from the dashboard.</w:t>
-      </w:r>
-    </w:p>
-    <w:p>
-      <w:pPr>
-        <w:pStyle w:val="FirstParagraph"/>
-      </w:pPr>
-      <w:r>
-        <w:t xml:space="preserve">Upgrading to</w:t>
-      </w:r>
-      <w:r>
-        <w:t xml:space="preserve"> </w:t>
+        <w:t>pa</w:t>
       </w:r>
       <w:r>
         <w:rPr>
           <w:b/>
           <w:bCs/>
         </w:rPr>
-        <w:t xml:space="preserve">Pro (~$25/month)</w:t>
-      </w:r>
-      <w:r>
-        <w:t xml:space="preserve"> </w:t>
-      </w:r>
-      <w:r>
-        <w:t xml:space="preserve">adds daily backups with 7-day retention, removes the</w:t>
-      </w:r>
-      <w:r>
-        <w:t xml:space="preserve"> </w:t>
-      </w:r>
-      <w:r>
-        <w:t xml:space="preserve">inactivity pause, and makes PITR available as an add-on. For a live system holding</w:t>
-      </w:r>
-      <w:r>
-        <w:t xml:space="preserve"> </w:t>
-      </w:r>
-      <w:r>
-        <w:t xml:space="preserve">applicant CVs and personal data this is strongly recommended, but the procedures below</w:t>
-      </w:r>
-      <w:r>
-        <w:t xml:space="preserve"> </w:t>
-      </w:r>
-      <w:r>
-        <w:t xml:space="preserve">are written to work without it.</w:t>
-      </w:r>
-    </w:p>
-    <w:bookmarkEnd w:id="9"/>
-    <w:bookmarkStart w:id="10" w:name="what-gets-backed-up-and-where"/>
+        <w:t>used after 7 days without activity</w:t>
+      </w:r>
+      <w:r>
+        <w:t>, which takes the app offline until someone resumes them from the dashboard.</w:t>
+      </w:r>
+    </w:p>
+    <w:p>
+      <w:pPr>
+        <w:pStyle w:val="FirstParagraph"/>
+      </w:pPr>
+      <w:r>
+        <w:t xml:space="preserve">Upgrading to </w:t>
+      </w:r>
+      <w:r>
+        <w:rPr>
+          <w:b/>
+          <w:bCs/>
+        </w:rPr>
+        <w:t>Pro (~$25/month)</w:t>
+      </w:r>
+      <w:r>
+        <w:t xml:space="preserve"> adds daily backups with 7-day retention, removes the inactivity pause, and makes PITR available as an add-on. For a</w:t>
+      </w:r>
+      <w:r>
+        <w:t xml:space="preserve"> live system holding </w:t>
+      </w:r>
+      <w:r>
+        <w:lastRenderedPageBreak/>
+        <w:t>applicant CVs and personal data this is strongly recommended, but the procedures below are written to work without it.</w:t>
+      </w:r>
+    </w:p>
     <w:p>
       <w:pPr>
         <w:pStyle w:val="Heading2"/>
       </w:pPr>
-      <w:r>
-        <w:t xml:space="preserve">What gets backed up, and where</w:t>
-      </w:r>
+      <w:bookmarkStart w:id="5" w:name="what-gets-backed-up-and-where"/>
+      <w:bookmarkStart w:id="6" w:name="_Toc236213871"/>
+      <w:bookmarkEnd w:id="3"/>
+      <w:r>
+        <w:t>What gets backed up, and where</w:t>
+      </w:r>
+      <w:bookmarkEnd w:id="6"/>
     </w:p>
     <w:tbl>
       <w:tblPr>
         <w:tblStyle w:val="Table"/>
-        <w:tblW w:type="auto" w:w="0"/>
-        <w:tblLook w:firstRow="1" w:lastRow="0" w:firstColumn="0" w:lastColumn="0" w:noHBand="0" w:noVBand="0" w:val="0020"/>
+        <w:tblW w:w="0" w:type="auto"/>
+        <w:tblLook w:val="0020" w:firstRow="1" w:lastRow="0" w:firstColumn="0" w:lastColumn="0" w:noHBand="0" w:noVBand="0"/>
       </w:tblPr>
       <w:tblGrid>
-        <w:gridCol w:w="2640"/>
-        <w:gridCol w:w="2640"/>
-        <w:gridCol w:w="2640"/>
+        <w:gridCol w:w="4525"/>
+        <w:gridCol w:w="2466"/>
+        <w:gridCol w:w="2585"/>
       </w:tblGrid>
       <w:tr>
         <w:trPr>
-          <w:tblHeader w:val="on"/>
+          <w:cnfStyle w:val="100000000000" w:firstRow="1" w:lastRow="0" w:firstColumn="0" w:lastColumn="0" w:oddVBand="0" w:evenVBand="0" w:oddHBand="0" w:evenHBand="0" w:firstRowFirstColumn="0" w:firstRowLastColumn="0" w:lastRowFirstColumn="0" w:lastRowLastColumn="0"/>
+          <w:tblHeader/>
         </w:trPr>
         <w:tc>
-          <w:tcPr/>
+          <w:tcPr>
+            <w:tcW w:w="0" w:type="auto"/>
+          </w:tcPr>
           <w:p>
             <w:pPr>
               <w:pStyle w:val="Compact"/>
             </w:pPr>
             <w:r>
-              <w:t xml:space="preserve">Data</w:t>
+              <w:t>Data</w:t>
             </w:r>
           </w:p>
         </w:tc>
         <w:tc>
-          <w:tcPr/>
+          <w:tcPr>
+            <w:tcW w:w="0" w:type="auto"/>
+          </w:tcPr>
           <w:p>
             <w:pPr>
               <w:pStyle w:val="Compact"/>
             </w:pPr>
             <w:r>
-              <w:t xml:space="preserve">Where it lives</w:t>
+              <w:t>Where it lives</w:t>
             </w:r>
           </w:p>
         </w:tc>
         <w:tc>
-          <w:tcPr/>
+          <w:tcPr>
+            <w:tcW w:w="0" w:type="auto"/>
+          </w:tcPr>
           <w:p>
             <w:pPr>
               <w:pStyle w:val="Compact"/>
             </w:pPr>
             <w:r>
-              <w:t xml:space="preserve">Covered by</w:t>
+              <w:t>Covered by</w:t>
             </w:r>
           </w:p>
         </w:tc>
       </w:tr>
       <w:tr>
         <w:tc>
-          <w:tcPr/>
+          <w:tcPr>
+            <w:tcW w:w="0" w:type="auto"/>
+          </w:tcPr>
           <w:p>
             <w:pPr>
               <w:pStyle w:val="Compact"/>
             </w:pPr>
             <w:r>
-              <w:t xml:space="preserve">Database (users, profiles, employers, jobs, applications, config, logs)</w:t>
+              <w:t>Database (users, profiles, employers, jobs, applicati</w:t>
+            </w:r>
+            <w:r>
+              <w:t>ons, config, logs)</w:t>
             </w:r>
           </w:p>
         </w:tc>
         <w:tc>
-          <w:tcPr/>
+          <w:tcPr>
+            <w:tcW w:w="0" w:type="auto"/>
+          </w:tcPr>
           <w:p>
             <w:pPr>
               <w:pStyle w:val="Compact"/>
             </w:pPr>
             <w:r>
-              <w:t xml:space="preserve">Supabase Postgres</w:t>
+              <w:t>Supabase Postgres</w:t>
             </w:r>
           </w:p>
         </w:tc>
         <w:tc>
-          <w:tcPr/>
+          <w:tcPr>
+            <w:tcW w:w="0" w:type="auto"/>
+          </w:tcPr>
           <w:p>
             <w:pPr>
               <w:pStyle w:val="Compact"/>
             </w:pPr>
             <w:r>
-              <w:t xml:space="preserve">Nightly automated dump (below)</w:t>
+              <w:t>Nightly automated dump (below)</w:t>
             </w:r>
           </w:p>
         </w:tc>
       </w:tr>
       <w:tr>
         <w:tc>
-          <w:tcPr/>
+          <w:tcPr>
+            <w:tcW w:w="0" w:type="auto"/>
+          </w:tcPr>
           <w:p>
             <w:pPr>
               <w:pStyle w:val="Compact"/>
@@ -387,118 +997,125 @@
                 <w:b/>
                 <w:bCs/>
               </w:rPr>
-              <w:t xml:space="preserve">CVs and employer logos</w:t>
+              <w:t>CVs and employer logos</w:t>
             </w:r>
           </w:p>
         </w:tc>
         <w:tc>
-          <w:tcPr/>
+          <w:tcPr>
+            <w:tcW w:w="0" w:type="auto"/>
+          </w:tcPr>
           <w:p>
             <w:pPr>
               <w:pStyle w:val="Compact"/>
             </w:pPr>
             <w:r>
-              <w:t xml:space="preserve">Supabase</w:t>
-            </w:r>
-            <w:r>
-              <w:t xml:space="preserve"> </w:t>
+              <w:t xml:space="preserve">Supabase </w:t>
             </w:r>
             <w:r>
               <w:rPr>
                 <w:b/>
                 <w:bCs/>
               </w:rPr>
-              <w:t xml:space="preserve">Storage</w:t>
-            </w:r>
-            <w:r>
-              <w:t xml:space="preserve"> </w:t>
-            </w:r>
-            <w:r>
-              <w:t xml:space="preserve">buckets</w:t>
+              <w:t>Storage</w:t>
+            </w:r>
+            <w:r>
+              <w:t xml:space="preserve"> buckets</w:t>
             </w:r>
           </w:p>
         </w:tc>
         <w:tc>
-          <w:tcPr/>
+          <w:tcPr>
+            <w:tcW w:w="0" w:type="auto"/>
+          </w:tcPr>
           <w:p>
             <w:pPr>
               <w:pStyle w:val="Compact"/>
             </w:pPr>
             <w:r>
-              <w:t xml:space="preserve">Nightly automated sync (below)</w:t>
+              <w:t>Nightly automated sync (below)</w:t>
             </w:r>
           </w:p>
         </w:tc>
       </w:tr>
       <w:tr>
         <w:tc>
-          <w:tcPr/>
+          <w:tcPr>
+            <w:tcW w:w="0" w:type="auto"/>
+          </w:tcPr>
           <w:p>
             <w:pPr>
               <w:pStyle w:val="Compact"/>
             </w:pPr>
             <w:r>
-              <w:t xml:space="preserve">Source code, migrations, edge functions</w:t>
+              <w:t>Source code, migrations, edge functions</w:t>
             </w:r>
           </w:p>
         </w:tc>
         <w:tc>
-          <w:tcPr/>
+          <w:tcPr>
+            <w:tcW w:w="0" w:type="auto"/>
+          </w:tcPr>
           <w:p>
             <w:pPr>
               <w:pStyle w:val="Compact"/>
             </w:pPr>
             <w:r>
-              <w:t xml:space="preserve">This Git repository</w:t>
+              <w:t>This Git repository</w:t>
             </w:r>
           </w:p>
         </w:tc>
         <w:tc>
-          <w:tcPr/>
+          <w:tcPr>
+            <w:tcW w:w="0" w:type="auto"/>
+          </w:tcPr>
           <w:p>
             <w:pPr>
               <w:pStyle w:val="Compact"/>
             </w:pPr>
             <w:r>
-              <w:t xml:space="preserve">GitHub</w:t>
+              <w:t>GitHub</w:t>
             </w:r>
           </w:p>
         </w:tc>
       </w:tr>
       <w:tr>
         <w:tc>
-          <w:tcPr/>
+          <w:tcPr>
+            <w:tcW w:w="0" w:type="auto"/>
+          </w:tcPr>
           <w:p>
             <w:pPr>
               <w:pStyle w:val="Compact"/>
             </w:pPr>
             <w:r>
-              <w:t xml:space="preserve">Bot token, service role key, admin password</w:t>
+              <w:t>Bot token, service role key, admin password</w:t>
             </w:r>
           </w:p>
         </w:tc>
         <w:tc>
-          <w:tcPr/>
+          <w:tcPr>
+            <w:tcW w:w="0" w:type="auto"/>
+          </w:tcPr>
           <w:p>
             <w:pPr>
               <w:pStyle w:val="Compact"/>
             </w:pPr>
             <w:r>
-              <w:t xml:space="preserve">Supabase secrets /</w:t>
-            </w:r>
-            <w:r>
-              <w:t xml:space="preserve"> </w:t>
+              <w:t xml:space="preserve">Supabase secrets / </w:t>
             </w:r>
             <w:r>
               <w:rPr>
                 <w:rStyle w:val="VerbatimChar"/>
               </w:rPr>
-              <w:t xml:space="preserve">app_config</w:t>
+              <w:t>app_config</w:t>
             </w:r>
           </w:p>
         </w:tc>
         <w:tc>
-          <w:tcPr/>
+          <w:tcPr>
+            <w:tcW w:w="0" w:type="auto"/>
+          </w:tcPr>
           <w:p>
             <w:pPr>
               <w:pStyle w:val="Compact"/>
@@ -508,29 +1125,20 @@
                 <w:b/>
                 <w:bCs/>
               </w:rPr>
-              <w:t xml:space="preserve">Nothing</w:t>
-            </w:r>
-            <w:r>
-              <w:t xml:space="preserve"> </w:t>
-            </w:r>
-            <w:r>
-              <w:t xml:space="preserve">— see</w:t>
-            </w:r>
-            <w:r>
-              <w:t xml:space="preserve"> </w:t>
+              <w:t>Nothing</w:t>
+            </w:r>
+            <w:r>
+              <w:t xml:space="preserve"> — see </w:t>
             </w:r>
             <w:r>
               <w:rPr>
                 <w:i/>
                 <w:iCs/>
               </w:rPr>
-              <w:t xml:space="preserve">Credentials</w:t>
-            </w:r>
-            <w:r>
-              <w:t xml:space="preserve"> </w:t>
-            </w:r>
-            <w:r>
-              <w:t xml:space="preserve">below</w:t>
+              <w:t>Credentials</w:t>
+            </w:r>
+            <w:r>
+              <w:t xml:space="preserve"> below</w:t>
             </w:r>
           </w:p>
         </w:tc>
@@ -541,83 +1149,58 @@
         <w:pStyle w:val="BodyText"/>
       </w:pPr>
       <w:r>
-        <w:t xml:space="preserve">Storage buckets are worth calling out:</w:t>
-      </w:r>
-      <w:r>
-        <w:t xml:space="preserve"> </w:t>
+        <w:t xml:space="preserve">Storage buckets are worth calling out: </w:t>
       </w:r>
       <w:r>
         <w:rPr>
           <w:b/>
           <w:bCs/>
         </w:rPr>
-        <w:t xml:space="preserve">no Supabase backup covers them on any plan.</w:t>
+        <w:t>no Supabase backup covers them on any plan.</w:t>
+      </w:r>
+      <w:r>
+        <w:t xml:space="preserve"> A database-only restore would bring back </w:t>
+      </w:r>
+      <w:r>
+        <w:rPr>
+          <w:rStyle w:val="VerbatimChar"/>
+        </w:rPr>
+        <w:t>cv_url</w:t>
       </w:r>
       <w:r>
         <w:t xml:space="preserve"> </w:t>
       </w:r>
       <w:r>
-        <w:t xml:space="preserve">A database-only restore would bring back</w:t>
-      </w:r>
-      <w:r>
-        <w:t xml:space="preserve"> </w:t>
-      </w:r>
+        <w:t>values pointing at files that no longer exist, so the CVs must be backed up separately or applicant documents are lost permanently.</w:t>
+      </w:r>
+    </w:p>
+    <w:p>
+      <w:pPr>
+        <w:pStyle w:val="Heading2"/>
+      </w:pPr>
+      <w:bookmarkStart w:id="7" w:name="automated-nightly-backup"/>
+      <w:bookmarkStart w:id="8" w:name="_Toc236213872"/>
+      <w:bookmarkEnd w:id="5"/>
+      <w:r>
+        <w:t>Automated nightly backup</w:t>
+      </w:r>
+      <w:bookmarkEnd w:id="8"/>
+    </w:p>
+    <w:p>
+      <w:pPr>
+        <w:pStyle w:val="FirstParagraph"/>
+      </w:pPr>
       <w:r>
         <w:rPr>
           <w:rStyle w:val="VerbatimChar"/>
         </w:rPr>
-        <w:t xml:space="preserve">cv_url</w:t>
-      </w:r>
-      <w:r>
-        <w:t xml:space="preserve"> </w:t>
-      </w:r>
-      <w:r>
-        <w:t xml:space="preserve">values pointing at files that no</w:t>
-      </w:r>
-      <w:r>
-        <w:t xml:space="preserve"> </w:t>
-      </w:r>
-      <w:r>
-        <w:t xml:space="preserve">longer exist, so the CVs must be backed up separately or applicant documents are lost</w:t>
-      </w:r>
-      <w:r>
-        <w:t xml:space="preserve"> </w:t>
-      </w:r>
-      <w:r>
-        <w:t xml:space="preserve">permanently.</w:t>
-      </w:r>
-    </w:p>
-    <w:bookmarkEnd w:id="10"/>
-    <w:bookmarkStart w:id="13" w:name="automated-nightly-backup"/>
-    <w:p>
-      <w:pPr>
-        <w:pStyle w:val="Heading2"/>
-      </w:pPr>
-      <w:r>
-        <w:t xml:space="preserve">Automated nightly backup</w:t>
-      </w:r>
-    </w:p>
-    <w:p>
-      <w:pPr>
-        <w:pStyle w:val="FirstParagraph"/>
-      </w:pPr>
-      <w:r>
-        <w:rPr>
-          <w:rStyle w:val="VerbatimChar"/>
-        </w:rPr>
-        <w:t xml:space="preserve">.github/workflows/backup.yml</w:t>
-      </w:r>
-      <w:r>
-        <w:t xml:space="preserve"> </w:t>
-      </w:r>
-      <w:r>
-        <w:t xml:space="preserve">runs every night at 02:00 UTC and can also be triggered</w:t>
-      </w:r>
-      <w:r>
-        <w:t xml:space="preserve"> </w:t>
-      </w:r>
-      <w:r>
-        <w:t xml:space="preserve">by hand from the Actions tab. Each run:</w:t>
+        <w:t>.github/workflows/backup.yml</w:t>
+      </w:r>
+      <w:r>
+        <w:t xml:space="preserve"> runs every night at 02:00 UTC and can also be triggered by hand from t</w:t>
+      </w:r>
+      <w:r>
+        <w:t>he Actions tab. Each run:</w:t>
       </w:r>
     </w:p>
     <w:p>
@@ -625,17 +1208,17 @@
         <w:pStyle w:val="Compact"/>
         <w:numPr>
           <w:ilvl w:val="0"/>
-          <w:numId w:val="1002"/>
+          <w:numId w:val="3"/>
         </w:numPr>
       </w:pPr>
       <w:r>
         <w:rPr>
           <w:rStyle w:val="VerbatimChar"/>
         </w:rPr>
-        <w:t xml:space="preserve">pg_dump</w:t>
-      </w:r>
-      <w:r>
-        <w:t xml:space="preserve">s the whole database to a timestamped, gzipped SQL file.</w:t>
+        <w:t>pg_dump</w:t>
+      </w:r>
+      <w:r>
+        <w:t>s the whole database to a timestamped, gzipped SQL file.</w:t>
       </w:r>
     </w:p>
     <w:p>
@@ -643,41 +1226,29 @@
         <w:pStyle w:val="Compact"/>
         <w:numPr>
           <w:ilvl w:val="0"/>
-          <w:numId w:val="1002"/>
+          <w:numId w:val="3"/>
         </w:numPr>
       </w:pPr>
       <w:r>
-        <w:t xml:space="preserve">Syncs the</w:t>
-      </w:r>
-      <w:r>
-        <w:t xml:space="preserve"> </w:t>
+        <w:t xml:space="preserve">Syncs the </w:t>
       </w:r>
       <w:r>
         <w:rPr>
           <w:rStyle w:val="VerbatimChar"/>
         </w:rPr>
-        <w:t xml:space="preserve">resumes</w:t>
-      </w:r>
-      <w:r>
-        <w:t xml:space="preserve"> </w:t>
-      </w:r>
-      <w:r>
-        <w:t xml:space="preserve">and</w:t>
-      </w:r>
-      <w:r>
-        <w:t xml:space="preserve"> </w:t>
+        <w:t>resumes</w:t>
+      </w:r>
+      <w:r>
+        <w:t xml:space="preserve"> and </w:t>
       </w:r>
       <w:r>
         <w:rPr>
           <w:rStyle w:val="VerbatimChar"/>
         </w:rPr>
-        <w:t xml:space="preserve">logos</w:t>
-      </w:r>
-      <w:r>
-        <w:t xml:space="preserve"> </w:t>
-      </w:r>
-      <w:r>
-        <w:t xml:space="preserve">Storage buckets (new and changed files only).</w:t>
+        <w:t>logos</w:t>
+      </w:r>
+      <w:r>
+        <w:t xml:space="preserve"> Storage buckets (new and changed files only).</w:t>
       </w:r>
     </w:p>
     <w:p>
@@ -685,27 +1256,34 @@
         <w:pStyle w:val="Compact"/>
         <w:numPr>
           <w:ilvl w:val="0"/>
-          <w:numId w:val="1002"/>
+          <w:numId w:val="3"/>
         </w:numPr>
       </w:pPr>
       <w:r>
-        <w:t xml:space="preserve">Commits both into the private backup repository</w:t>
-      </w:r>
-      <w:r>
-        <w:t xml:space="preserve"> </w:t>
-      </w:r>
-      <w:hyperlink r:id="rId11">
+        <w:t xml:space="preserve">Commits both into the private backup repository </w:t>
+      </w:r>
+      <w:hyperlink r:id="rId5">
         <w:r>
           <w:rPr>
             <w:rStyle w:val="VerbatimChar"/>
             <w:b/>
             <w:bCs/>
           </w:rPr>
-          <w:t xml:space="preserve">prime-hospitality/backupadisjobs</w:t>
+          <w:t>prime-hospitality/</w:t>
         </w:r>
+        <w:proofErr w:type="spellStart"/>
+        <w:r>
+          <w:rPr>
+            <w:rStyle w:val="VerbatimChar"/>
+            <w:b/>
+            <w:bCs/>
+          </w:rPr>
+          <w:t>backupadisjobs</w:t>
+        </w:r>
+        <w:proofErr w:type="spellEnd"/>
       </w:hyperlink>
       <w:r>
-        <w:t xml:space="preserve">.</w:t>
+        <w:t>.</w:t>
       </w:r>
     </w:p>
     <w:p>
@@ -713,17 +1291,11 @@
         <w:pStyle w:val="Compact"/>
         <w:numPr>
           <w:ilvl w:val="0"/>
-          <w:numId w:val="1002"/>
+          <w:numId w:val="3"/>
         </w:numPr>
       </w:pPr>
       <w:r>
-        <w:t xml:space="preserve">Prunes database dumps older than 30 days. Storage files are never pruned — they are</w:t>
-      </w:r>
-      <w:r>
-        <w:t xml:space="preserve"> </w:t>
-      </w:r>
-      <w:r>
-        <w:t xml:space="preserve">the only copy of applicant CVs, and a CV uploaded months ago is still current.</w:t>
+        <w:t>Prunes database dumps older than 30 days. Storage files are never pruned — they are the only copy of applicant CVs, and a CV uploaded months ago is still current.</w:t>
       </w:r>
     </w:p>
     <w:p>
@@ -731,28 +1303,19 @@
         <w:pStyle w:val="FirstParagraph"/>
       </w:pPr>
       <w:r>
-        <w:t xml:space="preserve">Restoring is therefore always possible from a plain</w:t>
-      </w:r>
-      <w:r>
-        <w:t xml:space="preserve"> </w:t>
+        <w:t>Restoring is therefore always po</w:t>
+      </w:r>
+      <w:r>
+        <w:t xml:space="preserve">ssible from a plain </w:t>
       </w:r>
       <w:r>
         <w:rPr>
           <w:rStyle w:val="VerbatimChar"/>
         </w:rPr>
-        <w:t xml:space="preserve">git clone</w:t>
-      </w:r>
-      <w:r>
-        <w:t xml:space="preserve"> </w:t>
-      </w:r>
-      <w:r>
-        <w:t xml:space="preserve">of that repo — no</w:t>
-      </w:r>
-      <w:r>
-        <w:t xml:space="preserve"> </w:t>
-      </w:r>
-      <w:r>
-        <w:t xml:space="preserve">Supabase plan feature required.</w:t>
+        <w:t>git clone</w:t>
+      </w:r>
+      <w:r>
+        <w:t xml:space="preserve"> of that repo — no Supabase plan feature required.</w:t>
       </w:r>
     </w:p>
     <w:p>
@@ -764,34 +1327,22 @@
           <w:b/>
           <w:bCs/>
         </w:rPr>
-        <w:t xml:space="preserve">The backup repository must stay private.</w:t>
-      </w:r>
-      <w:r>
-        <w:t xml:space="preserve"> </w:t>
-      </w:r>
-      <w:r>
-        <w:t xml:space="preserve">It contains applicant CVs, phone numbers</w:t>
-      </w:r>
-      <w:r>
-        <w:t xml:space="preserve"> </w:t>
-      </w:r>
-      <w:r>
-        <w:t xml:space="preserve">and full contact details. Making it public would be a data breach under §11 (Data</w:t>
-      </w:r>
-      <w:r>
-        <w:t xml:space="preserve"> </w:t>
-      </w:r>
-      <w:r>
-        <w:t xml:space="preserve">Protection), not merely an untidy configuration.</w:t>
-      </w:r>
-    </w:p>
-    <w:bookmarkStart w:id="12" w:name="required-github-secrets"/>
+        <w:t>The backup repository must stay private.</w:t>
+      </w:r>
+      <w:r>
+        <w:t xml:space="preserve"> It contains applicant CVs, phone numbers and full contact details. Making it public would be a data breach under §11 (Data Protection),</w:t>
+      </w:r>
+      <w:r>
+        <w:t xml:space="preserve"> not merely an untidy configuration.</w:t>
+      </w:r>
+    </w:p>
     <w:p>
       <w:pPr>
         <w:pStyle w:val="Heading3"/>
       </w:pPr>
-      <w:r>
-        <w:t xml:space="preserve">Required GitHub secrets</w:t>
+      <w:bookmarkStart w:id="9" w:name="required-github-secrets"/>
+      <w:r>
+        <w:t>Required GitHub secrets</w:t>
       </w:r>
     </w:p>
     <w:p>
@@ -799,87 +1350,85 @@
         <w:pStyle w:val="FirstParagraph"/>
       </w:pPr>
       <w:r>
-        <w:t xml:space="preserve">Set on the</w:t>
-      </w:r>
-      <w:r>
-        <w:t xml:space="preserve"> </w:t>
+        <w:t xml:space="preserve">Set on the </w:t>
       </w:r>
       <w:r>
         <w:rPr>
           <w:b/>
           <w:bCs/>
         </w:rPr>
-        <w:t xml:space="preserve">source</w:t>
-      </w:r>
-      <w:r>
-        <w:t xml:space="preserve"> </w:t>
-      </w:r>
-      <w:r>
-        <w:t xml:space="preserve">repository (</w:t>
+        <w:t>source</w:t>
+      </w:r>
+      <w:r>
+        <w:t xml:space="preserve"> repository (</w:t>
       </w:r>
       <w:r>
         <w:rPr>
           <w:rStyle w:val="VerbatimChar"/>
         </w:rPr>
-        <w:t xml:space="preserve">prime-hospitality/JobsAddis</w:t>
-      </w:r>
-      <w:r>
-        <w:t xml:space="preserve">) under</w:t>
-      </w:r>
-      <w:r>
-        <w:t xml:space="preserve"> </w:t>
+        <w:t>prime-hospitality/JobsAddis</w:t>
+      </w:r>
+      <w:r>
+        <w:t xml:space="preserve">) under </w:t>
       </w:r>
       <w:r>
         <w:rPr>
           <w:b/>
           <w:bCs/>
         </w:rPr>
-        <w:t xml:space="preserve">Settings → Secrets and variables → Actions</w:t>
-      </w:r>
-      <w:r>
-        <w:t xml:space="preserve">:</w:t>
+        <w:t>Settings → Secrets and variables → Actions</w:t>
+      </w:r>
+      <w:r>
+        <w:t>:</w:t>
       </w:r>
     </w:p>
     <w:tbl>
       <w:tblPr>
         <w:tblStyle w:val="Table"/>
-        <w:tblW w:type="auto" w:w="0"/>
-        <w:tblLook w:firstRow="1" w:lastRow="0" w:firstColumn="0" w:lastColumn="0" w:noHBand="0" w:noVBand="0" w:val="0020"/>
+        <w:tblW w:w="0" w:type="auto"/>
+        <w:tblLook w:val="0020" w:firstRow="1" w:lastRow="0" w:firstColumn="0" w:lastColumn="0" w:noHBand="0" w:noVBand="0"/>
       </w:tblPr>
       <w:tblGrid>
-        <w:gridCol w:w="3960"/>
-        <w:gridCol w:w="3960"/>
+        <w:gridCol w:w="3240"/>
+        <w:gridCol w:w="6336"/>
       </w:tblGrid>
       <w:tr>
         <w:trPr>
-          <w:tblHeader w:val="on"/>
+          <w:cnfStyle w:val="100000000000" w:firstRow="1" w:lastRow="0" w:firstColumn="0" w:lastColumn="0" w:oddVBand="0" w:evenVBand="0" w:oddHBand="0" w:evenHBand="0" w:firstRowFirstColumn="0" w:firstRowLastColumn="0" w:lastRowFirstColumn="0" w:lastRowLastColumn="0"/>
+          <w:tblHeader/>
         </w:trPr>
         <w:tc>
-          <w:tcPr/>
+          <w:tcPr>
+            <w:tcW w:w="0" w:type="auto"/>
+          </w:tcPr>
           <w:p>
             <w:pPr>
               <w:pStyle w:val="Compact"/>
             </w:pPr>
             <w:r>
-              <w:t xml:space="preserve">Secret</w:t>
+              <w:t>Secret</w:t>
             </w:r>
           </w:p>
         </w:tc>
         <w:tc>
-          <w:tcPr/>
+          <w:tcPr>
+            <w:tcW w:w="0" w:type="auto"/>
+          </w:tcPr>
           <w:p>
             <w:pPr>
               <w:pStyle w:val="Compact"/>
             </w:pPr>
             <w:r>
-              <w:t xml:space="preserve">Where to find it</w:t>
+              <w:t>Where to find it</w:t>
             </w:r>
           </w:p>
         </w:tc>
       </w:tr>
       <w:tr>
         <w:tc>
-          <w:tcPr/>
+          <w:tcPr>
+            <w:tcW w:w="0" w:type="auto"/>
+          </w:tcPr>
           <w:p>
             <w:pPr>
               <w:pStyle w:val="Compact"/>
@@ -888,25 +1437,29 @@
               <w:rPr>
                 <w:rStyle w:val="VerbatimChar"/>
               </w:rPr>
-              <w:t xml:space="preserve">SUPABASE_DB_URL</w:t>
+              <w:t>SUPABASE_DB_URL</w:t>
             </w:r>
           </w:p>
         </w:tc>
         <w:tc>
-          <w:tcPr/>
+          <w:tcPr>
+            <w:tcW w:w="0" w:type="auto"/>
+          </w:tcPr>
           <w:p>
             <w:pPr>
               <w:pStyle w:val="Compact"/>
             </w:pPr>
             <w:r>
-              <w:t xml:space="preserve">Supabase → Project Settings → Database → Connection string (URI)</w:t>
+              <w:t>Supabase → Project Settings → Database → Connection string (URI)</w:t>
             </w:r>
           </w:p>
         </w:tc>
       </w:tr>
       <w:tr>
         <w:tc>
-          <w:tcPr/>
+          <w:tcPr>
+            <w:tcW w:w="0" w:type="auto"/>
+          </w:tcPr>
           <w:p>
             <w:pPr>
               <w:pStyle w:val="Compact"/>
@@ -915,25 +1468,30 @@
               <w:rPr>
                 <w:rStyle w:val="VerbatimChar"/>
               </w:rPr>
-              <w:t xml:space="preserve">SUPABASE_SERVICE_ROLE_KEY</w:t>
+              <w:lastRenderedPageBreak/>
+              <w:t>SUPABASE_SERVICE_ROLE_KEY</w:t>
             </w:r>
           </w:p>
         </w:tc>
         <w:tc>
-          <w:tcPr/>
+          <w:tcPr>
+            <w:tcW w:w="0" w:type="auto"/>
+          </w:tcPr>
           <w:p>
             <w:pPr>
               <w:pStyle w:val="Compact"/>
             </w:pPr>
             <w:r>
-              <w:t xml:space="preserve">Supabase → Project Settings → API</w:t>
+              <w:t>Supabase → Project Settings → API</w:t>
             </w:r>
           </w:p>
         </w:tc>
       </w:tr>
       <w:tr>
         <w:tc>
-          <w:tcPr/>
+          <w:tcPr>
+            <w:tcW w:w="0" w:type="auto"/>
+          </w:tcPr>
           <w:p>
             <w:pPr>
               <w:pStyle w:val="Compact"/>
@@ -942,25 +1500,29 @@
               <w:rPr>
                 <w:rStyle w:val="VerbatimChar"/>
               </w:rPr>
-              <w:t xml:space="preserve">SUPABASE_URL</w:t>
+              <w:t>SUPABASE_URL</w:t>
             </w:r>
           </w:p>
         </w:tc>
         <w:tc>
-          <w:tcPr/>
+          <w:tcPr>
+            <w:tcW w:w="0" w:type="auto"/>
+          </w:tcPr>
           <w:p>
             <w:pPr>
               <w:pStyle w:val="Compact"/>
             </w:pPr>
             <w:r>
-              <w:t xml:space="preserve">Supabase → Project Settings → API</w:t>
+              <w:t>Supabase → Project Settings → API</w:t>
             </w:r>
           </w:p>
         </w:tc>
       </w:tr>
       <w:tr>
         <w:tc>
-          <w:tcPr/>
+          <w:tcPr>
+            <w:tcW w:w="0" w:type="auto"/>
+          </w:tcPr>
           <w:p>
             <w:pPr>
               <w:pStyle w:val="Compact"/>
@@ -969,33 +1531,32 @@
               <w:rPr>
                 <w:rStyle w:val="VerbatimChar"/>
               </w:rPr>
-              <w:t xml:space="preserve">BACKUP_REPO_TOKEN</w:t>
+              <w:t>BACKUP_REPO_TOKEN</w:t>
             </w:r>
           </w:p>
         </w:tc>
         <w:tc>
-          <w:tcPr/>
+          <w:tcPr>
+            <w:tcW w:w="0" w:type="auto"/>
+          </w:tcPr>
           <w:p>
             <w:pPr>
               <w:pStyle w:val="Compact"/>
             </w:pPr>
             <w:r>
-              <w:t xml:space="preserve">A GitHub personal access token with</w:t>
-            </w:r>
-            <w:r>
-              <w:t xml:space="preserve"> </w:t>
+              <w:t xml:space="preserve">A GitHub personal access token with </w:t>
             </w:r>
             <w:r>
               <w:rPr>
                 <w:rStyle w:val="VerbatimChar"/>
               </w:rPr>
-              <w:t xml:space="preserve">repo</w:t>
-            </w:r>
-            <w:r>
-              <w:t xml:space="preserve"> </w:t>
-            </w:r>
-            <w:r>
-              <w:t xml:space="preserve">scope that can push to the backup repository</w:t>
+              <w:t>repo</w:t>
+            </w:r>
+            <w:r>
+              <w:t xml:space="preserve"> scope that can push to</w:t>
+            </w:r>
+            <w:r>
+              <w:t xml:space="preserve"> the backup repository</w:t>
             </w:r>
           </w:p>
         </w:tc>
@@ -1006,70 +1567,57 @@
         <w:pStyle w:val="BodyText"/>
       </w:pPr>
       <w:r>
-        <w:t xml:space="preserve">The destination repo is hardcoded as a default in the workflow. To move it, set a</w:t>
-      </w:r>
-      <w:r>
-        <w:t xml:space="preserve"> </w:t>
+        <w:t xml:space="preserve">The destination repo is hardcoded as a default in the workflow. To move it, set a </w:t>
       </w:r>
       <w:r>
         <w:rPr>
           <w:rStyle w:val="VerbatimChar"/>
         </w:rPr>
-        <w:t xml:space="preserve">BACKUP_REPO</w:t>
-      </w:r>
-      <w:r>
-        <w:t xml:space="preserve"> </w:t>
-      </w:r>
-      <w:r>
-        <w:t xml:space="preserve">repository</w:t>
-      </w:r>
-      <w:r>
-        <w:t xml:space="preserve"> </w:t>
+        <w:t>BACKUP_REPO</w:t>
+      </w:r>
+      <w:r>
+        <w:t xml:space="preserve"> repository </w:t>
       </w:r>
       <w:r>
         <w:rPr>
           <w:b/>
           <w:bCs/>
         </w:rPr>
-        <w:t xml:space="preserve">variable</w:t>
-      </w:r>
-      <w:r>
-        <w:t xml:space="preserve"> </w:t>
-      </w:r>
-      <w:r>
-        <w:t xml:space="preserve">(not a secret) to the new</w:t>
-      </w:r>
-      <w:r>
-        <w:t xml:space="preserve"> </w:t>
+        <w:t>variable</w:t>
+      </w:r>
+      <w:r>
+        <w:t xml:space="preserve"> (not a secret) to the new </w:t>
       </w:r>
       <w:r>
         <w:rPr>
           <w:rStyle w:val="VerbatimChar"/>
         </w:rPr>
-        <w:t xml:space="preserve">owner/name</w:t>
-      </w:r>
-      <w:r>
-        <w:t xml:space="preserve">.</w:t>
-      </w:r>
-    </w:p>
-    <w:bookmarkEnd w:id="12"/>
-    <w:bookmarkEnd w:id="13"/>
-    <w:bookmarkStart w:id="16" w:name="manual-export"/>
+        <w:t>owner/name</w:t>
+      </w:r>
+      <w:r>
+        <w:t>.</w:t>
+      </w:r>
+    </w:p>
     <w:p>
       <w:pPr>
         <w:pStyle w:val="Heading2"/>
       </w:pPr>
-      <w:r>
-        <w:t xml:space="preserve">Manual export</w:t>
-      </w:r>
-    </w:p>
-    <w:bookmarkStart w:id="14" w:name="on-demand-from-the-admin-dashboard"/>
+      <w:bookmarkStart w:id="10" w:name="manual-export"/>
+      <w:bookmarkStart w:id="11" w:name="_Toc236213873"/>
+      <w:bookmarkEnd w:id="7"/>
+      <w:bookmarkEnd w:id="9"/>
+      <w:r>
+        <w:t>Manual export</w:t>
+      </w:r>
+      <w:bookmarkEnd w:id="11"/>
+    </w:p>
     <w:p>
       <w:pPr>
         <w:pStyle w:val="Heading3"/>
       </w:pPr>
-      <w:r>
-        <w:t xml:space="preserve">On demand, from the admin dashboard</w:t>
+      <w:bookmarkStart w:id="12" w:name="on-demand-from-the-admin-dashboard"/>
+      <w:r>
+        <w:t>On demand, from the admin dashboard</w:t>
       </w:r>
     </w:p>
     <w:p>
@@ -1081,57 +1629,40 @@
           <w:b/>
           <w:bCs/>
         </w:rPr>
-        <w:t xml:space="preserve">Admin → Reporting → Export Data</w:t>
-      </w:r>
-      <w:r>
-        <w:t xml:space="preserve"> </w:t>
-      </w:r>
-      <w:r>
-        <w:t xml:space="preserve">downloads CSVs of the core business tables (users,</w:t>
-      </w:r>
-      <w:r>
-        <w:t xml:space="preserve"> </w:t>
-      </w:r>
-      <w:r>
-        <w:t xml:space="preserve">profiles, employers, jobs, applications). Best for reporting, spot-checks, and giving</w:t>
-      </w:r>
-      <w:r>
-        <w:t xml:space="preserve"> </w:t>
-      </w:r>
-      <w:r>
-        <w:t xml:space="preserve">the Client a copy of their own data on request (§3, §11). It is</w:t>
-      </w:r>
-      <w:r>
-        <w:t xml:space="preserve"> </w:t>
+        <w:t>Admin → Reporting → Export Dat</w:t>
+      </w:r>
+      <w:r>
+        <w:rPr>
+          <w:b/>
+          <w:bCs/>
+        </w:rPr>
+        <w:t>a</w:t>
+      </w:r>
+      <w:r>
+        <w:t xml:space="preserve"> downloads CSVs of the core business tables (users, profiles, employers, jobs, applications). Best for reporting, spot-checks, and giving the Client a copy of their own data on request (§3, §11). It is </w:t>
       </w:r>
       <w:r>
         <w:rPr>
           <w:i/>
           <w:iCs/>
         </w:rPr>
-        <w:t xml:space="preserve">not</w:t>
-      </w:r>
-      <w:r>
-        <w:t xml:space="preserve"> </w:t>
-      </w:r>
-      <w:r>
-        <w:t xml:space="preserve">a substitute for</w:t>
-      </w:r>
-      <w:r>
-        <w:t xml:space="preserve"> </w:t>
-      </w:r>
-      <w:r>
-        <w:t xml:space="preserve">the nightly dump — it excludes Storage files and cannot be restored automatically.</w:t>
-      </w:r>
-    </w:p>
-    <w:bookmarkEnd w:id="14"/>
-    <w:bookmarkStart w:id="15" w:name="before-any-risky-change"/>
+        <w:t>not</w:t>
+      </w:r>
+      <w:r>
+        <w:t xml:space="preserve"> a substitute for the nightly dump — it excludes S</w:t>
+      </w:r>
+      <w:r>
+        <w:t>torage files and cannot be restored automatically.</w:t>
+      </w:r>
+    </w:p>
     <w:p>
       <w:pPr>
         <w:pStyle w:val="Heading3"/>
       </w:pPr>
-      <w:r>
-        <w:t xml:space="preserve">Before any risky change</w:t>
+      <w:bookmarkStart w:id="13" w:name="before-any-risky-change"/>
+      <w:bookmarkEnd w:id="12"/>
+      <w:r>
+        <w:t>Before any risky change</w:t>
       </w:r>
     </w:p>
     <w:p>
@@ -1139,22 +1670,16 @@
         <w:pStyle w:val="FirstParagraph"/>
       </w:pPr>
       <w:r>
-        <w:t xml:space="preserve">Take a full dump by hand before running a new migration outside the normal</w:t>
-      </w:r>
-      <w:r>
-        <w:t xml:space="preserve"> </w:t>
+        <w:t xml:space="preserve">Take a full dump by hand before running a new migration outside the normal </w:t>
       </w:r>
       <w:r>
         <w:rPr>
           <w:rStyle w:val="VerbatimChar"/>
         </w:rPr>
-        <w:t xml:space="preserve">supabase db push</w:t>
-      </w:r>
-      <w:r>
-        <w:t xml:space="preserve"> </w:t>
-      </w:r>
-      <w:r>
-        <w:t xml:space="preserve">flow, or before any bulk operation such as a mass user cleanup:</w:t>
+        <w:t>supabase db push</w:t>
+      </w:r>
+      <w:r>
+        <w:t xml:space="preserve"> flow, or before any bulk operation such as a mass user cleanup:</w:t>
       </w:r>
     </w:p>
     <w:p>
@@ -1165,7 +1690,7 @@
         <w:rPr>
           <w:rStyle w:val="VerbatimChar"/>
         </w:rPr>
-        <w:t xml:space="preserve">cd prime-hospitality</w:t>
+        <w:t>cd prime-hospitality</w:t>
       </w:r>
       <w:r>
         <w:br/>
@@ -1174,7 +1699,7 @@
         <w:rPr>
           <w:rStyle w:val="VerbatimChar"/>
         </w:rPr>
-        <w:t xml:space="preserve">npx supabase link --project-ref &lt;project-ref&gt;</w:t>
+        <w:t>npx supabase link --project-ref &lt;project-ref&gt;</w:t>
       </w:r>
       <w:r>
         <w:br/>
@@ -1183,7 +1708,7 @@
         <w:rPr>
           <w:rStyle w:val="VerbatimChar"/>
         </w:rPr>
-        <w:t xml:space="preserve">npx supabase db dump --file backup_$(date +%Y%m%d).sql</w:t>
+        <w:t>npx supabase db dump --file backup_$(date +%Y%m%d).sql</w:t>
       </w:r>
     </w:p>
     <w:p>
@@ -1191,151 +1716,120 @@
         <w:pStyle w:val="FirstParagraph"/>
       </w:pPr>
       <w:r>
-        <w:t xml:space="preserve">Or with</w:t>
-      </w:r>
-      <w:r>
-        <w:t xml:space="preserve"> </w:t>
+        <w:t xml:space="preserve">Or with </w:t>
       </w:r>
       <w:r>
         <w:rPr>
           <w:rStyle w:val="VerbatimChar"/>
         </w:rPr>
-        <w:t xml:space="preserve">pg_dump</w:t>
-      </w:r>
-      <w:r>
-        <w:t xml:space="preserve"> </w:t>
-      </w:r>
-      <w:r>
-        <w:t xml:space="preserve">directly, using the connection string from</w:t>
-      </w:r>
-      <w:r>
-        <w:t xml:space="preserve"> </w:t>
+        <w:t>pg_dump</w:t>
+      </w:r>
+      <w:r>
+        <w:t xml:space="preserve"> directly, using the connection string from </w:t>
       </w:r>
       <w:r>
         <w:rPr>
           <w:b/>
           <w:bCs/>
         </w:rPr>
-        <w:t xml:space="preserve">Project Settings →</w:t>
-      </w:r>
+        <w:t>Project Settings → Database</w:t>
+      </w:r>
+      <w:r>
+        <w:t>:</w:t>
+      </w:r>
+    </w:p>
+    <w:p>
+      <w:pPr>
+        <w:pStyle w:val="SourceCode"/>
+      </w:pPr>
+      <w:r>
+        <w:rPr>
+          <w:rStyle w:val="VerbatimChar"/>
+        </w:rPr>
+        <w:t xml:space="preserve">pg_dump "postgresql://postgres:&lt;password&gt;@&lt;host&gt;:5432/postgres" -F </w:t>
+      </w:r>
+      <w:r>
+        <w:rPr>
+          <w:rStyle w:val="VerbatimChar"/>
+        </w:rPr>
+        <w:t>c -f backup.dump</w:t>
+      </w:r>
+    </w:p>
+    <w:p>
+      <w:pPr>
+        <w:pStyle w:val="Heading2"/>
+      </w:pPr>
+      <w:bookmarkStart w:id="14" w:name="restoring"/>
+      <w:bookmarkStart w:id="15" w:name="_Toc236213874"/>
+      <w:bookmarkEnd w:id="10"/>
+      <w:bookmarkEnd w:id="13"/>
+      <w:r>
+        <w:t>Restoring</w:t>
+      </w:r>
+      <w:bookmarkEnd w:id="15"/>
+    </w:p>
+    <w:p>
+      <w:pPr>
+        <w:pStyle w:val="FirstParagraph"/>
+      </w:pPr>
       <w:r>
         <w:rPr>
           <w:b/>
           <w:bCs/>
         </w:rPr>
-        <w:t xml:space="preserve"> </w:t>
-      </w:r>
+        <w:t>From the nightly backup (the normal path on this plan):</w:t>
+      </w:r>
+    </w:p>
+    <w:p>
+      <w:pPr>
+        <w:pStyle w:val="SourceCode"/>
+      </w:pPr>
+      <w:r>
+        <w:rPr>
+          <w:rStyle w:val="VerbatimChar"/>
+        </w:rPr>
+        <w:t>git clone &lt;private-backup-repo&gt;</w:t>
+      </w:r>
+      <w:r>
+        <w:br/>
+      </w:r>
+      <w:r>
+        <w:rPr>
+          <w:rStyle w:val="VerbatimChar"/>
+        </w:rPr>
+        <w:t>cd &lt;private-backup-repo&gt;</w:t>
+      </w:r>
+      <w:r>
+        <w:br/>
+      </w:r>
+      <w:r>
+        <w:rPr>
+          <w:rStyle w:val="VerbatimChar"/>
+        </w:rPr>
+        <w:t>gunzip -c db/backup_YYYYMMDD.sql.gz | psql "postgresql://postgres:&lt;password&gt;@&lt;host&gt;:5432/postgres"</w:t>
+      </w:r>
+    </w:p>
+    <w:p>
+      <w:pPr>
+        <w:pStyle w:val="FirstParagraph"/>
+      </w:pPr>
+      <w:r>
+        <w:t>Then re-upload th</w:t>
+      </w:r>
+      <w:r>
+        <w:t>e storage folder to the matching buckets via the Supabase dashboard or the Storage API. Restore the database first — the buckets are keyed by paths the database rows refer to.</w:t>
+      </w:r>
+    </w:p>
+    <w:p>
+      <w:pPr>
+        <w:pStyle w:val="BodyText"/>
+      </w:pPr>
       <w:r>
         <w:rPr>
           <w:b/>
           <w:bCs/>
         </w:rPr>
-        <w:t xml:space="preserve">Database</w:t>
-      </w:r>
-      <w:r>
-        <w:t xml:space="preserve">:</w:t>
-      </w:r>
-    </w:p>
-    <w:p>
-      <w:pPr>
-        <w:pStyle w:val="SourceCode"/>
-      </w:pPr>
-      <w:r>
-        <w:rPr>
-          <w:rStyle w:val="VerbatimChar"/>
-        </w:rPr>
-        <w:t xml:space="preserve">pg_dump "postgresql://postgres:&lt;password&gt;@&lt;host&gt;:5432/postgres" -F c -f backup.dump</w:t>
-      </w:r>
-    </w:p>
-    <w:bookmarkEnd w:id="15"/>
-    <w:bookmarkEnd w:id="16"/>
-    <w:bookmarkStart w:id="17" w:name="restoring"/>
-    <w:p>
-      <w:pPr>
-        <w:pStyle w:val="Heading2"/>
-      </w:pPr>
-      <w:r>
-        <w:t xml:space="preserve">Restoring</w:t>
-      </w:r>
-    </w:p>
-    <w:p>
-      <w:pPr>
-        <w:pStyle w:val="FirstParagraph"/>
-      </w:pPr>
-      <w:r>
-        <w:rPr>
-          <w:b/>
-          <w:bCs/>
-        </w:rPr>
-        <w:t xml:space="preserve">From the nightly backup (the normal path on this plan):</w:t>
-      </w:r>
-    </w:p>
-    <w:p>
-      <w:pPr>
-        <w:pStyle w:val="SourceCode"/>
-      </w:pPr>
-      <w:r>
-        <w:rPr>
-          <w:rStyle w:val="VerbatimChar"/>
-        </w:rPr>
-        <w:t xml:space="preserve">git clone &lt;private-backup-repo&gt;</w:t>
-      </w:r>
-      <w:r>
-        <w:br/>
-      </w:r>
-      <w:r>
-        <w:rPr>
-          <w:rStyle w:val="VerbatimChar"/>
-        </w:rPr>
-        <w:t xml:space="preserve">cd &lt;private-backup-repo&gt;</w:t>
-      </w:r>
-      <w:r>
-        <w:br/>
-      </w:r>
-      <w:r>
-        <w:rPr>
-          <w:rStyle w:val="VerbatimChar"/>
-        </w:rPr>
-        <w:t xml:space="preserve">gunzip -c db/backup_YYYYMMDD.sql.gz | psql "postgresql://postgres:&lt;password&gt;@&lt;host&gt;:5432/postgres"</w:t>
-      </w:r>
-    </w:p>
-    <w:p>
-      <w:pPr>
-        <w:pStyle w:val="FirstParagraph"/>
-      </w:pPr>
-      <w:r>
-        <w:t xml:space="preserve">Then re-upload the storage folder to the matching buckets via the Supabase dashboard or</w:t>
-      </w:r>
-      <w:r>
-        <w:t xml:space="preserve"> </w:t>
-      </w:r>
-      <w:r>
-        <w:t xml:space="preserve">the Storage API. Restore the database first — the buckets are keyed by paths the</w:t>
-      </w:r>
-      <w:r>
-        <w:t xml:space="preserve"> </w:t>
-      </w:r>
-      <w:r>
-        <w:t xml:space="preserve">database rows refer to.</w:t>
-      </w:r>
-    </w:p>
-    <w:p>
-      <w:pPr>
-        <w:pStyle w:val="BodyText"/>
-      </w:pPr>
-      <w:r>
-        <w:rPr>
-          <w:b/>
-          <w:bCs/>
-        </w:rPr>
-        <w:t xml:space="preserve">From a manual</w:t>
-      </w:r>
-      <w:r>
-        <w:rPr>
-          <w:b/>
-          <w:bCs/>
-        </w:rPr>
-        <w:t xml:space="preserve"> </w:t>
+        <w:t xml:space="preserve">From a manual </w:t>
       </w:r>
       <w:r>
         <w:rPr>
@@ -1343,274 +1837,194 @@
           <w:b/>
           <w:bCs/>
         </w:rPr>
-        <w:t xml:space="preserve">pg_dump</w:t>
+        <w:t>pg_dump</w:t>
       </w:r>
       <w:r>
         <w:rPr>
           <w:b/>
           <w:bCs/>
         </w:rPr>
-        <w:t xml:space="preserve"> </w:t>
-      </w:r>
+        <w:t xml:space="preserve"> file:</w:t>
+      </w:r>
+    </w:p>
+    <w:p>
+      <w:pPr>
+        <w:pStyle w:val="SourceCode"/>
+      </w:pPr>
+      <w:r>
+        <w:rPr>
+          <w:rStyle w:val="VerbatimChar"/>
+        </w:rPr>
+        <w:t>pg_restore -d "postgresql://postgres:&lt;password&gt;@&lt;hos</w:t>
+      </w:r>
+      <w:r>
+        <w:rPr>
+          <w:rStyle w:val="VerbatimChar"/>
+        </w:rPr>
+        <w:t>t&gt;:5432/postgres" backup.dump</w:t>
+      </w:r>
+    </w:p>
+    <w:p>
+      <w:pPr>
+        <w:pStyle w:val="FirstParagraph"/>
+      </w:pPr>
       <w:r>
         <w:rPr>
           <w:b/>
           <w:bCs/>
         </w:rPr>
-        <w:t xml:space="preserve">file:</w:t>
-      </w:r>
-    </w:p>
-    <w:p>
-      <w:pPr>
-        <w:pStyle w:val="SourceCode"/>
-      </w:pPr>
-      <w:r>
-        <w:rPr>
-          <w:rStyle w:val="VerbatimChar"/>
-        </w:rPr>
-        <w:t xml:space="preserve">pg_restore -d "postgresql://postgres:&lt;password&gt;@&lt;host&gt;:5432/postgres" backup.dump</w:t>
-      </w:r>
-    </w:p>
-    <w:p>
-      <w:pPr>
-        <w:pStyle w:val="FirstParagraph"/>
-      </w:pPr>
+        <w:lastRenderedPageBreak/>
+        <w:t>From a Supabase platform backup:</w:t>
+      </w:r>
+      <w:r>
+        <w:t xml:space="preserve"> not available on the Free plan. If the project is upgraded to Pro, this becomes Supabase dashboard → </w:t>
+      </w:r>
       <w:r>
         <w:rPr>
           <w:b/>
           <w:bCs/>
         </w:rPr>
-        <w:t xml:space="preserve">From a Supabase platform backup:</w:t>
-      </w:r>
-      <w:r>
-        <w:t xml:space="preserve"> </w:t>
-      </w:r>
-      <w:r>
-        <w:t xml:space="preserve">not available on the Free plan. If the project is</w:t>
-      </w:r>
-      <w:r>
-        <w:t xml:space="preserve"> </w:t>
-      </w:r>
-      <w:r>
-        <w:t xml:space="preserve">upgraded to Pro, this becomes Supabase dashboard →</w:t>
-      </w:r>
-      <w:r>
-        <w:t xml:space="preserve"> </w:t>
-      </w:r>
-      <w:r>
-        <w:rPr>
-          <w:b/>
-          <w:bCs/>
-        </w:rPr>
-        <w:t xml:space="preserve">Database → Backups</w:t>
-      </w:r>
-      <w:r>
-        <w:t xml:space="preserve"> </w:t>
-      </w:r>
-      <w:r>
-        <w:t xml:space="preserve">→ select a</w:t>
-      </w:r>
-      <w:r>
-        <w:t xml:space="preserve"> </w:t>
-      </w:r>
-      <w:r>
-        <w:t xml:space="preserve">restore point. That is a full-project restore, so coordinate downtime and confirm the</w:t>
-      </w:r>
-      <w:r>
-        <w:t xml:space="preserve"> </w:t>
-      </w:r>
-      <w:r>
-        <w:t xml:space="preserve">target timestamp carefully — anything written after the restore point is lost.</w:t>
-      </w:r>
-    </w:p>
-    <w:bookmarkEnd w:id="17"/>
-    <w:bookmarkStart w:id="19" w:name="credentials-are-not-backed-up"/>
+        <w:t>Database → Backups</w:t>
+      </w:r>
+      <w:r>
+        <w:t xml:space="preserve"> → select a restore point. That is a full-project restore, so coordinate d</w:t>
+      </w:r>
+      <w:r>
+        <w:t>owntime and confirm the target timestamp carefully — anything written after the restore point is lost.</w:t>
+      </w:r>
+    </w:p>
     <w:p>
       <w:pPr>
         <w:pStyle w:val="Heading2"/>
       </w:pPr>
-      <w:r>
-        <w:t xml:space="preserve">Credentials are not backed up</w:t>
-      </w:r>
+      <w:bookmarkStart w:id="16" w:name="credentials-are-not-backed-up"/>
+      <w:bookmarkStart w:id="17" w:name="_Toc236213875"/>
+      <w:bookmarkEnd w:id="14"/>
+      <w:r>
+        <w:t>Credentials are not backed up</w:t>
+      </w:r>
+      <w:bookmarkEnd w:id="17"/>
     </w:p>
     <w:p>
       <w:pPr>
         <w:pStyle w:val="FirstParagraph"/>
       </w:pPr>
       <w:r>
-        <w:t xml:space="preserve">A database restore is useless without the keys needed to run the system. The bot token,</w:t>
-      </w:r>
-      <w:r>
-        <w:t xml:space="preserve"> </w:t>
-      </w:r>
-      <w:r>
-        <w:t xml:space="preserve">service role key, and admin password live only in Supabase secrets and</w:t>
-      </w:r>
-      <w:r>
-        <w:t xml:space="preserve"> </w:t>
+        <w:t>A database restore is useless without the keys needed to run the system. The bot token, service role key, and admin passwor</w:t>
+      </w:r>
+      <w:r>
+        <w:t xml:space="preserve">d live only in Supabase secrets and </w:t>
       </w:r>
       <w:r>
         <w:rPr>
           <w:rStyle w:val="VerbatimChar"/>
         </w:rPr>
-        <w:t xml:space="preserve">app_config</w:t>
-      </w:r>
-      <w:r>
-        <w:t xml:space="preserve">, and</w:t>
-      </w:r>
-      <w:r>
-        <w:t xml:space="preserve"> </w:t>
-      </w:r>
-      <w:r>
-        <w:t xml:space="preserve">no backup captures them. Keep the filled-in</w:t>
-      </w:r>
-      <w:r>
-        <w:t xml:space="preserve"> </w:t>
-      </w:r>
-      <w:hyperlink r:id="rId18">
+        <w:t>app_config</w:t>
+      </w:r>
+      <w:r>
+        <w:t xml:space="preserve">, and no backup captures them. Keep the filled-in </w:t>
+      </w:r>
+      <w:hyperlink r:id="rId6">
         <w:r>
           <w:rPr>
             <w:rStyle w:val="Hyperlink"/>
           </w:rPr>
-          <w:t xml:space="preserve">HANDOVER_CHECKLIST.md</w:t>
+          <w:t>HANDOVER_CHECKLIST.md</w:t>
         </w:r>
       </w:hyperlink>
       <w:r>
-        <w:t xml:space="preserve"> </w:t>
-      </w:r>
-      <w:r>
-        <w:t xml:space="preserve">somewhere safe and offline — that document</w:t>
-      </w:r>
-      <w:r>
-        <w:t xml:space="preserve"> </w:t>
-      </w:r>
-      <w:r>
-        <w:t xml:space="preserve">is part of the recovery procedure, not just paperwork.</w:t>
-      </w:r>
-    </w:p>
-    <w:bookmarkEnd w:id="19"/>
-    <w:bookmarkStart w:id="20" w:name="data-protection-already-in-place"/>
+        <w:t xml:space="preserve"> somewhere safe and offline — that document is part of the recovery procedure, not just paperwork.</w:t>
+      </w:r>
+    </w:p>
     <w:p>
       <w:pPr>
         <w:pStyle w:val="Heading2"/>
       </w:pPr>
-      <w:r>
-        <w:t xml:space="preserve">Data protection already in place</w:t>
-      </w:r>
+      <w:bookmarkStart w:id="18" w:name="data-protection-already-in-place"/>
+      <w:bookmarkStart w:id="19" w:name="_Toc236213876"/>
+      <w:bookmarkEnd w:id="16"/>
+      <w:r>
+        <w:t>Data protection already in place</w:t>
+      </w:r>
+      <w:bookmarkEnd w:id="19"/>
     </w:p>
     <w:p>
       <w:pPr>
         <w:pStyle w:val="Compact"/>
         <w:numPr>
           <w:ilvl w:val="0"/>
-          <w:numId w:val="1003"/>
+          <w:numId w:val="4"/>
         </w:numPr>
       </w:pPr>
       <w:r>
-        <w:t xml:space="preserve">Deleting a</w:t>
-      </w:r>
-      <w:r>
-        <w:t xml:space="preserve"> </w:t>
+        <w:t xml:space="preserve">Deleting a </w:t>
       </w:r>
       <w:r>
         <w:rPr>
           <w:rStyle w:val="VerbatimChar"/>
         </w:rPr>
-        <w:t xml:space="preserve">users</w:t>
-      </w:r>
-      <w:r>
-        <w:t xml:space="preserve"> </w:t>
-      </w:r>
-      <w:r>
-        <w:t xml:space="preserve">row cascades to</w:t>
-      </w:r>
-      <w:r>
-        <w:t xml:space="preserve"> </w:t>
+        <w:t>users</w:t>
+      </w:r>
+      <w:r>
+        <w:t xml:space="preserve"> row cascades to </w:t>
       </w:r>
       <w:r>
         <w:rPr>
           <w:rStyle w:val="VerbatimChar"/>
         </w:rPr>
-        <w:t xml:space="preserve">profiles</w:t>
-      </w:r>
-      <w:r>
-        <w:t xml:space="preserve">,</w:t>
-      </w:r>
-      <w:r>
-        <w:t xml:space="preserve"> </w:t>
+        <w:t>profiles</w:t>
+      </w:r>
+      <w:r>
+        <w:t xml:space="preserve">, </w:t>
       </w:r>
       <w:r>
         <w:rPr>
           <w:rStyle w:val="VerbatimChar"/>
         </w:rPr>
-        <w:t xml:space="preserve">applications</w:t>
-      </w:r>
-      <w:r>
-        <w:t xml:space="preserve">,</w:t>
-      </w:r>
-      <w:r>
-        <w:t xml:space="preserve"> </w:t>
+        <w:t>applications</w:t>
+      </w:r>
+      <w:r>
+        <w:t xml:space="preserve">, </w:t>
       </w:r>
       <w:r>
         <w:rPr>
           <w:rStyle w:val="VerbatimChar"/>
         </w:rPr>
-        <w:t xml:space="preserve">employers</w:t>
-      </w:r>
-      <w:r>
-        <w:t xml:space="preserve">, and</w:t>
-      </w:r>
-      <w:r>
-        <w:t xml:space="preserve"> </w:t>
+        <w:t>employers</w:t>
+      </w:r>
+      <w:r>
+        <w:t xml:space="preserve">, and </w:t>
       </w:r>
       <w:r>
         <w:rPr>
           <w:rStyle w:val="VerbatimChar"/>
         </w:rPr>
-        <w:t xml:space="preserve">jobs</w:t>
-      </w:r>
-      <w:r>
-        <w:t xml:space="preserve"> </w:t>
-      </w:r>
-      <w:r>
-        <w:t xml:space="preserve">(</w:t>
+        <w:t>jobs</w:t>
+      </w:r>
+      <w:r>
+        <w:t xml:space="preserve"> (</w:t>
       </w:r>
       <w:r>
         <w:rPr>
           <w:rStyle w:val="VerbatimChar"/>
         </w:rPr>
-        <w:t xml:space="preserve">ON DELETE CASCADE</w:t>
-      </w:r>
-      <w:r>
-        <w:t xml:space="preserve">). This prevents orphaned records but makes user deletion</w:t>
-      </w:r>
-      <w:r>
-        <w:t xml:space="preserve"> </w:t>
+        <w:t>ON DELETE CASCADE</w:t>
+      </w:r>
+      <w:r>
+        <w:t xml:space="preserve">). This prevents orphaned records but makes user deletion </w:t>
       </w:r>
       <w:r>
         <w:rPr>
           <w:b/>
           <w:bCs/>
         </w:rPr>
-        <w:t xml:space="preserve">destructive and unrecoverable except from a backup</w:t>
-      </w:r>
-      <w:r>
-        <w:t xml:space="preserve"> </w:t>
-      </w:r>
-      <w:r>
-        <w:t xml:space="preserve">— and on the Free plan, only</w:t>
-      </w:r>
-      <w:r>
-        <w:t xml:space="preserve"> </w:t>
-      </w:r>
-      <w:r>
-        <w:t xml:space="preserve">from the nightly backup below. Think before confirming a delete in the admin</w:t>
-      </w:r>
-      <w:r>
-        <w:t xml:space="preserve"> </w:t>
-      </w:r>
-      <w:r>
-        <w:t xml:space="preserve">dashboard.</w:t>
+        <w:t>destructive and unrecoverable except from a backup</w:t>
+      </w:r>
+      <w:r>
+        <w:t xml:space="preserve"> — and on the Free </w:t>
+      </w:r>
+      <w:r>
+        <w:t>plan, only from the nightly backup below. Think before confirming a delete in the admin dashboard.</w:t>
       </w:r>
     </w:p>
     <w:p>
@@ -1618,17 +2032,11 @@
         <w:pStyle w:val="Compact"/>
         <w:numPr>
           <w:ilvl w:val="0"/>
-          <w:numId w:val="1003"/>
+          <w:numId w:val="4"/>
         </w:numPr>
       </w:pPr>
       <w:r>
-        <w:t xml:space="preserve">Row Level Security is enabled on all tables; only the service-role key (server-side</w:t>
-      </w:r>
-      <w:r>
-        <w:t xml:space="preserve"> </w:t>
-      </w:r>
-      <w:r>
-        <w:t xml:space="preserve">only, never exposed to the browser) can bypass it.</w:t>
+        <w:t>Row Level Security is enabled on all tables; only the service-role key (server-side only, never exposed to the browser) can bypass it.</w:t>
       </w:r>
     </w:p>
     <w:p>
@@ -1636,263 +2044,241 @@
         <w:pStyle w:val="Compact"/>
         <w:numPr>
           <w:ilvl w:val="0"/>
-          <w:numId w:val="1003"/>
+          <w:numId w:val="4"/>
         </w:numPr>
       </w:pPr>
       <w:r>
-        <w:t xml:space="preserve">The</w:t>
-      </w:r>
-      <w:r>
-        <w:t xml:space="preserve"> </w:t>
+        <w:t xml:space="preserve">The </w:t>
       </w:r>
       <w:r>
         <w:rPr>
           <w:rStyle w:val="VerbatimChar"/>
         </w:rPr>
-        <w:t xml:space="preserve">resumes</w:t>
-      </w:r>
-      <w:r>
-        <w:t xml:space="preserve"> </w:t>
-      </w:r>
-      <w:r>
-        <w:t xml:space="preserve">bucket is</w:t>
-      </w:r>
-      <w:r>
-        <w:t xml:space="preserve"> </w:t>
+        <w:t>resumes</w:t>
+      </w:r>
+      <w:r>
+        <w:t xml:space="preserve"> bucket is </w:t>
       </w:r>
       <w:r>
         <w:rPr>
           <w:b/>
           <w:bCs/>
         </w:rPr>
-        <w:t xml:space="preserve">private</w:t>
-      </w:r>
-      <w:r>
-        <w:t xml:space="preserve"> </w:t>
-      </w:r>
-      <w:r>
-        <w:t xml:space="preserve">(migration</w:t>
-      </w:r>
-      <w:r>
-        <w:t xml:space="preserve"> </w:t>
+        <w:t>private</w:t>
+      </w:r>
+      <w:r>
+        <w:t xml:space="preserve"> (migration </w:t>
       </w:r>
       <w:r>
         <w:rPr>
           <w:rStyle w:val="VerbatimChar"/>
         </w:rPr>
-        <w:t xml:space="preserve">20260725120000</w:t>
-      </w:r>
-      <w:r>
-        <w:t xml:space="preserve">). CVs are served only</w:t>
-      </w:r>
-      <w:r>
-        <w:t xml:space="preserve"> </w:t>
-      </w:r>
-      <w:r>
-        <w:t xml:space="preserve">through short-lived signed URLs, never a public link.</w:t>
-      </w:r>
-    </w:p>
-    <w:bookmarkEnd w:id="20"/>
-    <w:bookmarkStart w:id="21" w:name="recommended-cadence"/>
+        <w:t>20260725120000</w:t>
+      </w:r>
+      <w:r>
+        <w:t>). CVs are served only through short-lived signed URLs, never a public link.</w:t>
+      </w:r>
+    </w:p>
     <w:p>
       <w:pPr>
         <w:pStyle w:val="Heading2"/>
       </w:pPr>
-      <w:r>
-        <w:t xml:space="preserve">Recommended cadence</w:t>
-      </w:r>
+      <w:bookmarkStart w:id="20" w:name="recommended-cadence"/>
+      <w:bookmarkStart w:id="21" w:name="_Toc236213877"/>
+      <w:bookmarkEnd w:id="18"/>
+      <w:r>
+        <w:t>Recommended cadence</w:t>
+      </w:r>
+      <w:bookmarkEnd w:id="21"/>
     </w:p>
     <w:tbl>
       <w:tblPr>
         <w:tblStyle w:val="Table"/>
-        <w:tblW w:type="auto" w:w="0"/>
-        <w:tblLook w:firstRow="1" w:lastRow="0" w:firstColumn="0" w:lastColumn="0" w:noHBand="0" w:noVBand="0" w:val="0020"/>
+        <w:tblW w:w="0" w:type="auto"/>
+        <w:tblLook w:val="0020" w:firstRow="1" w:lastRow="0" w:firstColumn="0" w:lastColumn="0" w:noHBand="0" w:noVBand="0"/>
       </w:tblPr>
       <w:tblGrid>
-        <w:gridCol w:w="3960"/>
-        <w:gridCol w:w="3960"/>
+        <w:gridCol w:w="2715"/>
+        <w:gridCol w:w="6861"/>
       </w:tblGrid>
       <w:tr>
         <w:trPr>
-          <w:tblHeader w:val="on"/>
+          <w:cnfStyle w:val="100000000000" w:firstRow="1" w:lastRow="0" w:firstColumn="0" w:lastColumn="0" w:oddVBand="0" w:evenVBand="0" w:oddHBand="0" w:evenHBand="0" w:firstRowFirstColumn="0" w:firstRowLastColumn="0" w:lastRowFirstColumn="0" w:lastRowLastColumn="0"/>
+          <w:tblHeader/>
         </w:trPr>
         <w:tc>
-          <w:tcPr/>
+          <w:tcPr>
+            <w:tcW w:w="0" w:type="auto"/>
+          </w:tcPr>
           <w:p>
             <w:pPr>
               <w:pStyle w:val="Compact"/>
             </w:pPr>
             <w:r>
-              <w:t xml:space="preserve">When</w:t>
+              <w:t>When</w:t>
             </w:r>
           </w:p>
         </w:tc>
         <w:tc>
-          <w:tcPr/>
+          <w:tcPr>
+            <w:tcW w:w="0" w:type="auto"/>
+          </w:tcPr>
           <w:p>
             <w:pPr>
               <w:pStyle w:val="Compact"/>
             </w:pPr>
             <w:r>
-              <w:t xml:space="preserve">Action</w:t>
+              <w:t>Action</w:t>
             </w:r>
           </w:p>
         </w:tc>
       </w:tr>
       <w:tr>
         <w:tc>
-          <w:tcPr/>
+          <w:tcPr>
+            <w:tcW w:w="0" w:type="auto"/>
+          </w:tcPr>
           <w:p>
             <w:pPr>
               <w:pStyle w:val="Compact"/>
             </w:pPr>
             <w:r>
-              <w:t xml:space="preserve">Nightly, automatic</w:t>
+              <w:t>Nightly, automatic</w:t>
             </w:r>
           </w:p>
         </w:tc>
         <w:tc>
-          <w:tcPr/>
+          <w:tcPr>
+            <w:tcW w:w="0" w:type="auto"/>
+          </w:tcPr>
           <w:p>
             <w:pPr>
               <w:pStyle w:val="Compact"/>
             </w:pPr>
             <w:r>
-              <w:t xml:space="preserve">GitHub Actions dump + storage sync (no action needed)</w:t>
+              <w:t>GitHub Actions dump + storage sync (no action needed)</w:t>
             </w:r>
           </w:p>
         </w:tc>
       </w:tr>
       <w:tr>
         <w:tc>
-          <w:tcPr/>
+          <w:tcPr>
+            <w:tcW w:w="0" w:type="auto"/>
+          </w:tcPr>
           <w:p>
             <w:pPr>
               <w:pStyle w:val="Compact"/>
             </w:pPr>
             <w:r>
-              <w:t xml:space="preserve">Before any manual migration or bulk data change</w:t>
+              <w:t>Before any manual migration or bulk data change</w:t>
             </w:r>
           </w:p>
         </w:tc>
         <w:tc>
-          <w:tcPr/>
+          <w:tcPr>
+            <w:tcW w:w="0" w:type="auto"/>
+          </w:tcPr>
           <w:p>
             <w:pPr>
               <w:pStyle w:val="Compact"/>
             </w:pPr>
             <w:r>
-              <w:t xml:space="preserve">Manual</w:t>
-            </w:r>
-            <w:r>
-              <w:t xml:space="preserve"> </w:t>
+              <w:t xml:space="preserve">Manual </w:t>
             </w:r>
             <w:r>
               <w:rPr>
                 <w:rStyle w:val="VerbatimChar"/>
               </w:rPr>
-              <w:t xml:space="preserve">db dump</w:t>
+              <w:t>db dump</w:t>
             </w:r>
           </w:p>
         </w:tc>
       </w:tr>
       <w:tr>
         <w:tc>
-          <w:tcPr/>
+          <w:tcPr>
+            <w:tcW w:w="0" w:type="auto"/>
+          </w:tcPr>
           <w:p>
             <w:pPr>
               <w:pStyle w:val="Compact"/>
             </w:pPr>
             <w:r>
-              <w:t xml:space="preserve">Monthly</w:t>
+              <w:t>Monthly</w:t>
             </w:r>
           </w:p>
         </w:tc>
         <w:tc>
-          <w:tcPr/>
+          <w:tcPr>
+            <w:tcW w:w="0" w:type="auto"/>
+          </w:tcPr>
           <w:p>
             <w:pPr>
               <w:pStyle w:val="Compact"/>
             </w:pPr>
             <w:r>
-              <w:t xml:space="preserve">Confirm the backup workflow is still succeeding, and actually test a restore into a scratch project — an untested backup is not a backup</w:t>
+              <w:t>Confirm the backup workflow is still succeeding, and actually test a restore into a scratch project — an untested backup is not a backup</w:t>
             </w:r>
           </w:p>
         </w:tc>
       </w:tr>
       <w:tr>
         <w:tc>
-          <w:tcPr/>
+          <w:tcPr>
+            <w:tcW w:w="0" w:type="auto"/>
+          </w:tcPr>
           <w:p>
             <w:pPr>
               <w:pStyle w:val="Compact"/>
             </w:pPr>
             <w:r>
-              <w:t xml:space="preserve">At handover, and after any credential rotation</w:t>
+              <w:t>At handover, and after any credential rotation</w:t>
             </w:r>
           </w:p>
         </w:tc>
         <w:tc>
-          <w:tcPr/>
+          <w:tcPr>
+            <w:tcW w:w="0" w:type="auto"/>
+          </w:tcPr>
           <w:p>
             <w:pPr>
               <w:pStyle w:val="Compact"/>
             </w:pPr>
             <w:r>
-              <w:t xml:space="preserve">Update</w:t>
-            </w:r>
-            <w:r>
-              <w:t xml:space="preserve"> </w:t>
+              <w:t xml:space="preserve">Update </w:t>
             </w:r>
             <w:r>
               <w:rPr>
                 <w:rStyle w:val="VerbatimChar"/>
               </w:rPr>
-              <w:t xml:space="preserve">HANDOVER_CHECKLIST.md</w:t>
+              <w:t>HANDOVER_CHECKLIST.md</w:t>
             </w:r>
           </w:p>
         </w:tc>
       </w:tr>
+      <w:bookmarkEnd w:id="1"/>
+      <w:bookmarkEnd w:id="20"/>
     </w:tbl>
-    <w:bookmarkEnd w:id="21"/>
-    <w:bookmarkEnd w:id="22"/>
+    <w:p/>
     <w:sectPr>
       <w:footnotePr>
         <w:numRestart w:val="eachSect"/>
       </w:footnotePr>
+      <w:pgSz w:w="12240" w:h="15840"/>
+      <w:pgMar w:top="1440" w:right="1440" w:bottom="1440" w:left="1440" w:header="720" w:footer="720" w:gutter="0"/>
+      <w:cols w:space="720"/>
     </w:sectPr>
   </w:body>
 </w:document>
 </file>
 
-<file path=word/comments.xml><?xml version="1.0" encoding="utf-8"?>
-<w:comments xmlns:w="http://schemas.openxmlformats.org/wordprocessingml/2006/main" xmlns:m="http://schemas.openxmlformats.org/officeDocument/2006/math" xmlns:r="http://schemas.openxmlformats.org/officeDocument/2006/relationships" xmlns:o="urn:schemas-microsoft-com:office:office" xmlns:v="urn:schemas-microsoft-com:vml" xmlns:w10="urn:schemas-microsoft-com:office:word" xmlns:a="http://schemas.openxmlformats.org/drawingml/2006/main" xmlns:pic="http://schemas.openxmlformats.org/drawingml/2006/picture" xmlns:wp="http://schemas.openxmlformats.org/drawingml/2006/wordprocessingDrawing"/>
-</file>
-
-<file path=word/footnotes.xml><?xml version="1.0" encoding="utf-8"?>
-<w:footnotes xmlns:w="http://schemas.openxmlformats.org/wordprocessingml/2006/main" xmlns:m="http://schemas.openxmlformats.org/officeDocument/2006/math" xmlns:r="http://schemas.openxmlformats.org/officeDocument/2006/relationships" xmlns:o="urn:schemas-microsoft-com:office:office" xmlns:v="urn:schemas-microsoft-com:vml" xmlns:w10="urn:schemas-microsoft-com:office:word" xmlns:a="http://schemas.openxmlformats.org/drawingml/2006/main" xmlns:pic="http://schemas.openxmlformats.org/drawingml/2006/picture" xmlns:wp="http://schemas.openxmlformats.org/drawingml/2006/wordprocessingDrawing">
-  <w:footnote w:type="continuationSeparator" w:id="0">
-    <w:p>
-      <w:r>
-        <w:continuationSeparator/>
-      </w:r>
-    </w:p>
-  </w:footnote>
-  <w:footnote w:type="separator" w:id="-1">
-    <w:p>
-      <w:r>
-        <w:separator/>
-      </w:r>
-    </w:p>
-  </w:footnote>
-</w:footnotes>
-</file>
-
 <file path=word/numbering.xml><?xml version="1.0" encoding="utf-8"?>
-<w:numbering xmlns:w="http://schemas.openxmlformats.org/wordprocessingml/2006/main">
-  <w:abstractNum w:abstractNumId="990">
+<w:numbering xmlns:wpc="http://schemas.microsoft.com/office/word/2010/wordprocessingCanvas" xmlns:mc="http://schemas.openxmlformats.org/markup-compatibility/2006" xmlns:o="urn:schemas-microsoft-com:office:office" xmlns:r="http://schemas.openxmlformats.org/officeDocument/2006/relationships" xmlns:m="http://schemas.openxmlformats.org/officeDocument/2006/math" xmlns:v="urn:schemas-microsoft-com:vml" xmlns:wp14="http://schemas.microsoft.com/office/word/2010/wordprocessingDrawing" xmlns:wp="http://schemas.openxmlformats.org/drawingml/2006/wordprocessingDrawing" xmlns:w10="urn:schemas-microsoft-com:office:word" xmlns:w="http://schemas.openxmlformats.org/wordprocessingml/2006/main" xmlns:w14="http://schemas.microsoft.com/office/word/2010/wordml" xmlns:w15="http://schemas.microsoft.com/office/word/2012/wordml" xmlns:wpg="http://schemas.microsoft.com/office/word/2010/wordprocessingGroup" xmlns:wpi="http://schemas.microsoft.com/office/word/2010/wordprocessingInk" xmlns:wne="http://schemas.microsoft.com/office/word/2006/wordml" xmlns:wps="http://schemas.microsoft.com/office/word/2010/wordprocessingShape" mc:Ignorable="w14 w15 wp14">
+  <w:abstractNum w:abstractNumId="0">
     <w:nsid w:val="0000A990"/>
     <w:multiLevelType w:val="multilevel"/>
+    <w:tmpl w:val="25C0B162"/>
     <w:lvl w:ilvl="0">
       <w:numFmt w:val="bullet"/>
       <w:lvlText w:val=" "/>
@@ -1966,9 +2352,10 @@
       </w:pPr>
     </w:lvl>
   </w:abstractNum>
-  <w:abstractNum w:abstractNumId="991">
+  <w:abstractNum w:abstractNumId="1">
     <w:nsid w:val="0000A991"/>
     <w:multiLevelType w:val="multilevel"/>
+    <w:tmpl w:val="89D08E06"/>
     <w:lvl w:ilvl="0">
       <w:numFmt w:val="bullet"/>
       <w:lvlText w:val=""/>
@@ -2069,9 +2456,10 @@
       </w:rPr>
     </w:lvl>
   </w:abstractNum>
-  <w:abstractNum w:abstractNumId="99411">
+  <w:abstractNum w:abstractNumId="2">
     <w:nsid w:val="00A99411"/>
     <w:multiLevelType w:val="multilevel"/>
+    <w:tmpl w:val="E73455CE"/>
     <w:lvl w:ilvl="0">
       <w:start w:val="1"/>
       <w:numFmt w:val="decimal"/>
@@ -2154,14 +2542,14 @@
       </w:pPr>
     </w:lvl>
   </w:abstractNum>
-  <w:num w:numId="1000">
-    <w:abstractNumId w:val="990"/>
+  <w:num w:numId="1">
+    <w:abstractNumId w:val="0"/>
   </w:num>
-  <w:num w:numId="1001">
-    <w:abstractNumId w:val="991"/>
+  <w:num w:numId="2">
+    <w:abstractNumId w:val="1"/>
   </w:num>
-  <w:num w:numId="1002">
-    <w:abstractNumId w:val="99411"/>
+  <w:num w:numId="3">
+    <w:abstractNumId w:val="2"/>
     <w:lvlOverride w:ilvl="0">
       <w:startOverride w:val="1"/>
     </w:lvlOverride>
@@ -2190,21 +2578,21 @@
       <w:startOverride w:val="1"/>
     </w:lvlOverride>
   </w:num>
-  <w:num w:numId="1003">
-    <w:abstractNumId w:val="991"/>
+  <w:num w:numId="4">
+    <w:abstractNumId w:val="1"/>
   </w:num>
 </w:numbering>
 </file>
 
 <file path=word/styles.xml><?xml version="1.0" encoding="utf-8"?>
-<w:styles xmlns:r="http://schemas.openxmlformats.org/officeDocument/2006/relationships" xmlns:w="http://schemas.openxmlformats.org/wordprocessingml/2006/main">
+<w:styles xmlns:mc="http://schemas.openxmlformats.org/markup-compatibility/2006" xmlns:r="http://schemas.openxmlformats.org/officeDocument/2006/relationships" xmlns:w="http://schemas.openxmlformats.org/wordprocessingml/2006/main" xmlns:w14="http://schemas.microsoft.com/office/word/2010/wordml" xmlns:w15="http://schemas.microsoft.com/office/word/2012/wordml" mc:Ignorable="w14 w15">
   <w:docDefaults>
     <w:rPrDefault>
       <w:rPr>
-        <w:rFonts w:asciiTheme="minorHAnsi" w:cstheme="minorBidi" w:eastAsiaTheme="minorEastAsia" w:hAnsiTheme="minorHAnsi"/>
+        <w:rFonts w:asciiTheme="minorHAnsi" w:eastAsiaTheme="minorEastAsia" w:hAnsiTheme="minorHAnsi" w:cstheme="minorBidi"/>
         <w:sz w:val="24"/>
         <w:szCs w:val="24"/>
-        <w:lang w:bidi="ar-SA" w:eastAsia="zh-CN" w:val="en-GB"/>
+        <w:lang w:val="en-GB" w:eastAsia="zh-CN" w:bidi="ar-SA"/>
       </w:rPr>
     </w:rPrDefault>
     <w:pPrDefault>
@@ -2213,168 +2601,334 @@
       </w:pPr>
     </w:pPrDefault>
   </w:docDefaults>
-  <w:latentStyles w:count="276" w:defLockedState="0" w:defQFormat="0" w:defSemiHidden="0" w:defUIPriority="0" w:defUnhideWhenUsed="0"/>
-  <w:style w:default="1" w:styleId="Normal" w:type="paragraph">
+  <w:latentStyles w:defLockedState="0" w:defUIPriority="0" w:defSemiHidden="0" w:defUnhideWhenUsed="0" w:defQFormat="0" w:count="371">
+    <w:lsdException w:name="index 1" w:semiHidden="1" w:unhideWhenUsed="1"/>
+    <w:lsdException w:name="index 7" w:semiHidden="1" w:unhideWhenUsed="1"/>
+    <w:lsdException w:name="index 8" w:semiHidden="1" w:unhideWhenUsed="1"/>
+    <w:lsdException w:name="index 9" w:semiHidden="1" w:unhideWhenUsed="1"/>
+    <w:lsdException w:name="toc 1" w:semiHidden="1" w:uiPriority="39" w:unhideWhenUsed="1"/>
+    <w:lsdException w:name="toc 2" w:semiHidden="1" w:uiPriority="39" w:unhideWhenUsed="1"/>
+    <w:lsdException w:name="toc 3" w:semiHidden="1" w:unhideWhenUsed="1"/>
+    <w:lsdException w:name="toc 4" w:semiHidden="1" w:unhideWhenUsed="1"/>
+    <w:lsdException w:name="toc 5" w:semiHidden="1" w:unhideWhenUsed="1"/>
+    <w:lsdException w:name="toc 6" w:semiHidden="1" w:unhideWhenUsed="1"/>
+    <w:lsdException w:name="toc 7" w:semiHidden="1" w:unhideWhenUsed="1"/>
+    <w:lsdException w:name="toc 8" w:semiHidden="1" w:unhideWhenUsed="1"/>
+    <w:lsdException w:name="toc 9" w:semiHidden="1" w:unhideWhenUsed="1"/>
+    <w:lsdException w:name="Normal Indent" w:semiHidden="1" w:unhideWhenUsed="1"/>
+    <w:lsdException w:name="footnote text" w:semiHidden="1" w:unhideWhenUsed="1"/>
+    <w:lsdException w:name="annotation text" w:semiHidden="1" w:unhideWhenUsed="1"/>
+    <w:lsdException w:name="header" w:semiHidden="1" w:unhideWhenUsed="1"/>
+    <w:lsdException w:name="footer" w:semiHidden="1" w:unhideWhenUsed="1"/>
+    <w:lsdException w:name="index heading" w:semiHidden="1" w:unhideWhenUsed="1"/>
+    <w:lsdException w:name="caption" w:semiHidden="1" w:unhideWhenUsed="1"/>
+    <w:lsdException w:name="table of figures" w:semiHidden="1" w:unhideWhenUsed="1"/>
+    <w:lsdException w:name="envelope address" w:semiHidden="1" w:unhideWhenUsed="1"/>
+    <w:lsdException w:name="envelope return" w:semiHidden="1" w:unhideWhenUsed="1"/>
+    <w:lsdException w:name="footnote reference" w:semiHidden="1" w:unhideWhenUsed="1"/>
+    <w:lsdException w:name="annotation reference" w:semiHidden="1" w:unhideWhenUsed="1"/>
+    <w:lsdException w:name="line number" w:semiHidden="1" w:unhideWhenUsed="1"/>
+    <w:lsdException w:name="page number" w:semiHidden="1" w:unhideWhenUsed="1"/>
+    <w:lsdException w:name="endnote reference" w:semiHidden="1" w:unhideWhenUsed="1"/>
+    <w:lsdException w:name="endnote text" w:semiHidden="1" w:unhideWhenUsed="1"/>
+    <w:lsdException w:name="table of authorities" w:semiHidden="1" w:unhideWhenUsed="1"/>
+    <w:lsdException w:name="macro" w:semiHidden="1" w:unhideWhenUsed="1"/>
+    <w:lsdException w:name="toa heading" w:semiHidden="1" w:unhideWhenUsed="1"/>
+    <w:lsdException w:name="List" w:semiHidden="1" w:unhideWhenUsed="1"/>
+    <w:lsdException w:name="List Bullet" w:semiHidden="1" w:unhideWhenUsed="1"/>
+    <w:lsdException w:name="List Number" w:semiHidden="1" w:unhideWhenUsed="1"/>
+    <w:lsdException w:name="List 2" w:semiHidden="1" w:unhideWhenUsed="1"/>
+    <w:lsdException w:name="List 3" w:semiHidden="1" w:unhideWhenUsed="1"/>
+    <w:lsdException w:name="List 4" w:semiHidden="1" w:unhideWhenUsed="1"/>
+    <w:lsdException w:name="List 5" w:semiHidden="1" w:unhideWhenUsed="1"/>
+    <w:lsdException w:name="List Bullet 2" w:semiHidden="1" w:unhideWhenUsed="1"/>
+    <w:lsdException w:name="List Bullet 3" w:semiHidden="1" w:unhideWhenUsed="1"/>
+    <w:lsdException w:name="List Bullet 4" w:semiHidden="1" w:unhideWhenUsed="1"/>
+    <w:lsdException w:name="List Bullet 5" w:semiHidden="1" w:unhideWhenUsed="1"/>
+    <w:lsdException w:name="List Number 3" w:semiHidden="1" w:unhideWhenUsed="1"/>
+    <w:lsdException w:name="List Number 4" w:semiHidden="1" w:unhideWhenUsed="1"/>
+    <w:lsdException w:name="Closing" w:semiHidden="1" w:unhideWhenUsed="1"/>
+    <w:lsdException w:name="Signature" w:semiHidden="1" w:unhideWhenUsed="1"/>
+    <w:lsdException w:name="Default Paragraph Font" w:semiHidden="1" w:unhideWhenUsed="1"/>
+    <w:lsdException w:name="Body Text" w:semiHidden="1" w:unhideWhenUsed="1"/>
+    <w:lsdException w:name="Body Text Indent" w:semiHidden="1" w:unhideWhenUsed="1"/>
+    <w:lsdException w:name="List Continue" w:semiHidden="1" w:unhideWhenUsed="1"/>
+    <w:lsdException w:name="List Continue 2" w:semiHidden="1" w:unhideWhenUsed="1"/>
+    <w:lsdException w:name="List Continue 3" w:semiHidden="1" w:unhideWhenUsed="1"/>
+    <w:lsdException w:name="List Continue 4" w:semiHidden="1" w:unhideWhenUsed="1"/>
+    <w:lsdException w:name="List Continue 5" w:semiHidden="1" w:unhideWhenUsed="1"/>
+    <w:lsdException w:name="Message Header" w:semiHidden="1" w:unhideWhenUsed="1"/>
+    <w:lsdException w:name="Salutation" w:semiHidden="1" w:unhideWhenUsed="1"/>
+    <w:lsdException w:name="Date" w:semiHidden="1" w:unhideWhenUsed="1"/>
+    <w:lsdException w:name="Body Text First Indent" w:semiHidden="1" w:unhideWhenUsed="1"/>
+    <w:lsdException w:name="Body Text First Indent 2" w:semiHidden="1" w:unhideWhenUsed="1"/>
+    <w:lsdException w:name="Note Heading" w:semiHidden="1" w:unhideWhenUsed="1"/>
+    <w:lsdException w:name="Body Text 2" w:semiHidden="1" w:unhideWhenUsed="1"/>
+    <w:lsdException w:name="Body Text 3" w:semiHidden="1" w:unhideWhenUsed="1"/>
+    <w:lsdException w:name="Body Text Indent 2" w:semiHidden="1" w:unhideWhenUsed="1"/>
+    <w:lsdException w:name="Hyperlink" w:uiPriority="99"/>
+    <w:lsdException w:name="Document Map" w:semiHidden="1" w:unhideWhenUsed="1"/>
+    <w:lsdException w:name="Plain Text" w:semiHidden="1" w:unhideWhenUsed="1"/>
+    <w:lsdException w:name="E-mail Signature" w:semiHidden="1" w:unhideWhenUsed="1"/>
+    <w:lsdException w:name="HTML Top of Form" w:semiHidden="1" w:unhideWhenUsed="1"/>
+    <w:lsdException w:name="HTML Bottom of Form" w:semiHidden="1" w:unhideWhenUsed="1"/>
+    <w:lsdException w:name="Normal (Web)" w:semiHidden="1" w:unhideWhenUsed="1"/>
+    <w:lsdException w:name="HTML Acronym" w:semiHidden="1" w:unhideWhenUsed="1"/>
+    <w:lsdException w:name="HTML Address" w:semiHidden="1" w:unhideWhenUsed="1"/>
+    <w:lsdException w:name="HTML Cite" w:semiHidden="1" w:unhideWhenUsed="1"/>
+    <w:lsdException w:name="HTML Code" w:semiHidden="1" w:unhideWhenUsed="1"/>
+    <w:lsdException w:name="HTML Definition" w:semiHidden="1" w:unhideWhenUsed="1"/>
+    <w:lsdException w:name="HTML Keyboard" w:semiHidden="1" w:unhideWhenUsed="1"/>
+    <w:lsdException w:name="HTML Preformatted" w:semiHidden="1" w:unhideWhenUsed="1"/>
+    <w:lsdException w:name="HTML Sample" w:semiHidden="1" w:unhideWhenUsed="1"/>
+    <w:lsdException w:name="HTML Typewriter" w:semiHidden="1" w:unhideWhenUsed="1"/>
+    <w:lsdException w:name="HTML Variable" w:semiHidden="1" w:unhideWhenUsed="1"/>
+    <w:lsdException w:name="Normal Table" w:semiHidden="1" w:unhideWhenUsed="1"/>
+    <w:lsdException w:name="annotation subject" w:semiHidden="1" w:unhideWhenUsed="1"/>
+    <w:lsdException w:name="No List" w:semiHidden="1" w:unhideWhenUsed="1"/>
+    <w:lsdException w:name="Outline List 1" w:semiHidden="1" w:unhideWhenUsed="1"/>
+    <w:lsdException w:name="Outline List 2" w:semiHidden="1" w:unhideWhenUsed="1"/>
+    <w:lsdException w:name="Outline List 3" w:semiHidden="1" w:unhideWhenUsed="1"/>
+    <w:lsdException w:name="Table Simple 1" w:semiHidden="1" w:unhideWhenUsed="1"/>
+    <w:lsdException w:name="Table Simple 2" w:semiHidden="1" w:unhideWhenUsed="1"/>
+    <w:lsdException w:name="Table Simple 3" w:semiHidden="1" w:unhideWhenUsed="1"/>
+    <w:lsdException w:name="Table Classic 1" w:semiHidden="1" w:unhideWhenUsed="1"/>
+    <w:lsdException w:name="Table Classic 2" w:semiHidden="1" w:unhideWhenUsed="1"/>
+    <w:lsdException w:name="Table Classic 3" w:semiHidden="1" w:unhideWhenUsed="1"/>
+    <w:lsdException w:name="Table Classic 4" w:semiHidden="1" w:unhideWhenUsed="1"/>
+    <w:lsdException w:name="Table Colorful 1" w:semiHidden="1" w:unhideWhenUsed="1"/>
+    <w:lsdException w:name="Table Colorful 2" w:semiHidden="1" w:unhideWhenUsed="1"/>
+    <w:lsdException w:name="Table Colorful 3" w:semiHidden="1" w:unhideWhenUsed="1"/>
+    <w:lsdException w:name="Table Columns 1" w:semiHidden="1" w:unhideWhenUsed="1"/>
+    <w:lsdException w:name="Table Columns 2" w:semiHidden="1" w:unhideWhenUsed="1"/>
+    <w:lsdException w:name="Table Columns 3" w:semiHidden="1" w:unhideWhenUsed="1"/>
+    <w:lsdException w:name="Table Columns 4" w:semiHidden="1" w:unhideWhenUsed="1"/>
+    <w:lsdException w:name="Table Columns 5" w:semiHidden="1" w:unhideWhenUsed="1"/>
+    <w:lsdException w:name="Table Grid 1" w:semiHidden="1" w:unhideWhenUsed="1"/>
+    <w:lsdException w:name="Table Grid 2" w:semiHidden="1" w:unhideWhenUsed="1"/>
+    <w:lsdException w:name="Table Grid 3" w:semiHidden="1" w:unhideWhenUsed="1"/>
+    <w:lsdException w:name="Table Grid 4" w:semiHidden="1" w:unhideWhenUsed="1"/>
+    <w:lsdException w:name="Table Grid 5" w:semiHidden="1" w:unhideWhenUsed="1"/>
+    <w:lsdException w:name="Table Grid 6" w:semiHidden="1" w:unhideWhenUsed="1"/>
+    <w:lsdException w:name="Table Grid 7" w:semiHidden="1" w:unhideWhenUsed="1"/>
+    <w:lsdException w:name="Table Grid 8" w:semiHidden="1" w:unhideWhenUsed="1"/>
+    <w:lsdException w:name="Table List 1" w:semiHidden="1" w:unhideWhenUsed="1"/>
+    <w:lsdException w:name="Table List 2" w:semiHidden="1" w:unhideWhenUsed="1"/>
+    <w:lsdException w:name="Table List 3" w:semiHidden="1" w:unhideWhenUsed="1"/>
+    <w:lsdException w:name="Table List 4" w:semiHidden="1" w:unhideWhenUsed="1"/>
+    <w:lsdException w:name="Table List 5" w:semiHidden="1" w:unhideWhenUsed="1"/>
+    <w:lsdException w:name="Table List 6" w:semiHidden="1" w:unhideWhenUsed="1"/>
+    <w:lsdException w:name="Table List 7" w:semiHidden="1" w:unhideWhenUsed="1"/>
+    <w:lsdException w:name="Table List 8" w:semiHidden="1" w:unhideWhenUsed="1"/>
+    <w:lsdException w:name="Table 3D effects 1" w:semiHidden="1" w:unhideWhenUsed="1"/>
+    <w:lsdException w:name="Table 3D effects 2" w:semiHidden="1" w:unhideWhenUsed="1"/>
+    <w:lsdException w:name="Table 3D effects 3" w:semiHidden="1" w:unhideWhenUsed="1"/>
+    <w:lsdException w:name="Table Contemporary" w:semiHidden="1" w:unhideWhenUsed="1"/>
+    <w:lsdException w:name="Table Elegant" w:semiHidden="1" w:unhideWhenUsed="1"/>
+    <w:lsdException w:name="Table Professional" w:semiHidden="1" w:unhideWhenUsed="1"/>
+    <w:lsdException w:name="Table Subtle 1" w:semiHidden="1" w:unhideWhenUsed="1"/>
+    <w:lsdException w:name="Table Subtle 2" w:semiHidden="1" w:unhideWhenUsed="1"/>
+    <w:lsdException w:name="Table Web 1" w:semiHidden="1" w:unhideWhenUsed="1"/>
+    <w:lsdException w:name="Table Web 2" w:semiHidden="1" w:unhideWhenUsed="1"/>
+    <w:lsdException w:name="Table Web 3" w:semiHidden="1" w:unhideWhenUsed="1"/>
+    <w:lsdException w:name="Balloon Text" w:semiHidden="1" w:unhideWhenUsed="1"/>
+    <w:lsdException w:name="Table Theme" w:semiHidden="1" w:unhideWhenUsed="1"/>
+    <w:lsdException w:name="Placeholder Text" w:semiHidden="1"/>
+    <w:lsdException w:name="Light Shading"/>
+    <w:lsdException w:name="Light List"/>
+    <w:lsdException w:name="Light Grid"/>
+    <w:lsdException w:name="Medium Shading 1"/>
+    <w:lsdException w:name="Medium Shading 2"/>
+    <w:lsdException w:name="Medium List 1"/>
+    <w:lsdException w:name="Medium List 2"/>
+    <w:lsdException w:name="Light Shading Accent 1"/>
+    <w:lsdException w:name="Light List Accent 1"/>
+    <w:lsdException w:name="Light Grid Accent 1"/>
+    <w:lsdException w:name="Medium Shading 1 Accent 1"/>
+    <w:lsdException w:name="Medium Shading 2 Accent 1"/>
+    <w:lsdException w:name="Medium List 1 Accent 1"/>
+    <w:lsdException w:name="Revision" w:semiHidden="1"/>
+    <w:lsdException w:name="Medium List 2 Accent 1"/>
+    <w:lsdException w:name="Medium Grid 1 Accent 1"/>
+    <w:lsdException w:name="Medium Grid 2 Accent 1"/>
+    <w:lsdException w:name="Medium Grid 3 Accent 1"/>
+    <w:lsdException w:name="Dark List Accent 1"/>
+    <w:lsdException w:name="Colorful Shading Accent 1"/>
+    <w:lsdException w:name="Colorful List Accent 1"/>
+    <w:lsdException w:name="Colorful Grid Accent 1"/>
+    <w:lsdException w:name="Light Shading Accent 2"/>
+    <w:lsdException w:name="Light List Accent 2"/>
+    <w:lsdException w:name="Light Grid Accent 2"/>
+    <w:lsdException w:name="Medium Shading 1 Accent 2"/>
+    <w:lsdException w:name="Medium Shading 2 Accent 2"/>
+    <w:lsdException w:name="Medium List 1 Accent 2"/>
+    <w:lsdException w:name="Medium List 2 Accent 2"/>
+    <w:lsdException w:name="Medium Grid 1 Accent 2"/>
+    <w:lsdException w:name="Medium Grid 2 Accent 2"/>
+    <w:lsdException w:name="Medium Grid 3 Accent 2"/>
+    <w:lsdException w:name="Dark List Accent 2"/>
+    <w:lsdException w:name="Colorful Shading Accent 2"/>
+    <w:lsdException w:name="Colorful List Accent 2"/>
+    <w:lsdException w:name="Colorful Grid Accent 2"/>
+    <w:lsdException w:name="Light Shading Accent 3"/>
+    <w:lsdException w:name="Light List Accent 3"/>
+    <w:lsdException w:name="Light Grid Accent 3"/>
+    <w:lsdException w:name="Medium Shading 1 Accent 3"/>
+    <w:lsdException w:name="Medium Shading 2 Accent 3"/>
+    <w:lsdException w:name="Medium List 1 Accent 3"/>
+    <w:lsdException w:name="Medium List 2 Accent 3"/>
+    <w:lsdException w:name="Medium Grid 1 Accent 3"/>
+    <w:lsdException w:name="Medium Grid 2 Accent 3"/>
+    <w:lsdException w:name="Medium Grid 3 Accent 3"/>
+    <w:lsdException w:name="Dark List Accent 3"/>
+    <w:lsdException w:name="Colorful Shading Accent 3"/>
+    <w:lsdException w:name="Colorful List Accent 3"/>
+    <w:lsdException w:name="Colorful Grid Accent 3"/>
+    <w:lsdException w:name="Light Shading Accent 4"/>
+    <w:lsdException w:name="Light List Accent 4"/>
+    <w:lsdException w:name="Light Grid Accent 4"/>
+    <w:lsdException w:name="Medium Shading 1 Accent 4"/>
+    <w:lsdException w:name="Medium Shading 2 Accent 4"/>
+    <w:lsdException w:name="Medium List 1 Accent 4"/>
+    <w:lsdException w:name="Medium List 2 Accent 4"/>
+    <w:lsdException w:name="Medium Grid 1 Accent 4"/>
+    <w:lsdException w:name="Medium Grid 2 Accent 4"/>
+    <w:lsdException w:name="Medium Grid 3 Accent 4"/>
+    <w:lsdException w:name="Dark List Accent 4"/>
+    <w:lsdException w:name="Colorful Shading Accent 4"/>
+    <w:lsdException w:name="Colorful List Accent 4"/>
+    <w:lsdException w:name="Colorful Grid Accent 4"/>
+    <w:lsdException w:name="Light Shading Accent 5"/>
+    <w:lsdException w:name="Light List Accent 5"/>
+    <w:lsdException w:name="Light Grid Accent 5"/>
+    <w:lsdException w:name="Medium Shading 1 Accent 5"/>
+    <w:lsdException w:name="Medium Shading 2 Accent 5"/>
+    <w:lsdException w:name="Medium List 1 Accent 5"/>
+    <w:lsdException w:name="Medium List 2 Accent 5"/>
+    <w:lsdException w:name="Medium Grid 1 Accent 5"/>
+    <w:lsdException w:name="Medium Grid 2 Accent 5"/>
+    <w:lsdException w:name="Medium Grid 3 Accent 5"/>
+    <w:lsdException w:name="Dark List Accent 5"/>
+    <w:lsdException w:name="Colorful Shading Accent 5"/>
+    <w:lsdException w:name="Colorful List Accent 5"/>
+    <w:lsdException w:name="Colorful Grid Accent 5"/>
+    <w:lsdException w:name="Light Shading Accent 6"/>
+    <w:lsdException w:name="Light List Accent 6"/>
+    <w:lsdException w:name="Light Grid Accent 6"/>
+    <w:lsdException w:name="Medium Shading 1 Accent 6"/>
+    <w:lsdException w:name="Medium Shading 2 Accent 6"/>
+    <w:lsdException w:name="Medium List 1 Accent 6"/>
+    <w:lsdException w:name="Medium List 2 Accent 6"/>
+    <w:lsdException w:name="Medium Grid 1 Accent 6"/>
+    <w:lsdException w:name="Medium Grid 2 Accent 6"/>
+    <w:lsdException w:name="Medium Grid 3 Accent 6"/>
+    <w:lsdException w:name="Dark List Accent 6"/>
+    <w:lsdException w:name="Colorful Shading Accent 6"/>
+    <w:lsdException w:name="Colorful List Accent 6"/>
+    <w:lsdException w:name="Colorful Grid Accent 6"/>
+    <w:lsdException w:name="Bibliography" w:semiHidden="1" w:unhideWhenUsed="1"/>
+    <w:lsdException w:name="TOC Heading" w:semiHidden="1" w:unhideWhenUsed="1"/>
+    <w:lsdException w:name="Grid Table 4" w:uiPriority="49"/>
+    <w:lsdException w:name="Grid Table 5 Dark" w:uiPriority="50"/>
+    <w:lsdException w:name="Grid Table 6 Colorful" w:uiPriority="51"/>
+    <w:lsdException w:name="Grid Table 7 Colorful" w:uiPriority="52"/>
+    <w:lsdException w:name="Grid Table 1 Light Accent 1" w:uiPriority="46"/>
+    <w:lsdException w:name="Grid Table 2 Accent 1" w:uiPriority="47"/>
+    <w:lsdException w:name="Grid Table 3 Accent 1" w:uiPriority="48"/>
+    <w:lsdException w:name="Grid Table 4 Accent 1" w:uiPriority="49"/>
+    <w:lsdException w:name="Grid Table 5 Dark Accent 1" w:uiPriority="50"/>
+    <w:lsdException w:name="Grid Table 6 Colorful Accent 1" w:uiPriority="51"/>
+    <w:lsdException w:name="Grid Table 7 Colorful Accent 1" w:uiPriority="52"/>
+    <w:lsdException w:name="Grid Table 1 Light Accent 2" w:uiPriority="46"/>
+    <w:lsdException w:name="Grid Table 2 Accent 2" w:uiPriority="47"/>
+    <w:lsdException w:name="Grid Table 3 Accent 2" w:uiPriority="48"/>
+    <w:lsdException w:name="Grid Table 4 Accent 2" w:uiPriority="49"/>
+    <w:lsdException w:name="Grid Table 5 Dark Accent 2" w:uiPriority="50"/>
+    <w:lsdException w:name="Grid Table 6 Colorful Accent 2" w:uiPriority="51"/>
+    <w:lsdException w:name="Grid Table 7 Colorful Accent 2" w:uiPriority="52"/>
+    <w:lsdException w:name="Grid Table 1 Light Accent 3" w:uiPriority="46"/>
+    <w:lsdException w:name="Grid Table 2 Accent 3" w:uiPriority="47"/>
+    <w:lsdException w:name="Grid Table 3 Accent 3" w:uiPriority="48"/>
+    <w:lsdException w:name="Grid Table 4 Accent 3" w:uiPriority="49"/>
+    <w:lsdException w:name="Grid Table 5 Dark Accent 3" w:uiPriority="50"/>
+    <w:lsdException w:name="Grid Table 6 Colorful Accent 3" w:uiPriority="51"/>
+    <w:lsdException w:name="Grid Table 7 Colorful Accent 3" w:uiPriority="52"/>
+    <w:lsdException w:name="Grid Table 1 Light Accent 4" w:uiPriority="46"/>
+    <w:lsdException w:name="Grid Table 2 Accent 4" w:uiPriority="47"/>
+    <w:lsdException w:name="Grid Table 3 Accent 4" w:uiPriority="48"/>
+    <w:lsdException w:name="Grid Table 4 Accent 4" w:uiPriority="49"/>
+    <w:lsdException w:name="Grid Table 5 Dark Accent 4" w:uiPriority="50"/>
+    <w:lsdException w:name="Grid Table 6 Colorful Accent 4" w:uiPriority="51"/>
+    <w:lsdException w:name="Grid Table 7 Colorful Accent 4" w:uiPriority="52"/>
+    <w:lsdException w:name="Grid Table 1 Light Accent 5" w:uiPriority="46"/>
+    <w:lsdException w:name="Grid Table 2 Accent 5" w:uiPriority="47"/>
+    <w:lsdException w:name="Grid Table 3 Accent 5" w:uiPriority="48"/>
+    <w:lsdException w:name="Grid Table 4 Accent 5" w:uiPriority="49"/>
+    <w:lsdException w:name="Grid Table 5 Dark Accent 5" w:uiPriority="50"/>
+    <w:lsdException w:name="Grid Table 6 Colorful Accent 5" w:uiPriority="51"/>
+    <w:lsdException w:name="Grid Table 7 Colorful Accent 5" w:uiPriority="52"/>
+    <w:lsdException w:name="Grid Table 1 Light Accent 6" w:uiPriority="46"/>
+    <w:lsdException w:name="Grid Table 2 Accent 6" w:uiPriority="47"/>
+    <w:lsdException w:name="Grid Table 3 Accent 6" w:uiPriority="48"/>
+    <w:lsdException w:name="Grid Table 4 Accent 6" w:uiPriority="49"/>
+    <w:lsdException w:name="Grid Table 5 Dark Accent 6" w:uiPriority="50"/>
+    <w:lsdException w:name="Grid Table 6 Colorful Accent 6" w:uiPriority="51"/>
+    <w:lsdException w:name="Grid Table 7 Colorful Accent 6" w:uiPriority="52"/>
+    <w:lsdException w:name="List Table 1 Light" w:uiPriority="46"/>
+    <w:lsdException w:name="List Table 2" w:uiPriority="47"/>
+    <w:lsdException w:name="List Table 3" w:uiPriority="48"/>
+    <w:lsdException w:name="List Table 4" w:uiPriority="49"/>
+    <w:lsdException w:name="List Table 5 Dark" w:uiPriority="50"/>
+    <w:lsdException w:name="List Table 6 Colorful" w:uiPriority="51"/>
+    <w:lsdException w:name="List Table 7 Colorful" w:uiPriority="52"/>
+    <w:lsdException w:name="List Table 1 Light Accent 1" w:uiPriority="46"/>
+    <w:lsdException w:name="List Table 2 Accent 1" w:uiPriority="47"/>
+    <w:lsdException w:name="List Table 3 Accent 1" w:uiPriority="48"/>
+    <w:lsdException w:name="List Table 4 Accent 1" w:uiPriority="49"/>
+    <w:lsdException w:name="List Table 5 Dark Accent 1" w:uiPriority="50"/>
+    <w:lsdException w:name="List Table 6 Colorful Accent 1" w:uiPriority="51"/>
+    <w:lsdException w:name="List Table 7 Colorful Accent 1" w:uiPriority="52"/>
+    <w:lsdException w:name="List Table 1 Light Accent 2" w:uiPriority="46"/>
+    <w:lsdException w:name="List Table 2 Accent 2" w:uiPriority="47"/>
+    <w:lsdException w:name="List Table 3 Accent 2" w:uiPriority="48"/>
+    <w:lsdException w:name="List Table 4 Accent 2" w:uiPriority="49"/>
+    <w:lsdException w:name="List Table 5 Dark Accent 2" w:uiPriority="50"/>
+    <w:lsdException w:name="List Table 6 Colorful Accent 2" w:uiPriority="51"/>
+    <w:lsdException w:name="List Table 7 Colorful Accent 2" w:uiPriority="52"/>
+    <w:lsdException w:name="List Table 1 Light Accent 3" w:uiPriority="46"/>
+    <w:lsdException w:name="List Table 2 Accent 3" w:uiPriority="47"/>
+    <w:lsdException w:name="List Table 3 Accent 3" w:uiPriority="48"/>
+    <w:lsdException w:name="List Table 4 Accent 3" w:uiPriority="49"/>
+    <w:lsdException w:name="List Table 5 Dark Accent 3" w:uiPriority="50"/>
+    <w:lsdException w:name="List Table 6 Colorful Accent 3" w:uiPriority="51"/>
+    <w:lsdException w:name="List Table 7 Colorful Accent 3" w:uiPriority="52"/>
+    <w:lsdException w:name="List Table 1 Light Accent 4" w:uiPriority="46"/>
+    <w:lsdException w:name="List Table 2 Accent 4" w:uiPriority="47"/>
+    <w:lsdException w:name="List Table 3 Accent 4" w:uiPriority="48"/>
+    <w:lsdException w:name="List Table 4 Accent 4" w:uiPriority="49"/>
+    <w:lsdException w:name="List Table 5 Dark Accent 4" w:uiPriority="50"/>
+    <w:lsdException w:name="List Table 6 Colorful Accent 4" w:uiPriority="51"/>
+    <w:lsdException w:name="List Table 7 Colorful Accent 4" w:uiPriority="52"/>
+    <w:lsdException w:name="List Table 1 Light Accent 5" w:uiPriority="46"/>
+    <w:lsdException w:name="List Table 2 Accent 5" w:uiPriority="47"/>
+    <w:lsdException w:name="List Table 3 Accent 5" w:uiPriority="48"/>
+    <w:lsdException w:name="List Table 4 Accent 5" w:uiPriority="49"/>
+    <w:lsdException w:name="List Table 5 Dark Accent 5" w:uiPriority="50"/>
+    <w:lsdException w:name="List Table 6 Colorful Accent 5" w:uiPriority="51"/>
+    <w:lsdException w:name="List Table 7 Colorful Accent 5" w:uiPriority="52"/>
+    <w:lsdException w:name="List Table 1 Light Accent 6" w:uiPriority="46"/>
+    <w:lsdException w:name="List Table 2 Accent 6" w:uiPriority="47"/>
+    <w:lsdException w:name="List Table 3 Accent 6" w:uiPriority="48"/>
+    <w:lsdException w:name="List Table 4 Accent 6" w:uiPriority="49"/>
+    <w:lsdException w:name="List Table 5 Dark Accent 6" w:uiPriority="50"/>
+    <w:lsdException w:name="List Table 6 Colorful Accent 6" w:uiPriority="51"/>
+    <w:lsdException w:name="List Table 7 Colorful Accent 6" w:uiPriority="52"/>
+  </w:latentStyles>
+  <w:style w:type="paragraph" w:default="1" w:styleId="Normal">
     <w:name w:val="Normal"/>
     <w:qFormat/>
   </w:style>
-  <w:style w:styleId="BodyText" w:type="paragraph">
-    <w:name w:val="Body Text"/>
-    <w:basedOn w:val="Normal"/>
-    <w:link w:val="BodyTextChar"/>
-    <w:qFormat/>
-    <w:pPr>
-      <w:spacing w:after="180" w:before="180"/>
-    </w:pPr>
-  </w:style>
-  <w:style w:customStyle="1" w:styleId="FirstParagraph" w:type="paragraph">
-    <w:name w:val="First Paragraph"/>
-    <w:basedOn w:val="BodyText"/>
-    <w:next w:val="BodyText"/>
-    <w:qFormat/>
-  </w:style>
-  <w:style w:customStyle="1" w:styleId="Compact" w:type="paragraph">
-    <w:name w:val="Compact"/>
-    <w:basedOn w:val="BodyText"/>
-    <w:qFormat/>
-    <w:pPr>
-      <w:spacing w:after="36" w:before="36"/>
-    </w:pPr>
-  </w:style>
-  <w:style w:styleId="Title" w:type="paragraph">
-    <w:name w:val="Title"/>
-    <w:basedOn w:val="Normal"/>
-    <w:next w:val="BodyText"/>
-    <w:link w:val="TitleChar"/>
-    <w:uiPriority w:val="10"/>
-    <w:qFormat/>
-    <w:rsid w:val="00A10FD9"/>
-    <w:pPr>
-      <w:spacing w:after="80" w:line="240" w:lineRule="auto"/>
-      <w:contextualSpacing/>
-      <w:jc w:val="center"/>
-    </w:pPr>
-    <w:rPr>
-      <w:rFonts w:asciiTheme="majorHAnsi" w:cstheme="majorBidi" w:eastAsiaTheme="majorEastAsia" w:hAnsiTheme="majorHAnsi"/>
-      <w:sz w:val="56"/>
-      <w:szCs w:val="56"/>
-    </w:rPr>
-  </w:style>
-  <w:style w:customStyle="1" w:styleId="TitleChar" w:type="character">
-    <w:name w:val="Title Char"/>
-    <w:basedOn w:val="DefaultParagraphFont"/>
-    <w:link w:val="Title"/>
-    <w:uiPriority w:val="10"/>
-    <w:rsid w:val="00A10FD9"/>
-    <w:rPr>
-      <w:rFonts w:asciiTheme="majorHAnsi" w:cstheme="majorBidi" w:eastAsiaTheme="majorEastAsia" w:hAnsiTheme="majorHAnsi"/>
-      <w:sz w:val="56"/>
-      <w:szCs w:val="56"/>
-    </w:rPr>
-  </w:style>
-  <w:style w:styleId="Subtitle" w:type="paragraph">
-    <w:name w:val="Subtitle"/>
-    <w:basedOn w:val="Title"/>
-    <w:next w:val="BodyText"/>
-    <w:link w:val="SubtitleChar"/>
-    <w:uiPriority w:val="11"/>
-    <w:qFormat/>
-    <w:rsid w:val="00A10FD9"/>
-    <w:pPr>
-      <w:numPr>
-        <w:ilvl w:val="1"/>
-      </w:numPr>
-    </w:pPr>
-    <w:rPr>
-      <w:rFonts w:cstheme="majorBidi" w:eastAsiaTheme="majorEastAsia"/>
-      <w:spacing w:val="15"/>
-      <w:sz w:val="28"/>
-      <w:szCs w:val="28"/>
-    </w:rPr>
-  </w:style>
-  <w:style w:customStyle="1" w:styleId="SubtitleChar" w:type="character">
-    <w:name w:val="Subtitle Char"/>
-    <w:basedOn w:val="DefaultParagraphFont"/>
-    <w:link w:val="Subtitle"/>
-    <w:uiPriority w:val="11"/>
-    <w:rsid w:val="00A10FD9"/>
-    <w:rPr>
-      <w:rFonts w:cstheme="majorBidi" w:eastAsiaTheme="majorEastAsia"/>
-      <w:color w:themeColor="text1" w:themeTint="A6" w:val="595959"/>
-      <w:spacing w:val="15"/>
-      <w:sz w:val="28"/>
-      <w:szCs w:val="28"/>
-    </w:rPr>
-  </w:style>
-  <w:style w:customStyle="1" w:styleId="Author" w:type="paragraph">
-    <w:name w:val="Author"/>
-    <w:basedOn w:val="Title"/>
-    <w:next w:val="BodyText"/>
-    <w:qFormat/>
-    <w:pPr>
-      <w:keepNext/>
-      <w:keepLines/>
-    </w:pPr>
-    <w:rPr>
-      <w:sz w:val="24"/>
-      <w:szCs w:val="24"/>
-    </w:rPr>
-  </w:style>
-  <w:style w:styleId="Date" w:type="paragraph">
-    <w:name w:val="Date"/>
-    <w:basedOn w:val="Title"/>
-    <w:next w:val="BodyText"/>
-    <w:qFormat/>
-    <w:pPr>
-      <w:keepNext/>
-      <w:keepLines/>
-    </w:pPr>
-    <w:rPr>
-      <w:sz w:val="24"/>
-      <w:szCs w:val="24"/>
-    </w:rPr>
-  </w:style>
-  <w:style w:customStyle="1" w:styleId="AbstractTitle" w:type="paragraph">
-    <w:name w:val="Abstract Title"/>
-    <w:basedOn w:val="Normal"/>
-    <w:next w:val="Abstract"/>
-    <w:qFormat/>
-    <w:pPr>
-      <w:keepNext/>
-      <w:keepLines/>
-      <w:spacing w:after="0" w:before="300"/>
-      <w:jc w:val="center"/>
-    </w:pPr>
-    <w:rPr>
-      <w:b/>
-      <w:sz w:val="20"/>
-      <w:szCs w:val="20"/>
-    </w:rPr>
-  </w:style>
-  <w:style w:customStyle="1" w:styleId="Abstract" w:type="paragraph">
-    <w:name w:val="Abstract"/>
-    <w:basedOn w:val="Normal"/>
-    <w:next w:val="BodyText"/>
-    <w:qFormat/>
-    <w:pPr>
-      <w:keepNext/>
-      <w:keepLines/>
-      <w:spacing w:after="300" w:before="100"/>
-    </w:pPr>
-    <w:rPr>
-      <w:sz w:val="20"/>
-      <w:szCs w:val="20"/>
-    </w:rPr>
-  </w:style>
-  <w:style w:styleId="Bibliography" w:type="paragraph">
-    <w:name w:val="Bibliography"/>
-    <w:basedOn w:val="Normal"/>
-    <w:next w:val="Bibliography"/>
-    <w:qFormat/>
-    <w:pPr/>
-    <w:rPr/>
-  </w:style>
-  <w:style w:styleId="Heading1" w:type="paragraph">
+  <w:style w:type="paragraph" w:styleId="Heading1">
     <w:name w:val="heading 1"/>
     <w:basedOn w:val="Normal"/>
     <w:next w:val="BodyText"/>
@@ -2385,17 +2939,17 @@
     <w:pPr>
       <w:keepNext/>
       <w:keepLines/>
-      <w:spacing w:after="80" w:before="360"/>
+      <w:spacing w:before="360" w:after="80"/>
       <w:outlineLvl w:val="0"/>
     </w:pPr>
     <w:rPr>
-      <w:rFonts w:asciiTheme="majorHAnsi" w:cstheme="majorBidi" w:eastAsiaTheme="majorEastAsia" w:hAnsiTheme="majorHAnsi"/>
-      <w:color w:themeColor="accent1" w:themeShade="BF" w:val="0F4761"/>
+      <w:rFonts w:asciiTheme="majorHAnsi" w:eastAsiaTheme="majorEastAsia" w:hAnsiTheme="majorHAnsi" w:cstheme="majorBidi"/>
+      <w:color w:val="0F4761" w:themeColor="accent1" w:themeShade="BF"/>
       <w:sz w:val="40"/>
       <w:szCs w:val="40"/>
     </w:rPr>
   </w:style>
-  <w:style w:styleId="Heading2" w:type="paragraph">
+  <w:style w:type="paragraph" w:styleId="Heading2">
     <w:name w:val="heading 2"/>
     <w:basedOn w:val="Normal"/>
     <w:next w:val="BodyText"/>
@@ -2408,17 +2962,17 @@
     <w:pPr>
       <w:keepNext/>
       <w:keepLines/>
-      <w:spacing w:after="80" w:before="160"/>
+      <w:spacing w:before="160" w:after="80"/>
       <w:outlineLvl w:val="1"/>
     </w:pPr>
     <w:rPr>
-      <w:rFonts w:asciiTheme="majorHAnsi" w:cstheme="majorBidi" w:eastAsiaTheme="majorEastAsia" w:hAnsiTheme="majorHAnsi"/>
-      <w:color w:themeColor="accent1" w:themeShade="BF" w:val="0F4761"/>
+      <w:rFonts w:asciiTheme="majorHAnsi" w:eastAsiaTheme="majorEastAsia" w:hAnsiTheme="majorHAnsi" w:cstheme="majorBidi"/>
+      <w:color w:val="0F4761" w:themeColor="accent1" w:themeShade="BF"/>
       <w:sz w:val="32"/>
       <w:szCs w:val="32"/>
     </w:rPr>
   </w:style>
-  <w:style w:styleId="Heading3" w:type="paragraph">
+  <w:style w:type="paragraph" w:styleId="Heading3">
     <w:name w:val="heading 3"/>
     <w:basedOn w:val="Normal"/>
     <w:next w:val="BodyText"/>
@@ -2431,17 +2985,17 @@
     <w:pPr>
       <w:keepNext/>
       <w:keepLines/>
-      <w:spacing w:after="80" w:before="160"/>
+      <w:spacing w:before="160" w:after="80"/>
       <w:outlineLvl w:val="2"/>
     </w:pPr>
     <w:rPr>
-      <w:rFonts w:cstheme="majorBidi" w:eastAsiaTheme="majorEastAsia"/>
-      <w:color w:themeColor="accent1" w:themeShade="BF" w:val="0F4761"/>
+      <w:rFonts w:eastAsiaTheme="majorEastAsia" w:cstheme="majorBidi"/>
+      <w:color w:val="0F4761" w:themeColor="accent1" w:themeShade="BF"/>
       <w:sz w:val="28"/>
       <w:szCs w:val="28"/>
     </w:rPr>
   </w:style>
-  <w:style w:styleId="Heading4" w:type="paragraph">
+  <w:style w:type="paragraph" w:styleId="Heading4">
     <w:name w:val="heading 4"/>
     <w:basedOn w:val="Normal"/>
     <w:next w:val="BodyText"/>
@@ -2454,17 +3008,17 @@
     <w:pPr>
       <w:keepNext/>
       <w:keepLines/>
-      <w:spacing w:after="40" w:before="80"/>
+      <w:spacing w:before="80" w:after="40"/>
       <w:outlineLvl w:val="3"/>
     </w:pPr>
     <w:rPr>
-      <w:rFonts w:cstheme="majorBidi" w:eastAsiaTheme="majorEastAsia"/>
+      <w:rFonts w:eastAsiaTheme="majorEastAsia" w:cstheme="majorBidi"/>
       <w:i/>
       <w:iCs/>
-      <w:color w:themeColor="accent1" w:themeShade="BF" w:val="0F4761"/>
-    </w:rPr>
-  </w:style>
-  <w:style w:styleId="Heading5" w:type="paragraph">
+      <w:color w:val="0F4761" w:themeColor="accent1" w:themeShade="BF"/>
+    </w:rPr>
+  </w:style>
+  <w:style w:type="paragraph" w:styleId="Heading5">
     <w:name w:val="heading 5"/>
     <w:basedOn w:val="Normal"/>
     <w:next w:val="BodyText"/>
@@ -2477,15 +3031,15 @@
     <w:pPr>
       <w:keepNext/>
       <w:keepLines/>
-      <w:spacing w:after="40" w:before="80"/>
+      <w:spacing w:before="80" w:after="40"/>
       <w:outlineLvl w:val="4"/>
     </w:pPr>
     <w:rPr>
-      <w:rFonts w:cstheme="majorBidi" w:eastAsiaTheme="majorEastAsia"/>
-      <w:color w:themeColor="accent1" w:themeShade="BF" w:val="0F4761"/>
-    </w:rPr>
-  </w:style>
-  <w:style w:styleId="Heading6" w:type="paragraph">
+      <w:rFonts w:eastAsiaTheme="majorEastAsia" w:cstheme="majorBidi"/>
+      <w:color w:val="0F4761" w:themeColor="accent1" w:themeShade="BF"/>
+    </w:rPr>
+  </w:style>
+  <w:style w:type="paragraph" w:styleId="Heading6">
     <w:name w:val="heading 6"/>
     <w:basedOn w:val="Normal"/>
     <w:next w:val="BodyText"/>
@@ -2498,17 +3052,17 @@
     <w:pPr>
       <w:keepNext/>
       <w:keepLines/>
-      <w:spacing w:after="0" w:before="40"/>
+      <w:spacing w:before="40" w:after="0"/>
       <w:outlineLvl w:val="5"/>
     </w:pPr>
     <w:rPr>
-      <w:rFonts w:cstheme="majorBidi" w:eastAsiaTheme="majorEastAsia"/>
+      <w:rFonts w:eastAsiaTheme="majorEastAsia" w:cstheme="majorBidi"/>
       <w:i/>
       <w:iCs/>
-      <w:color w:themeColor="text1" w:themeTint="A6" w:val="595959"/>
-    </w:rPr>
-  </w:style>
-  <w:style w:styleId="Heading7" w:type="paragraph">
+      <w:color w:val="595959" w:themeColor="text1" w:themeTint="A6"/>
+    </w:rPr>
+  </w:style>
+  <w:style w:type="paragraph" w:styleId="Heading7">
     <w:name w:val="heading 7"/>
     <w:basedOn w:val="Normal"/>
     <w:next w:val="BodyText"/>
@@ -2521,15 +3075,15 @@
     <w:pPr>
       <w:keepNext/>
       <w:keepLines/>
-      <w:spacing w:after="0" w:before="40"/>
+      <w:spacing w:before="40" w:after="0"/>
       <w:outlineLvl w:val="6"/>
     </w:pPr>
     <w:rPr>
-      <w:rFonts w:cstheme="majorBidi" w:eastAsiaTheme="majorEastAsia"/>
-      <w:color w:themeColor="text1" w:themeTint="A6" w:val="595959"/>
-    </w:rPr>
-  </w:style>
-  <w:style w:styleId="Heading8" w:type="paragraph">
+      <w:rFonts w:eastAsiaTheme="majorEastAsia" w:cstheme="majorBidi"/>
+      <w:color w:val="595959" w:themeColor="text1" w:themeTint="A6"/>
+    </w:rPr>
+  </w:style>
+  <w:style w:type="paragraph" w:styleId="Heading8">
     <w:name w:val="heading 8"/>
     <w:basedOn w:val="Normal"/>
     <w:next w:val="BodyText"/>
@@ -2546,13 +3100,13 @@
       <w:outlineLvl w:val="7"/>
     </w:pPr>
     <w:rPr>
-      <w:rFonts w:cstheme="majorBidi" w:eastAsiaTheme="majorEastAsia"/>
+      <w:rFonts w:eastAsiaTheme="majorEastAsia" w:cstheme="majorBidi"/>
       <w:i/>
       <w:iCs/>
-      <w:color w:themeColor="text1" w:themeTint="D8" w:val="272727"/>
-    </w:rPr>
-  </w:style>
-  <w:style w:styleId="Heading9" w:type="paragraph">
+      <w:color w:val="272727" w:themeColor="text1" w:themeTint="D8"/>
+    </w:rPr>
+  </w:style>
+  <w:style w:type="paragraph" w:styleId="Heading9">
     <w:name w:val="heading 9"/>
     <w:basedOn w:val="Normal"/>
     <w:next w:val="BodyText"/>
@@ -2569,24 +3123,202 @@
       <w:outlineLvl w:val="8"/>
     </w:pPr>
     <w:rPr>
-      <w:rFonts w:cstheme="majorBidi" w:eastAsiaTheme="majorEastAsia"/>
-      <w:color w:themeColor="text1" w:themeTint="D8" w:val="272727"/>
-    </w:rPr>
-  </w:style>
-  <w:style w:customStyle="1" w:styleId="Heading1Char" w:type="character">
+      <w:rFonts w:eastAsiaTheme="majorEastAsia" w:cstheme="majorBidi"/>
+      <w:color w:val="272727" w:themeColor="text1" w:themeTint="D8"/>
+    </w:rPr>
+  </w:style>
+  <w:style w:type="character" w:default="1" w:styleId="DefaultParagraphFont">
+    <w:name w:val="Default Paragraph Font"/>
+    <w:uiPriority w:val="1"/>
+    <w:semiHidden/>
+    <w:unhideWhenUsed/>
+  </w:style>
+  <w:style w:type="table" w:default="1" w:styleId="TableNormal">
+    <w:name w:val="Normal Table"/>
+    <w:uiPriority w:val="99"/>
+    <w:semiHidden/>
+    <w:unhideWhenUsed/>
+    <w:tblPr>
+      <w:tblInd w:w="0" w:type="dxa"/>
+      <w:tblCellMar>
+        <w:top w:w="0" w:type="dxa"/>
+        <w:left w:w="108" w:type="dxa"/>
+        <w:bottom w:w="0" w:type="dxa"/>
+        <w:right w:w="108" w:type="dxa"/>
+      </w:tblCellMar>
+    </w:tblPr>
+  </w:style>
+  <w:style w:type="numbering" w:default="1" w:styleId="NoList">
+    <w:name w:val="No List"/>
+    <w:uiPriority w:val="99"/>
+    <w:semiHidden/>
+    <w:unhideWhenUsed/>
+  </w:style>
+  <w:style w:type="paragraph" w:styleId="BodyText">
+    <w:name w:val="Body Text"/>
+    <w:basedOn w:val="Normal"/>
+    <w:qFormat/>
+    <w:pPr>
+      <w:spacing w:before="180" w:after="180"/>
+    </w:pPr>
+  </w:style>
+  <w:style w:type="paragraph" w:customStyle="1" w:styleId="FirstParagraph">
+    <w:name w:val="First Paragraph"/>
+    <w:basedOn w:val="BodyText"/>
+    <w:next w:val="BodyText"/>
+    <w:qFormat/>
+  </w:style>
+  <w:style w:type="paragraph" w:customStyle="1" w:styleId="Compact">
+    <w:name w:val="Compact"/>
+    <w:basedOn w:val="BodyText"/>
+    <w:qFormat/>
+    <w:pPr>
+      <w:spacing w:before="36" w:after="36"/>
+    </w:pPr>
+  </w:style>
+  <w:style w:type="paragraph" w:styleId="Title">
+    <w:name w:val="Title"/>
+    <w:basedOn w:val="Normal"/>
+    <w:next w:val="BodyText"/>
+    <w:link w:val="TitleChar"/>
+    <w:uiPriority w:val="10"/>
+    <w:qFormat/>
+    <w:rsid w:val="00A10FD9"/>
+    <w:pPr>
+      <w:spacing w:after="80"/>
+      <w:contextualSpacing/>
+      <w:jc w:val="center"/>
+    </w:pPr>
+    <w:rPr>
+      <w:rFonts w:asciiTheme="majorHAnsi" w:eastAsiaTheme="majorEastAsia" w:hAnsiTheme="majorHAnsi" w:cstheme="majorBidi"/>
+      <w:sz w:val="56"/>
+      <w:szCs w:val="56"/>
+    </w:rPr>
+  </w:style>
+  <w:style w:type="character" w:customStyle="1" w:styleId="TitleChar">
+    <w:name w:val="Title Char"/>
+    <w:basedOn w:val="DefaultParagraphFont"/>
+    <w:link w:val="Title"/>
+    <w:uiPriority w:val="10"/>
+    <w:rsid w:val="00A10FD9"/>
+    <w:rPr>
+      <w:rFonts w:asciiTheme="majorHAnsi" w:eastAsiaTheme="majorEastAsia" w:hAnsiTheme="majorHAnsi" w:cstheme="majorBidi"/>
+      <w:sz w:val="56"/>
+      <w:szCs w:val="56"/>
+    </w:rPr>
+  </w:style>
+  <w:style w:type="paragraph" w:styleId="Subtitle">
+    <w:name w:val="Subtitle"/>
+    <w:basedOn w:val="Title"/>
+    <w:next w:val="BodyText"/>
+    <w:link w:val="SubtitleChar"/>
+    <w:uiPriority w:val="11"/>
+    <w:qFormat/>
+    <w:rsid w:val="00A10FD9"/>
+    <w:pPr>
+      <w:numPr>
+        <w:ilvl w:val="1"/>
+      </w:numPr>
+    </w:pPr>
+    <w:rPr>
+      <w:spacing w:val="15"/>
+      <w:sz w:val="28"/>
+      <w:szCs w:val="28"/>
+    </w:rPr>
+  </w:style>
+  <w:style w:type="character" w:customStyle="1" w:styleId="SubtitleChar">
+    <w:name w:val="Subtitle Char"/>
+    <w:basedOn w:val="DefaultParagraphFont"/>
+    <w:link w:val="Subtitle"/>
+    <w:uiPriority w:val="11"/>
+    <w:rsid w:val="00A10FD9"/>
+    <w:rPr>
+      <w:rFonts w:eastAsiaTheme="majorEastAsia" w:cstheme="majorBidi"/>
+      <w:color w:val="595959" w:themeColor="text1" w:themeTint="A6"/>
+      <w:spacing w:val="15"/>
+      <w:sz w:val="28"/>
+      <w:szCs w:val="28"/>
+    </w:rPr>
+  </w:style>
+  <w:style w:type="paragraph" w:customStyle="1" w:styleId="Author">
+    <w:name w:val="Author"/>
+    <w:basedOn w:val="Title"/>
+    <w:next w:val="BodyText"/>
+    <w:qFormat/>
+    <w:pPr>
+      <w:keepNext/>
+      <w:keepLines/>
+    </w:pPr>
+    <w:rPr>
+      <w:sz w:val="24"/>
+      <w:szCs w:val="24"/>
+    </w:rPr>
+  </w:style>
+  <w:style w:type="paragraph" w:styleId="Date">
+    <w:name w:val="Date"/>
+    <w:basedOn w:val="Title"/>
+    <w:next w:val="BodyText"/>
+    <w:qFormat/>
+    <w:pPr>
+      <w:keepNext/>
+      <w:keepLines/>
+    </w:pPr>
+    <w:rPr>
+      <w:sz w:val="24"/>
+      <w:szCs w:val="24"/>
+    </w:rPr>
+  </w:style>
+  <w:style w:type="paragraph" w:customStyle="1" w:styleId="AbstractTitle">
+    <w:name w:val="Abstract Title"/>
+    <w:basedOn w:val="Normal"/>
+    <w:next w:val="Abstract"/>
+    <w:qFormat/>
+    <w:pPr>
+      <w:keepNext/>
+      <w:keepLines/>
+      <w:spacing w:before="300" w:after="0"/>
+      <w:jc w:val="center"/>
+    </w:pPr>
+    <w:rPr>
+      <w:b/>
+      <w:sz w:val="20"/>
+      <w:szCs w:val="20"/>
+    </w:rPr>
+  </w:style>
+  <w:style w:type="paragraph" w:customStyle="1" w:styleId="Abstract">
+    <w:name w:val="Abstract"/>
+    <w:basedOn w:val="Normal"/>
+    <w:next w:val="BodyText"/>
+    <w:qFormat/>
+    <w:pPr>
+      <w:keepNext/>
+      <w:keepLines/>
+      <w:spacing w:before="100" w:after="300"/>
+    </w:pPr>
+    <w:rPr>
+      <w:sz w:val="20"/>
+      <w:szCs w:val="20"/>
+    </w:rPr>
+  </w:style>
+  <w:style w:type="paragraph" w:styleId="Bibliography">
+    <w:name w:val="Bibliography"/>
+    <w:basedOn w:val="Normal"/>
+    <w:qFormat/>
+  </w:style>
+  <w:style w:type="character" w:customStyle="1" w:styleId="Heading1Char">
     <w:name w:val="Heading 1 Char"/>
     <w:basedOn w:val="DefaultParagraphFont"/>
     <w:link w:val="Heading1"/>
     <w:uiPriority w:val="9"/>
     <w:rsid w:val="00A10FD9"/>
     <w:rPr>
-      <w:rFonts w:asciiTheme="majorHAnsi" w:cstheme="majorBidi" w:eastAsiaTheme="majorEastAsia" w:hAnsiTheme="majorHAnsi"/>
-      <w:color w:themeColor="accent1" w:themeShade="BF" w:val="0F4761"/>
+      <w:rFonts w:asciiTheme="majorHAnsi" w:eastAsiaTheme="majorEastAsia" w:hAnsiTheme="majorHAnsi" w:cstheme="majorBidi"/>
+      <w:color w:val="0F4761" w:themeColor="accent1" w:themeShade="BF"/>
       <w:sz w:val="40"/>
       <w:szCs w:val="40"/>
     </w:rPr>
   </w:style>
-  <w:style w:customStyle="1" w:styleId="Heading2Char" w:type="character">
+  <w:style w:type="character" w:customStyle="1" w:styleId="Heading2Char">
     <w:name w:val="Heading 2 Char"/>
     <w:basedOn w:val="DefaultParagraphFont"/>
     <w:link w:val="Heading2"/>
@@ -2594,13 +3326,13 @@
     <w:semiHidden/>
     <w:rsid w:val="00A10FD9"/>
     <w:rPr>
-      <w:rFonts w:asciiTheme="majorHAnsi" w:cstheme="majorBidi" w:eastAsiaTheme="majorEastAsia" w:hAnsiTheme="majorHAnsi"/>
-      <w:color w:themeColor="accent1" w:themeShade="BF" w:val="0F4761"/>
+      <w:rFonts w:asciiTheme="majorHAnsi" w:eastAsiaTheme="majorEastAsia" w:hAnsiTheme="majorHAnsi" w:cstheme="majorBidi"/>
+      <w:color w:val="0F4761" w:themeColor="accent1" w:themeShade="BF"/>
       <w:sz w:val="32"/>
       <w:szCs w:val="32"/>
     </w:rPr>
   </w:style>
-  <w:style w:customStyle="1" w:styleId="Heading3Char" w:type="character">
+  <w:style w:type="character" w:customStyle="1" w:styleId="Heading3Char">
     <w:name w:val="Heading 3 Char"/>
     <w:basedOn w:val="DefaultParagraphFont"/>
     <w:link w:val="Heading3"/>
@@ -2608,13 +3340,13 @@
     <w:semiHidden/>
     <w:rsid w:val="00A10FD9"/>
     <w:rPr>
-      <w:rFonts w:cstheme="majorBidi" w:eastAsiaTheme="majorEastAsia"/>
-      <w:color w:themeColor="accent1" w:themeShade="BF" w:val="0F4761"/>
+      <w:rFonts w:eastAsiaTheme="majorEastAsia" w:cstheme="majorBidi"/>
+      <w:color w:val="0F4761" w:themeColor="accent1" w:themeShade="BF"/>
       <w:sz w:val="28"/>
       <w:szCs w:val="28"/>
     </w:rPr>
   </w:style>
-  <w:style w:customStyle="1" w:styleId="Heading4Char" w:type="character">
+  <w:style w:type="character" w:customStyle="1" w:styleId="Heading4Char">
     <w:name w:val="Heading 4 Char"/>
     <w:basedOn w:val="DefaultParagraphFont"/>
     <w:link w:val="Heading4"/>
@@ -2622,13 +3354,13 @@
     <w:semiHidden/>
     <w:rsid w:val="00A10FD9"/>
     <w:rPr>
-      <w:rFonts w:cstheme="majorBidi" w:eastAsiaTheme="majorEastAsia"/>
+      <w:rFonts w:eastAsiaTheme="majorEastAsia" w:cstheme="majorBidi"/>
       <w:i/>
       <w:iCs/>
-      <w:color w:themeColor="accent1" w:themeShade="BF" w:val="0F4761"/>
-    </w:rPr>
-  </w:style>
-  <w:style w:customStyle="1" w:styleId="Heading5Char" w:type="character">
+      <w:color w:val="0F4761" w:themeColor="accent1" w:themeShade="BF"/>
+    </w:rPr>
+  </w:style>
+  <w:style w:type="character" w:customStyle="1" w:styleId="Heading5Char">
     <w:name w:val="Heading 5 Char"/>
     <w:basedOn w:val="DefaultParagraphFont"/>
     <w:link w:val="Heading5"/>
@@ -2636,11 +3368,11 @@
     <w:semiHidden/>
     <w:rsid w:val="00A10FD9"/>
     <w:rPr>
-      <w:rFonts w:cstheme="majorBidi" w:eastAsiaTheme="majorEastAsia"/>
-      <w:color w:themeColor="accent1" w:themeShade="BF" w:val="0F4761"/>
-    </w:rPr>
-  </w:style>
-  <w:style w:customStyle="1" w:styleId="Heading6Char" w:type="character">
+      <w:rFonts w:eastAsiaTheme="majorEastAsia" w:cstheme="majorBidi"/>
+      <w:color w:val="0F4761" w:themeColor="accent1" w:themeShade="BF"/>
+    </w:rPr>
+  </w:style>
+  <w:style w:type="character" w:customStyle="1" w:styleId="Heading6Char">
     <w:name w:val="Heading 6 Char"/>
     <w:basedOn w:val="DefaultParagraphFont"/>
     <w:link w:val="Heading6"/>
@@ -2648,13 +3380,13 @@
     <w:semiHidden/>
     <w:rsid w:val="00A10FD9"/>
     <w:rPr>
-      <w:rFonts w:cstheme="majorBidi" w:eastAsiaTheme="majorEastAsia"/>
+      <w:rFonts w:eastAsiaTheme="majorEastAsia" w:cstheme="majorBidi"/>
       <w:i/>
       <w:iCs/>
-      <w:color w:themeColor="text1" w:themeTint="A6" w:val="595959"/>
-    </w:rPr>
-  </w:style>
-  <w:style w:customStyle="1" w:styleId="Heading7Char" w:type="character">
+      <w:color w:val="595959" w:themeColor="text1" w:themeTint="A6"/>
+    </w:rPr>
+  </w:style>
+  <w:style w:type="character" w:customStyle="1" w:styleId="Heading7Char">
     <w:name w:val="Heading 7 Char"/>
     <w:basedOn w:val="DefaultParagraphFont"/>
     <w:link w:val="Heading7"/>
@@ -2662,11 +3394,11 @@
     <w:semiHidden/>
     <w:rsid w:val="00A10FD9"/>
     <w:rPr>
-      <w:rFonts w:cstheme="majorBidi" w:eastAsiaTheme="majorEastAsia"/>
-      <w:color w:themeColor="text1" w:themeTint="A6" w:val="595959"/>
-    </w:rPr>
-  </w:style>
-  <w:style w:customStyle="1" w:styleId="Heading8Char" w:type="character">
+      <w:rFonts w:eastAsiaTheme="majorEastAsia" w:cstheme="majorBidi"/>
+      <w:color w:val="595959" w:themeColor="text1" w:themeTint="A6"/>
+    </w:rPr>
+  </w:style>
+  <w:style w:type="character" w:customStyle="1" w:styleId="Heading8Char">
     <w:name w:val="Heading 8 Char"/>
     <w:basedOn w:val="DefaultParagraphFont"/>
     <w:link w:val="Heading8"/>
@@ -2674,13 +3406,13 @@
     <w:semiHidden/>
     <w:rsid w:val="00A10FD9"/>
     <w:rPr>
-      <w:rFonts w:cstheme="majorBidi" w:eastAsiaTheme="majorEastAsia"/>
+      <w:rFonts w:eastAsiaTheme="majorEastAsia" w:cstheme="majorBidi"/>
       <w:i/>
       <w:iCs/>
-      <w:color w:themeColor="text1" w:themeTint="D8" w:val="272727"/>
-    </w:rPr>
-  </w:style>
-  <w:style w:customStyle="1" w:styleId="Heading9Char" w:type="character">
+      <w:color w:val="272727" w:themeColor="text1" w:themeTint="D8"/>
+    </w:rPr>
+  </w:style>
+  <w:style w:type="character" w:customStyle="1" w:styleId="Heading9Char">
     <w:name w:val="Heading 9 Char"/>
     <w:basedOn w:val="DefaultParagraphFont"/>
     <w:link w:val="Heading9"/>
@@ -2688,11 +3420,11 @@
     <w:semiHidden/>
     <w:rsid w:val="00A10FD9"/>
     <w:rPr>
-      <w:rFonts w:cstheme="majorBidi" w:eastAsiaTheme="majorEastAsia"/>
-      <w:color w:themeColor="text1" w:themeTint="D8" w:val="272727"/>
-    </w:rPr>
-  </w:style>
-  <w:style w:styleId="BlockText" w:type="paragraph">
+      <w:rFonts w:eastAsiaTheme="majorEastAsia" w:cstheme="majorBidi"/>
+      <w:color w:val="272727" w:themeColor="text1" w:themeTint="D8"/>
+    </w:rPr>
+  </w:style>
+  <w:style w:type="paragraph" w:styleId="BlockText">
     <w:name w:val="Block Text"/>
     <w:basedOn w:val="BodyText"/>
     <w:next w:val="BodyText"/>
@@ -2700,19 +3432,18 @@
     <w:unhideWhenUsed/>
     <w:qFormat/>
     <w:pPr>
-      <w:spacing w:after="100" w:before="100"/>
-      <w:ind w:firstLine="0" w:left="480" w:right="480"/>
+      <w:spacing w:before="100" w:after="100"/>
+      <w:ind w:left="480" w:right="480"/>
     </w:pPr>
   </w:style>
-  <w:style w:styleId="FootnoteText" w:type="paragraph">
-    <w:name w:val="Footnote Text"/>
+  <w:style w:type="paragraph" w:styleId="FootnoteText">
+    <w:name w:val="footnote text"/>
     <w:basedOn w:val="Normal"/>
-    <w:next w:val="FootnoteText"/>
     <w:uiPriority w:val="9"/>
     <w:unhideWhenUsed/>
     <w:qFormat/>
   </w:style>
-  <w:style w:styleId="FootnoteBlockText" w:type="paragraph">
+  <w:style w:type="paragraph" w:customStyle="1" w:styleId="FootnoteBlockText">
     <w:name w:val="Footnote Block Text"/>
     <w:basedOn w:val="FootnoteText"/>
     <w:next w:val="FootnoteText"/>
@@ -2720,40 +3451,35 @@
     <w:unhideWhenUsed/>
     <w:qFormat/>
     <w:pPr>
-      <w:spacing w:after="100" w:before="100"/>
-      <w:ind w:firstLine="0" w:left="480" w:right="480"/>
+      <w:spacing w:before="100" w:after="100"/>
+      <w:ind w:left="480" w:right="480"/>
     </w:pPr>
   </w:style>
-  <w:style w:default="1" w:styleId="DefaultParagraphFont" w:type="character">
-    <w:name w:val="Default Paragraph Font"/>
-    <w:semiHidden/>
-    <w:unhideWhenUsed/>
-  </w:style>
-  <w:style w:default="1" w:styleId="Table" w:type="table">
+  <w:style w:type="table" w:customStyle="1" w:styleId="Table">
     <w:name w:val="Table"/>
-    <w:basedOn w:val="TableNormal"/>
     <w:semiHidden/>
     <w:unhideWhenUsed/>
     <w:qFormat/>
     <w:tblPr>
-      <w:tblInd w:type="dxa" w:w="0"/>
+      <w:tblInd w:w="0" w:type="dxa"/>
       <w:tblCellMar>
-        <w:top w:type="dxa" w:w="0"/>
-        <w:left w:type="dxa" w:w="108"/>
-        <w:bottom w:type="dxa" w:w="0"/>
-        <w:right w:type="dxa" w:w="108"/>
+        <w:top w:w="0" w:type="dxa"/>
+        <w:left w:w="108" w:type="dxa"/>
+        <w:bottom w:w="0" w:type="dxa"/>
+        <w:right w:w="108" w:type="dxa"/>
       </w:tblCellMar>
     </w:tblPr>
     <w:tblStylePr w:type="firstRow">
+      <w:tblPr/>
       <w:tcPr>
         <w:tcBorders>
-          <w:bottom w:val="single"/>
+          <w:bottom w:val="single" w:sz="0" w:space="0" w:color="auto"/>
         </w:tcBorders>
         <w:vAlign w:val="bottom"/>
       </w:tcPr>
     </w:tblStylePr>
   </w:style>
-  <w:style w:customStyle="1" w:styleId="DefinitionTerm" w:type="paragraph">
+  <w:style w:type="paragraph" w:customStyle="1" w:styleId="DefinitionTerm">
     <w:name w:val="Definition Term"/>
     <w:basedOn w:val="Normal"/>
     <w:next w:val="Definition"/>
@@ -2766,75 +3492,77 @@
       <w:b/>
     </w:rPr>
   </w:style>
-  <w:style w:customStyle="1" w:styleId="Definition" w:type="paragraph">
+  <w:style w:type="paragraph" w:customStyle="1" w:styleId="Definition">
     <w:name w:val="Definition"/>
     <w:basedOn w:val="Normal"/>
   </w:style>
-  <w:style w:styleId="Caption" w:type="paragraph">
-    <w:name w:val="Caption"/>
+  <w:style w:type="paragraph" w:styleId="Caption">
+    <w:name w:val="caption"/>
     <w:basedOn w:val="Normal"/>
-    <w:link w:val="BodyTextChar"/>
+    <w:link w:val="CaptionChar"/>
     <w:pPr>
-      <w:spacing w:after="120" w:before="0"/>
+      <w:spacing w:after="120"/>
     </w:pPr>
     <w:rPr>
       <w:i/>
     </w:rPr>
   </w:style>
-  <w:style w:customStyle="1" w:styleId="TableCaption" w:type="paragraph">
+  <w:style w:type="paragraph" w:customStyle="1" w:styleId="TableCaption">
     <w:name w:val="Table Caption"/>
     <w:basedOn w:val="Caption"/>
     <w:pPr>
       <w:keepNext/>
     </w:pPr>
   </w:style>
-  <w:style w:customStyle="1" w:styleId="ImageCaption" w:type="paragraph">
+  <w:style w:type="paragraph" w:customStyle="1" w:styleId="ImageCaption">
     <w:name w:val="Image Caption"/>
     <w:basedOn w:val="Caption"/>
   </w:style>
-  <w:style w:customStyle="1" w:styleId="Figure" w:type="paragraph">
+  <w:style w:type="paragraph" w:customStyle="1" w:styleId="Figure">
     <w:name w:val="Figure"/>
     <w:basedOn w:val="Normal"/>
   </w:style>
-  <w:style w:customStyle="1" w:styleId="CaptionedFigure" w:type="paragraph">
+  <w:style w:type="paragraph" w:customStyle="1" w:styleId="CaptionedFigure">
     <w:name w:val="Captioned Figure"/>
     <w:basedOn w:val="Figure"/>
     <w:pPr>
       <w:keepNext/>
     </w:pPr>
   </w:style>
-  <w:style w:customStyle="1" w:styleId="BodyTextChar" w:type="character">
-    <w:name w:val="Body Text Char"/>
+  <w:style w:type="character" w:customStyle="1" w:styleId="CaptionChar">
+    <w:name w:val="Caption Char"/>
     <w:basedOn w:val="DefaultParagraphFont"/>
-    <w:link w:val="BodyText"/>
-  </w:style>
-  <w:style w:customStyle="1" w:styleId="VerbatimChar" w:type="character">
+    <w:link w:val="Caption"/>
+  </w:style>
+  <w:style w:type="character" w:customStyle="1" w:styleId="VerbatimChar">
     <w:name w:val="Verbatim Char"/>
-    <w:basedOn w:val="BodyTextChar"/>
+    <w:basedOn w:val="CaptionChar"/>
+    <w:link w:val="SourceCode"/>
     <w:rPr>
       <w:rFonts w:ascii="Consolas" w:hAnsi="Consolas"/>
       <w:sz w:val="22"/>
     </w:rPr>
   </w:style>
-  <w:style w:customStyle="1" w:styleId="SectionNumber" w:type="character">
+  <w:style w:type="character" w:customStyle="1" w:styleId="SectionNumber">
     <w:name w:val="Section Number"/>
-    <w:basedOn w:val="BodyTextChar"/>
-  </w:style>
-  <w:style w:styleId="FootnoteReference" w:type="character">
-    <w:name w:val="Footnote Reference"/>
-    <w:basedOn w:val="BodyTextChar"/>
+    <w:basedOn w:val="CaptionChar"/>
+  </w:style>
+  <w:style w:type="character" w:styleId="FootnoteReference">
+    <w:name w:val="footnote reference"/>
+    <w:basedOn w:val="CaptionChar"/>
     <w:rPr>
       <w:vertAlign w:val="superscript"/>
     </w:rPr>
   </w:style>
-  <w:style w:styleId="Hyperlink" w:type="character">
+  <w:style w:type="character" w:styleId="Hyperlink">
     <w:name w:val="Hyperlink"/>
-    <w:basedOn w:val="BodyTextChar"/>
-    <w:rPr>
-      <w:color w:themeColor="accent1" w:val="4F81BD"/>
-    </w:rPr>
-  </w:style>
-  <w:style w:styleId="TOCHeading" w:type="paragraph">
+    <w:basedOn w:val="CaptionChar"/>
+    <w:uiPriority w:val="99"/>
+    <w:rPr>
+      <w:color w:val="156082" w:themeColor="accent1"/>
+    </w:rPr>
+  </w:style>
+  <w:style w:type="paragraph" w:styleId="TOCHeading">
     <w:name w:val="TOC Heading"/>
     <w:basedOn w:val="Heading1"/>
     <w:next w:val="BodyText"/>
@@ -2845,246 +3573,330 @@
       <w:spacing w:before="240" w:line="259" w:lineRule="auto"/>
       <w:outlineLvl w:val="9"/>
     </w:pPr>
-    <w:rPr>
-      <w:rFonts w:asciiTheme="majorHAnsi" w:cstheme="majorBidi" w:eastAsiaTheme="majorEastAsia" w:hAnsiTheme="majorHAnsi"/>
-      <w:b w:val="0"/>
-      <w:bCs w:val="0"/>
-      <w:color w:themeColor="accent1" w:themeShade="BF" w:val="365F91"/>
-    </w:rPr>
   </w:style>
   <w:style w:type="paragraph" w:customStyle="1" w:styleId="SourceCode">
     <w:name w:val="Source Code"/>
     <w:basedOn w:val="Normal"/>
     <w:link w:val="VerbatimChar"/>
     <w:pPr>
-      <w:wordWrap w:val="off"/>
+      <w:wordWrap w:val="0"/>
     </w:pPr>
   </w:style>
   <w:style w:type="character" w:customStyle="1" w:styleId="KeywordTok">
     <w:name w:val="KeywordTok"/>
     <w:basedOn w:val="VerbatimChar"/>
     <w:rPr>
+      <w:rFonts w:ascii="Consolas" w:hAnsi="Consolas"/>
       <w:b/>
       <w:color w:val="007020"/>
+      <w:sz w:val="22"/>
     </w:rPr>
   </w:style>
   <w:style w:type="character" w:customStyle="1" w:styleId="DataTypeTok">
     <w:name w:val="DataTypeTok"/>
     <w:basedOn w:val="VerbatimChar"/>
     <w:rPr>
+      <w:rFonts w:ascii="Consolas" w:hAnsi="Consolas"/>
       <w:color w:val="902000"/>
+      <w:sz w:val="22"/>
     </w:rPr>
   </w:style>
   <w:style w:type="character" w:customStyle="1" w:styleId="DecValTok">
     <w:name w:val="DecValTok"/>
     <w:basedOn w:val="VerbatimChar"/>
     <w:rPr>
-      <w:color w:val="40a070"/>
+      <w:rFonts w:ascii="Consolas" w:hAnsi="Consolas"/>
+      <w:color w:val="40A070"/>
+      <w:sz w:val="22"/>
     </w:rPr>
   </w:style>
   <w:style w:type="character" w:customStyle="1" w:styleId="BaseNTok">
     <w:name w:val="BaseNTok"/>
     <w:basedOn w:val="VerbatimChar"/>
     <w:rPr>
-      <w:color w:val="40a070"/>
+      <w:rFonts w:ascii="Consolas" w:hAnsi="Consolas"/>
+      <w:color w:val="40A070"/>
+      <w:sz w:val="22"/>
     </w:rPr>
   </w:style>
   <w:style w:type="character" w:customStyle="1" w:styleId="FloatTok">
     <w:name w:val="FloatTok"/>
     <w:basedOn w:val="VerbatimChar"/>
     <w:rPr>
-      <w:color w:val="40a070"/>
+      <w:rFonts w:ascii="Consolas" w:hAnsi="Consolas"/>
+      <w:color w:val="40A070"/>
+      <w:sz w:val="22"/>
     </w:rPr>
   </w:style>
   <w:style w:type="character" w:customStyle="1" w:styleId="ConstantTok">
     <w:name w:val="ConstantTok"/>
     <w:basedOn w:val="VerbatimChar"/>
     <w:rPr>
+      <w:rFonts w:ascii="Consolas" w:hAnsi="Consolas"/>
       <w:color w:val="880000"/>
+      <w:sz w:val="22"/>
     </w:rPr>
   </w:style>
   <w:style w:type="character" w:customStyle="1" w:styleId="CharTok">
     <w:name w:val="CharTok"/>
     <w:basedOn w:val="VerbatimChar"/>
     <w:rPr>
-      <w:color w:val="4070a0"/>
+      <w:rFonts w:ascii="Consolas" w:hAnsi="Consolas"/>
+      <w:color w:val="4070A0"/>
+      <w:sz w:val="22"/>
     </w:rPr>
   </w:style>
   <w:style w:type="character" w:customStyle="1" w:styleId="SpecialCharTok">
     <w:name w:val="SpecialCharTok"/>
     <w:basedOn w:val="VerbatimChar"/>
     <w:rPr>
-      <w:color w:val="4070a0"/>
+      <w:rFonts w:ascii="Consolas" w:hAnsi="Consolas"/>
+      <w:color w:val="4070A0"/>
+      <w:sz w:val="22"/>
     </w:rPr>
   </w:style>
   <w:style w:type="character" w:customStyle="1" w:styleId="StringTok">
     <w:name w:val="StringTok"/>
     <w:basedOn w:val="VerbatimChar"/>
     <w:rPr>
-      <w:color w:val="4070a0"/>
+      <w:rFonts w:ascii="Consolas" w:hAnsi="Consolas"/>
+      <w:color w:val="4070A0"/>
+      <w:sz w:val="22"/>
     </w:rPr>
   </w:style>
   <w:style w:type="character" w:customStyle="1" w:styleId="VerbatimStringTok">
     <w:name w:val="VerbatimStringTok"/>
     <w:basedOn w:val="VerbatimChar"/>
     <w:rPr>
-      <w:color w:val="4070a0"/>
+      <w:rFonts w:ascii="Consolas" w:hAnsi="Consolas"/>
+      <w:color w:val="4070A0"/>
+      <w:sz w:val="22"/>
     </w:rPr>
   </w:style>
   <w:style w:type="character" w:customStyle="1" w:styleId="SpecialStringTok">
     <w:name w:val="SpecialStringTok"/>
     <w:basedOn w:val="VerbatimChar"/>
     <w:rPr>
-      <w:color w:val="bb6688"/>
+      <w:rFonts w:ascii="Consolas" w:hAnsi="Consolas"/>
+      <w:color w:val="BB6688"/>
+      <w:sz w:val="22"/>
     </w:rPr>
   </w:style>
   <w:style w:type="character" w:customStyle="1" w:styleId="ImportTok">
     <w:name w:val="ImportTok"/>
     <w:basedOn w:val="VerbatimChar"/>
     <w:rPr>
+      <w:rFonts w:ascii="Consolas" w:hAnsi="Consolas"/>
       <w:b/>
       <w:color w:val="008000"/>
+      <w:sz w:val="22"/>
     </w:rPr>
   </w:style>
   <w:style w:type="character" w:customStyle="1" w:styleId="CommentTok">
     <w:name w:val="CommentTok"/>
     <w:basedOn w:val="VerbatimChar"/>
     <w:rPr>
+      <w:rFonts w:ascii="Consolas" w:hAnsi="Consolas"/>
       <w:i/>
-      <w:color w:val="60a0b0"/>
+      <w:color w:val="60A0B0"/>
+      <w:sz w:val="22"/>
     </w:rPr>
   </w:style>
   <w:style w:type="character" w:customStyle="1" w:styleId="DocumentationTok">
     <w:name w:val="DocumentationTok"/>
     <w:basedOn w:val="VerbatimChar"/>
     <w:rPr>
+      <w:rFonts w:ascii="Consolas" w:hAnsi="Consolas"/>
       <w:i/>
-      <w:color w:val="ba2121"/>
+      <w:color w:val="BA2121"/>
+      <w:sz w:val="22"/>
     </w:rPr>
   </w:style>
   <w:style w:type="character" w:customStyle="1" w:styleId="AnnotationTok">
     <w:name w:val="AnnotationTok"/>
     <w:basedOn w:val="VerbatimChar"/>
     <w:rPr>
+      <w:rFonts w:ascii="Consolas" w:hAnsi="Consolas"/>
       <w:b/>
       <w:i/>
-      <w:color w:val="60a0b0"/>
+      <w:color w:val="60A0B0"/>
+      <w:sz w:val="22"/>
     </w:rPr>
   </w:style>
   <w:style w:type="character" w:customStyle="1" w:styleId="CommentVarTok">
     <w:name w:val="CommentVarTok"/>
     <w:basedOn w:val="VerbatimChar"/>
     <w:rPr>
+      <w:rFonts w:ascii="Consolas" w:hAnsi="Consolas"/>
       <w:b/>
       <w:i/>
-      <w:color w:val="60a0b0"/>
+      <w:color w:val="60A0B0"/>
+      <w:sz w:val="22"/>
     </w:rPr>
   </w:style>
   <w:style w:type="character" w:customStyle="1" w:styleId="OtherTok">
     <w:name w:val="OtherTok"/>
     <w:basedOn w:val="VerbatimChar"/>
     <w:rPr>
+      <w:rFonts w:ascii="Consolas" w:hAnsi="Consolas"/>
       <w:color w:val="007020"/>
+      <w:sz w:val="22"/>
     </w:rPr>
   </w:style>
   <w:style w:type="character" w:customStyle="1" w:styleId="FunctionTok">
     <w:name w:val="FunctionTok"/>
     <w:basedOn w:val="VerbatimChar"/>
     <w:rPr>
-      <w:color w:val="06287e"/>
+      <w:rFonts w:ascii="Consolas" w:hAnsi="Consolas"/>
+      <w:color w:val="06287E"/>
+      <w:sz w:val="22"/>
     </w:rPr>
   </w:style>
   <w:style w:type="character" w:customStyle="1" w:styleId="VariableTok">
     <w:name w:val="VariableTok"/>
     <w:basedOn w:val="VerbatimChar"/>
     <w:rPr>
-      <w:color w:val="19177c"/>
+      <w:rFonts w:ascii="Consolas" w:hAnsi="Consolas"/>
+      <w:color w:val="19177C"/>
+      <w:sz w:val="22"/>
     </w:rPr>
   </w:style>
   <w:style w:type="character" w:customStyle="1" w:styleId="ControlFlowTok">
     <w:name w:val="ControlFlowTok"/>
     <w:basedOn w:val="VerbatimChar"/>
     <w:rPr>
+      <w:rFonts w:ascii="Consolas" w:hAnsi="Consolas"/>
       <w:b/>
       <w:color w:val="007020"/>
+      <w:sz w:val="22"/>
     </w:rPr>
   </w:style>
   <w:style w:type="character" w:customStyle="1" w:styleId="OperatorTok">
     <w:name w:val="OperatorTok"/>
     <w:basedOn w:val="VerbatimChar"/>
     <w:rPr>
+      <w:rFonts w:ascii="Consolas" w:hAnsi="Consolas"/>
       <w:color w:val="666666"/>
+      <w:sz w:val="22"/>
     </w:rPr>
   </w:style>
   <w:style w:type="character" w:customStyle="1" w:styleId="BuiltInTok">
     <w:name w:val="BuiltInTok"/>
     <w:basedOn w:val="VerbatimChar"/>
     <w:rPr>
+      <w:rFonts w:ascii="Consolas" w:hAnsi="Consolas"/>
       <w:color w:val="008000"/>
+      <w:sz w:val="22"/>
     </w:rPr>
   </w:style>
   <w:style w:type="character" w:customStyle="1" w:styleId="ExtensionTok">
     <w:name w:val="ExtensionTok"/>
     <w:basedOn w:val="VerbatimChar"/>
-    <w:rPr/>
+    <w:rPr>
+      <w:rFonts w:ascii="Consolas" w:hAnsi="Consolas"/>
+      <w:sz w:val="22"/>
+    </w:rPr>
   </w:style>
   <w:style w:type="character" w:customStyle="1" w:styleId="PreprocessorTok">
     <w:name w:val="PreprocessorTok"/>
     <w:basedOn w:val="VerbatimChar"/>
     <w:rPr>
-      <w:color w:val="bc7a00"/>
+      <w:rFonts w:ascii="Consolas" w:hAnsi="Consolas"/>
+      <w:color w:val="BC7A00"/>
+      <w:sz w:val="22"/>
     </w:rPr>
   </w:style>
   <w:style w:type="character" w:customStyle="1" w:styleId="AttributeTok">
     <w:name w:val="AttributeTok"/>
     <w:basedOn w:val="VerbatimChar"/>
     <w:rPr>
-      <w:color w:val="7d9029"/>
+      <w:rFonts w:ascii="Consolas" w:hAnsi="Consolas"/>
+      <w:color w:val="7D9029"/>
+      <w:sz w:val="22"/>
     </w:rPr>
   </w:style>
   <w:style w:type="character" w:customStyle="1" w:styleId="RegionMarkerTok">
     <w:name w:val="RegionMarkerTok"/>
     <w:basedOn w:val="VerbatimChar"/>
-    <w:rPr/>
+    <w:rPr>
+      <w:rFonts w:ascii="Consolas" w:hAnsi="Consolas"/>
+      <w:sz w:val="22"/>
+    </w:rPr>
   </w:style>
   <w:style w:type="character" w:customStyle="1" w:styleId="InformationTok">
     <w:name w:val="InformationTok"/>
     <w:basedOn w:val="VerbatimChar"/>
     <w:rPr>
+      <w:rFonts w:ascii="Consolas" w:hAnsi="Consolas"/>
       <w:b/>
       <w:i/>
-      <w:color w:val="60a0b0"/>
+      <w:color w:val="60A0B0"/>
+      <w:sz w:val="22"/>
     </w:rPr>
   </w:style>
   <w:style w:type="character" w:customStyle="1" w:styleId="WarningTok">
     <w:name w:val="WarningTok"/>
     <w:basedOn w:val="VerbatimChar"/>
     <w:rPr>
+      <w:rFonts w:ascii="Consolas" w:hAnsi="Consolas"/>
       <w:b/>
       <w:i/>
-      <w:color w:val="60a0b0"/>
+      <w:color w:val="60A0B0"/>
+      <w:sz w:val="22"/>
     </w:rPr>
   </w:style>
   <w:style w:type="character" w:customStyle="1" w:styleId="AlertTok">
     <w:name w:val="AlertTok"/>
     <w:basedOn w:val="VerbatimChar"/>
     <w:rPr>
+      <w:rFonts w:ascii="Consolas" w:hAnsi="Consolas"/>
       <w:b/>
-      <w:color w:val="ff0000"/>
+      <w:color w:val="FF0000"/>
+      <w:sz w:val="22"/>
     </w:rPr>
   </w:style>
   <w:style w:type="character" w:customStyle="1" w:styleId="ErrorTok">
     <w:name w:val="ErrorTok"/>
     <w:basedOn w:val="VerbatimChar"/>
     <w:rPr>
+      <w:rFonts w:ascii="Consolas" w:hAnsi="Consolas"/>
       <w:b/>
-      <w:color w:val="ff0000"/>
+      <w:color w:val="FF0000"/>
+      <w:sz w:val="22"/>
     </w:rPr>
   </w:style>
   <w:style w:type="character" w:customStyle="1" w:styleId="NormalTok">
     <w:name w:val="NormalTok"/>
     <w:basedOn w:val="VerbatimChar"/>
-    <w:rPr/>
+    <w:rPr>
+      <w:rFonts w:ascii="Consolas" w:hAnsi="Consolas"/>
+      <w:sz w:val="22"/>
+    </w:rPr>
+  </w:style>
+  <w:style w:type="paragraph" w:styleId="TOC1">
+    <w:name w:val="toc 1"/>
+    <w:basedOn w:val="Normal"/>
+    <w:next w:val="Normal"/>
+    <w:autoRedefine/>
+    <w:uiPriority w:val="39"/>
+    <w:unhideWhenUsed/>
+    <w:rsid w:val="00FE0C21"/>
+    <w:pPr>
+      <w:spacing w:after="100"/>
+    </w:pPr>
+  </w:style>
+  <w:style w:type="paragraph" w:styleId="TOC2">
+    <w:name w:val="toc 2"/>
+    <w:basedOn w:val="Normal"/>
+    <w:next w:val="Normal"/>
+    <w:autoRedefine/>
+    <w:uiPriority w:val="39"/>
+    <w:unhideWhenUsed/>
+    <w:rsid w:val="00FE0C21"/>
+    <w:pPr>
+      <w:spacing w:after="100"/>
+      <w:ind w:left="240"/>
+    </w:pPr>
   </w:style>
 </w:styles>
 </file>
